--- a/docs/Bao_cao_cuoi_ky_IoT_DT42_MQTT.docx
+++ b/docs/Bao_cao_cuoi_ky_IoT_DT42_MQTT.docx
@@ -279,16 +279,16 @@
         <w:rPr>
           <w:rFonts w:cs="Times New Roman"/>
           <w:b/>
-          <w:sz w:val="36"/>
-          <w:szCs w:val="36"/>
+          <w:sz w:val="30"/>
+          <w:szCs w:val="30"/>
         </w:rPr>
       </w:pPr>
       <w:r>
         <w:rPr>
           <w:rFonts w:cs="Times New Roman"/>
           <w:b/>
-          <w:sz w:val="36"/>
-          <w:szCs w:val="36"/>
+          <w:sz w:val="30"/>
+          <w:szCs w:val="30"/>
         </w:rPr>
         <w:t xml:space="preserve">HỆ THỐNG ĐIỀU KHIỂN THIẾT BỊ SỬ DỤNG MQTT</w:t>
       </w:r>
@@ -333,7 +333,7 @@
           <w:sz w:val="28"/>
           <w:szCs w:val="28"/>
         </w:rPr>
-        <w:t xml:space="preserve"> TS. Nguyễn Lê Thái</w:t>
+        <w:t xml:space="preserve"> Nguyễn Lê Thái</w:t>
       </w:r>
       <w:r>
         <w:rPr>
@@ -615,11 +615,11 @@
           <w:footerReference w:type="default" r:id="rId10"/>
           <w:pgSz w:w="11907" w:h="16840" w:code="9"/>
           <w:pgMar w:top="1138" w:right="1138" w:bottom="1138" w:left="1699" w:header="706" w:footer="706" w:gutter="0"/>
-          <w:pgBorders w:display="firstPage">
-            <w:top w:val="thinThickSmallGap" w:sz="24" w:space="10" w:color="auto"/>
-            <w:left w:val="thinThickSmallGap" w:sz="24" w:space="14" w:color="auto"/>
-            <w:bottom w:val="thickThinSmallGap" w:sz="24" w:space="10" w:color="auto"/>
-            <w:right w:val="thickThinSmallGap" w:sz="24" w:space="14" w:color="auto"/>
+          <w:pgBorders w:offsetFrom="text">
+            <w:top w:val="thinThickSmallGap" w:sz="24" w:space="10" w:color="000000"/>
+            <w:left w:val="thinThickSmallGap" w:sz="24" w:space="14" w:color="000000"/>
+            <w:bottom w:val="thickThinSmallGap" w:sz="24" w:space="10" w:color="000000"/>
+            <w:right w:val="thickThinSmallGap" w:sz="24" w:space="14" w:color="000000"/>
           </w:pgBorders>
           <w:pgNumType w:fmt="lowerRoman"/>
           <w:cols w:space="708"/>
@@ -905,16 +905,16 @@
         <w:rPr>
           <w:rFonts w:cs="Times New Roman"/>
           <w:b/>
-          <w:sz w:val="36"/>
-          <w:szCs w:val="36"/>
+          <w:sz w:val="30"/>
+          <w:szCs w:val="30"/>
         </w:rPr>
       </w:pPr>
       <w:r>
         <w:rPr>
           <w:rFonts w:cs="Times New Roman"/>
           <w:b/>
-          <w:sz w:val="36"/>
-          <w:szCs w:val="36"/>
+          <w:sz w:val="30"/>
+          <w:szCs w:val="30"/>
         </w:rPr>
         <w:t xml:space="preserve">HỆ THỐNG ĐIỀU KHIỂN THIẾT BỊ SỬ DỤNG MQTT</w:t>
       </w:r>
@@ -959,7 +959,7 @@
           <w:sz w:val="28"/>
           <w:szCs w:val="28"/>
         </w:rPr>
-        <w:t xml:space="preserve"> TS. Nguyễn Lê Thái</w:t>
+        <w:t xml:space="preserve"> Nguyễn Lê Thái</w:t>
       </w:r>
       <w:r>
         <w:rPr>
@@ -1180,6 +1180,21 @@
           <w:sz w:val="28"/>
           <w:szCs w:val="28"/>
         </w:rPr>
+        <w:sectPr>
+          <w:headerReference w:type="default" r:id="rId9"/>
+          <w:footerReference w:type="default" r:id="rId10"/>
+          <w:pgSz w:w="11907" w:h="16840" w:code="9"/>
+          <w:pgMar w:top="1138" w:right="1138" w:bottom="1138" w:left="1699" w:header="706" w:footer="706" w:gutter="0"/>
+          <w:pgBorders w:offsetFrom="text">
+            <w:top w:val="thinThickSmallGap" w:sz="24" w:space="10" w:color="000000"/>
+            <w:left w:val="thinThickSmallGap" w:sz="24" w:space="14" w:color="000000"/>
+            <w:bottom w:val="thickThinSmallGap" w:sz="24" w:space="10" w:color="000000"/>
+            <w:right w:val="thickThinSmallGap" w:sz="24" w:space="14" w:color="000000"/>
+          </w:pgBorders>
+          <w:pgNumType w:fmt="lowerRoman"/>
+          <w:cols w:space="708"/>
+          <w:docGrid w:linePitch="360"/>
+        </w:sectPr>
       </w:pPr>
       <w:r>
         <w:rPr>
@@ -1886,12 +1901,6 @@
           <w:footerReference w:type="default" r:id="rId12"/>
           <w:pgSz w:w="11907" w:h="16840" w:code="9"/>
           <w:pgMar w:top="1138" w:right="1138" w:bottom="1138" w:left="1699" w:header="706" w:footer="706" w:gutter="0"/>
-          <w:pgBorders w:display="firstPage">
-            <w:top w:val="thinThickSmallGap" w:sz="24" w:space="10" w:color="auto"/>
-            <w:left w:val="thinThickSmallGap" w:sz="24" w:space="14" w:color="auto"/>
-            <w:bottom w:val="thickThinSmallGap" w:sz="24" w:space="10" w:color="auto"/>
-            <w:right w:val="thickThinSmallGap" w:sz="24" w:space="14" w:color="auto"/>
-          </w:pgBorders>
           <w:pgNumType w:fmt="lowerRoman"/>
           <w:cols w:space="708"/>
           <w:docGrid w:linePitch="360"/>
@@ -2151,6 +2160,12 @@
         <w:p>
           <w:pPr>
             <w:pStyle w:val="TOC1"/>
+            <w:snapToGrid w:val="0"/>
+            <w:tabs>
+              <w:tab w:val="left" w:pos="1760"/>
+              <w:tab w:val="right" w:leader="dot" w:pos="8700"/>
+            </w:tabs>
+            <w:spacing w:before="0" w:after="45" w:line="240" w:lineRule="auto"/>
           </w:pPr>
           <w:r>
             <w:fldChar w:fldCharType="begin"/>
@@ -2220,10 +2235,12 @@
         <w:p>
           <w:pPr>
             <w:pStyle w:val="TOC2"/>
+            <w:snapToGrid w:val="0"/>
             <w:tabs>
               <w:tab w:val="left" w:pos="880"/>
-              <w:tab w:val="right" w:leader="dot" w:pos="8778"/>
+              <w:tab w:val="right" w:leader="dot" w:pos="8700"/>
             </w:tabs>
+            <w:spacing w:before="0" w:after="45" w:line="240" w:lineRule="auto"/>
           </w:pPr>
           <w:hyperlink w:anchor="_Toc3000002" w:history="1">
             <w:r>
@@ -2284,10 +2301,12 @@
         <w:p>
           <w:pPr>
             <w:pStyle w:val="TOC2"/>
+            <w:snapToGrid w:val="0"/>
             <w:tabs>
               <w:tab w:val="left" w:pos="880"/>
-              <w:tab w:val="right" w:leader="dot" w:pos="8778"/>
+              <w:tab w:val="right" w:leader="dot" w:pos="8700"/>
             </w:tabs>
+            <w:spacing w:before="0" w:after="45" w:line="240" w:lineRule="auto"/>
           </w:pPr>
           <w:hyperlink w:anchor="_Toc3000003" w:history="1">
             <w:r>
@@ -2348,10 +2367,12 @@
         <w:p>
           <w:pPr>
             <w:pStyle w:val="TOC2"/>
+            <w:snapToGrid w:val="0"/>
             <w:tabs>
               <w:tab w:val="left" w:pos="880"/>
-              <w:tab w:val="right" w:leader="dot" w:pos="8778"/>
+              <w:tab w:val="right" w:leader="dot" w:pos="8700"/>
             </w:tabs>
+            <w:spacing w:before="0" w:after="45" w:line="240" w:lineRule="auto"/>
           </w:pPr>
           <w:hyperlink w:anchor="_Toc3000004" w:history="1">
             <w:r>
@@ -2412,6 +2433,12 @@
         <w:p>
           <w:pPr>
             <w:pStyle w:val="TOC1"/>
+            <w:snapToGrid w:val="0"/>
+            <w:tabs>
+              <w:tab w:val="left" w:pos="1760"/>
+              <w:tab w:val="right" w:leader="dot" w:pos="8700"/>
+            </w:tabs>
+            <w:spacing w:before="0" w:after="45" w:line="240" w:lineRule="auto"/>
           </w:pPr>
           <w:hyperlink w:anchor="_Toc3000005" w:history="1">
             <w:r>
@@ -2472,10 +2499,12 @@
         <w:p>
           <w:pPr>
             <w:pStyle w:val="TOC2"/>
+            <w:snapToGrid w:val="0"/>
             <w:tabs>
               <w:tab w:val="left" w:pos="880"/>
-              <w:tab w:val="right" w:leader="dot" w:pos="8778"/>
+              <w:tab w:val="right" w:leader="dot" w:pos="8700"/>
             </w:tabs>
+            <w:spacing w:before="0" w:after="45" w:line="240" w:lineRule="auto"/>
           </w:pPr>
           <w:hyperlink w:anchor="_Toc3000006" w:history="1">
             <w:r>
@@ -2536,10 +2565,12 @@
         <w:p>
           <w:pPr>
             <w:pStyle w:val="TOC2"/>
+            <w:snapToGrid w:val="0"/>
             <w:tabs>
               <w:tab w:val="left" w:pos="880"/>
-              <w:tab w:val="right" w:leader="dot" w:pos="8778"/>
+              <w:tab w:val="right" w:leader="dot" w:pos="8700"/>
             </w:tabs>
+            <w:spacing w:before="0" w:after="45" w:line="240" w:lineRule="auto"/>
           </w:pPr>
           <w:hyperlink w:anchor="_Toc3000008" w:history="1">
             <w:r>
@@ -2600,10 +2631,12 @@
         <w:p>
           <w:pPr>
             <w:pStyle w:val="TOC2"/>
+            <w:snapToGrid w:val="0"/>
             <w:tabs>
               <w:tab w:val="left" w:pos="880"/>
-              <w:tab w:val="right" w:leader="dot" w:pos="8778"/>
+              <w:tab w:val="right" w:leader="dot" w:pos="8700"/>
             </w:tabs>
+            <w:spacing w:before="0" w:after="45" w:line="240" w:lineRule="auto"/>
           </w:pPr>
           <w:hyperlink w:anchor="_Toc3000011" w:history="1">
             <w:r>
@@ -2621,7 +2654,7 @@
                 <w:rStyle w:val="Hyperlink"/>
                 <w:noProof/>
               </w:rPr>
-              <w:t>Độ trễ truyền thông khứ hồi (RTT)</w:t>
+              <w:t>Độ trễ truyền thông</w:t>
             </w:r>
             <w:r>
               <w:rPr>
@@ -2664,6 +2697,12 @@
         <w:p>
           <w:pPr>
             <w:pStyle w:val="TOC1"/>
+            <w:snapToGrid w:val="0"/>
+            <w:tabs>
+              <w:tab w:val="left" w:pos="1760"/>
+              <w:tab w:val="right" w:leader="dot" w:pos="8700"/>
+            </w:tabs>
+            <w:spacing w:before="0" w:after="45" w:line="240" w:lineRule="auto"/>
           </w:pPr>
           <w:hyperlink w:anchor="_Toc3000012" w:history="1">
             <w:r>
@@ -2724,10 +2763,12 @@
         <w:p>
           <w:pPr>
             <w:pStyle w:val="TOC2"/>
+            <w:snapToGrid w:val="0"/>
             <w:tabs>
               <w:tab w:val="left" w:pos="880"/>
-              <w:tab w:val="right" w:leader="dot" w:pos="8778"/>
+              <w:tab w:val="right" w:leader="dot" w:pos="8700"/>
             </w:tabs>
+            <w:spacing w:before="0" w:after="45" w:line="240" w:lineRule="auto"/>
           </w:pPr>
           <w:hyperlink w:anchor="_Toc3000013" w:history="1">
             <w:r>
@@ -2788,10 +2829,12 @@
         <w:p>
           <w:pPr>
             <w:pStyle w:val="TOC2"/>
+            <w:snapToGrid w:val="0"/>
             <w:tabs>
               <w:tab w:val="left" w:pos="880"/>
-              <w:tab w:val="right" w:leader="dot" w:pos="8778"/>
+              <w:tab w:val="right" w:leader="dot" w:pos="8700"/>
             </w:tabs>
+            <w:spacing w:before="0" w:after="45" w:line="240" w:lineRule="auto"/>
           </w:pPr>
           <w:hyperlink w:anchor="_Toc3000015" w:history="1">
             <w:r>
@@ -2809,7 +2852,7 @@
                 <w:rStyle w:val="Hyperlink"/>
                 <w:noProof/>
               </w:rPr>
-              <w:t>Thiết kế cấu trúc topic và định dạng gói tin</w:t>
+              <w:t>Thiết kế topic và gói tin</w:t>
             </w:r>
             <w:r>
               <w:rPr>
@@ -2839,7 +2882,7 @@
               <w:rPr>
                 <w:webHidden/>
               </w:rPr>
-              <w:t>5</w:t>
+              <w:t>6</w:t>
             </w:r>
             <w:r>
               <w:rPr>
@@ -2852,10 +2895,12 @@
         <w:p>
           <w:pPr>
             <w:pStyle w:val="TOC2"/>
+            <w:snapToGrid w:val="0"/>
             <w:tabs>
               <w:tab w:val="left" w:pos="880"/>
-              <w:tab w:val="right" w:leader="dot" w:pos="8778"/>
+              <w:tab w:val="right" w:leader="dot" w:pos="8700"/>
             </w:tabs>
+            <w:spacing w:before="0" w:after="45" w:line="240" w:lineRule="auto"/>
           </w:pPr>
           <w:hyperlink w:anchor="_Toc3000017" w:history="1">
             <w:r>
@@ -2916,6 +2961,12 @@
         <w:p>
           <w:pPr>
             <w:pStyle w:val="TOC1"/>
+            <w:snapToGrid w:val="0"/>
+            <w:tabs>
+              <w:tab w:val="left" w:pos="1760"/>
+              <w:tab w:val="right" w:leader="dot" w:pos="8700"/>
+            </w:tabs>
+            <w:spacing w:before="0" w:after="45" w:line="240" w:lineRule="auto"/>
           </w:pPr>
           <w:hyperlink w:anchor="_Toc3000021" w:history="1">
             <w:r>
@@ -2976,10 +3027,12 @@
         <w:p>
           <w:pPr>
             <w:pStyle w:val="TOC2"/>
+            <w:snapToGrid w:val="0"/>
             <w:tabs>
               <w:tab w:val="left" w:pos="880"/>
-              <w:tab w:val="right" w:leader="dot" w:pos="8778"/>
+              <w:tab w:val="right" w:leader="dot" w:pos="8700"/>
             </w:tabs>
+            <w:spacing w:before="0" w:after="45" w:line="240" w:lineRule="auto"/>
           </w:pPr>
           <w:hyperlink w:anchor="_Toc3000022" w:history="1">
             <w:r>
@@ -3040,10 +3093,12 @@
         <w:p>
           <w:pPr>
             <w:pStyle w:val="TOC2"/>
+            <w:snapToGrid w:val="0"/>
             <w:tabs>
               <w:tab w:val="left" w:pos="880"/>
-              <w:tab w:val="right" w:leader="dot" w:pos="8778"/>
+              <w:tab w:val="right" w:leader="dot" w:pos="8700"/>
             </w:tabs>
+            <w:spacing w:before="0" w:after="45" w:line="240" w:lineRule="auto"/>
           </w:pPr>
           <w:hyperlink w:anchor="_Toc3000025" w:history="1">
             <w:r>
@@ -3061,7 +3116,7 @@
                 <w:rStyle w:val="Hyperlink"/>
                 <w:noProof/>
               </w:rPr>
-              <w:t>Kiểm thử chức năng điều khiển và phản hồi trạng thái</w:t>
+              <w:t>Kiểm thử chức năng</w:t>
             </w:r>
             <w:r>
               <w:rPr>
@@ -3104,10 +3159,12 @@
         <w:p>
           <w:pPr>
             <w:pStyle w:val="TOC2"/>
+            <w:snapToGrid w:val="0"/>
             <w:tabs>
               <w:tab w:val="left" w:pos="880"/>
-              <w:tab w:val="right" w:leader="dot" w:pos="8778"/>
+              <w:tab w:val="right" w:leader="dot" w:pos="8700"/>
             </w:tabs>
+            <w:spacing w:before="0" w:after="45" w:line="240" w:lineRule="auto"/>
           </w:pPr>
           <w:hyperlink w:anchor="_Toc3000027" w:history="1">
             <w:r>
@@ -3125,7 +3182,7 @@
                 <w:rStyle w:val="Hyperlink"/>
                 <w:noProof/>
               </w:rPr>
-              <w:t>Kết quả đo và đánh giá độ trễ truyền thông</w:t>
+              <w:t>Đo độ trễ truyền thông</w:t>
             </w:r>
             <w:r>
               <w:rPr>
@@ -3168,6 +3225,12 @@
         <w:p>
           <w:pPr>
             <w:pStyle w:val="TOC1"/>
+            <w:snapToGrid w:val="0"/>
+            <w:tabs>
+              <w:tab w:val="left" w:pos="1760"/>
+              <w:tab w:val="right" w:leader="dot" w:pos="8700"/>
+            </w:tabs>
+            <w:spacing w:before="0" w:after="45" w:line="240" w:lineRule="auto"/>
           </w:pPr>
           <w:hyperlink w:anchor="_Toc3000029" w:history="1">
             <w:r>
@@ -3215,7 +3278,7 @@
               <w:rPr>
                 <w:webHidden/>
               </w:rPr>
-              <w:t>12</w:t>
+              <w:t>11</w:t>
             </w:r>
             <w:r>
               <w:rPr>
@@ -3228,10 +3291,12 @@
         <w:p>
           <w:pPr>
             <w:pStyle w:val="TOC2"/>
+            <w:snapToGrid w:val="0"/>
             <w:tabs>
               <w:tab w:val="left" w:pos="880"/>
-              <w:tab w:val="right" w:leader="dot" w:pos="8778"/>
+              <w:tab w:val="right" w:leader="dot" w:pos="8700"/>
             </w:tabs>
+            <w:spacing w:before="0" w:after="45" w:line="240" w:lineRule="auto"/>
           </w:pPr>
           <w:hyperlink w:anchor="_Toc3000030" w:history="1">
             <w:r>
@@ -3279,7 +3344,7 @@
               <w:rPr>
                 <w:webHidden/>
               </w:rPr>
-              <w:t>12</w:t>
+              <w:t>11</w:t>
             </w:r>
             <w:r>
               <w:rPr>
@@ -3292,10 +3357,12 @@
         <w:p>
           <w:pPr>
             <w:pStyle w:val="TOC2"/>
+            <w:snapToGrid w:val="0"/>
             <w:tabs>
               <w:tab w:val="left" w:pos="880"/>
-              <w:tab w:val="right" w:leader="dot" w:pos="8778"/>
+              <w:tab w:val="right" w:leader="dot" w:pos="8700"/>
             </w:tabs>
+            <w:spacing w:before="0" w:after="45" w:line="240" w:lineRule="auto"/>
           </w:pPr>
           <w:hyperlink w:anchor="_Toc3000031" w:history="1">
             <w:r>
@@ -3343,7 +3410,7 @@
               <w:rPr>
                 <w:webHidden/>
               </w:rPr>
-              <w:t>12</w:t>
+              <w:t>11</w:t>
             </w:r>
             <w:r>
               <w:rPr>
@@ -3356,6 +3423,12 @@
         <w:p>
           <w:pPr>
             <w:pStyle w:val="TOC1"/>
+            <w:snapToGrid w:val="0"/>
+            <w:tabs>
+              <w:tab w:val="clear" w:pos="1760"/>
+              <w:tab w:val="right" w:leader="dot" w:pos="8700"/>
+            </w:tabs>
+            <w:spacing w:before="0" w:after="45" w:line="240" w:lineRule="auto"/>
           </w:pPr>
           <w:hyperlink w:anchor="_Toc3000032" w:history="1">
             <w:r>
@@ -3393,7 +3466,7 @@
               <w:rPr>
                 <w:webHidden/>
               </w:rPr>
-              <w:t>13</w:t>
+              <w:t>12</w:t>
             </w:r>
             <w:r>
               <w:rPr>
@@ -3406,6 +3479,12 @@
         <w:p>
           <w:pPr>
             <w:pStyle w:val="TOC1"/>
+            <w:snapToGrid w:val="0"/>
+            <w:tabs>
+              <w:tab w:val="clear" w:pos="1760"/>
+              <w:tab w:val="right" w:leader="dot" w:pos="8700"/>
+            </w:tabs>
+            <w:spacing w:before="0" w:after="45" w:line="240" w:lineRule="auto"/>
           </w:pPr>
           <w:hyperlink w:anchor="_Toc3000033" w:history="1">
             <w:r>
@@ -3443,7 +3522,7 @@
               <w:rPr>
                 <w:webHidden/>
               </w:rPr>
-              <w:t>14</w:t>
+              <w:t>13</w:t>
             </w:r>
             <w:r>
               <w:rPr>
@@ -3503,9 +3582,11 @@
     <w:p>
       <w:pPr>
         <w:pStyle w:val="TableofFigures"/>
+        <w:snapToGrid w:val="0"/>
         <w:tabs>
-          <w:tab w:val="right" w:leader="dot" w:pos="8778"/>
+          <w:tab w:val="right" w:leader="dot" w:pos="8700"/>
         </w:tabs>
+        <w:spacing w:before="0" w:after="60" w:line="240" w:lineRule="auto"/>
       </w:pPr>
       <w:r>
         <w:fldChar w:fldCharType="begin"/>
@@ -3522,7 +3603,7 @@
             <w:rStyle w:val="Hyperlink"/>
             <w:noProof/>
           </w:rPr>
-          <w:t>Hình 2.1. Mô hình truyền thông Publish/Subscribe trong MQTT</w:t>
+          <w:t>Hình 2.1. Mô hình Publish/Subscribe</w:t>
         </w:r>
         <w:r>
           <w:rPr>
@@ -3565,9 +3646,11 @@
     <w:p>
       <w:pPr>
         <w:pStyle w:val="TableofFigures"/>
+        <w:snapToGrid w:val="0"/>
         <w:tabs>
-          <w:tab w:val="right" w:leader="dot" w:pos="8778"/>
+          <w:tab w:val="right" w:leader="dot" w:pos="8700"/>
         </w:tabs>
+        <w:spacing w:before="0" w:after="60" w:line="240" w:lineRule="auto"/>
       </w:pPr>
       <w:hyperlink w:anchor="_Toc3000009" w:history="1">
         <w:r>
@@ -3575,7 +3658,7 @@
             <w:rStyle w:val="Hyperlink"/>
             <w:noProof/>
           </w:rPr>
-          <w:t>Hình 2.2. Trình tự trao đổi gói tin điều khiển của ba mức QoS</w:t>
+          <w:t>Hình 2.2. Trình tự gói tin của các mức QoS</w:t>
         </w:r>
         <w:r>
           <w:rPr>
@@ -3618,9 +3701,11 @@
     <w:p>
       <w:pPr>
         <w:pStyle w:val="TableofFigures"/>
+        <w:snapToGrid w:val="0"/>
         <w:tabs>
-          <w:tab w:val="right" w:leader="dot" w:pos="8778"/>
+          <w:tab w:val="right" w:leader="dot" w:pos="8700"/>
         </w:tabs>
+        <w:spacing w:before="0" w:after="60" w:line="240" w:lineRule="auto"/>
       </w:pPr>
       <w:hyperlink w:anchor="_Toc3000014" w:history="1">
         <w:r>
@@ -3628,7 +3713,7 @@
             <w:rStyle w:val="Hyperlink"/>
             <w:noProof/>
           </w:rPr>
-          <w:t>Hình 3.1. Sơ đồ khối kiến trúc hệ thống điều khiển và giám sát</w:t>
+          <w:t>Hình 3.1. Sơ đồ khối hệ thống</w:t>
         </w:r>
         <w:r>
           <w:rPr>
@@ -3671,9 +3756,11 @@
     <w:p>
       <w:pPr>
         <w:pStyle w:val="TableofFigures"/>
+        <w:snapToGrid w:val="0"/>
         <w:tabs>
-          <w:tab w:val="right" w:leader="dot" w:pos="8778"/>
+          <w:tab w:val="right" w:leader="dot" w:pos="8700"/>
         </w:tabs>
+        <w:spacing w:before="0" w:after="60" w:line="240" w:lineRule="auto"/>
       </w:pPr>
       <w:hyperlink w:anchor="_Toc3000018" w:history="1">
         <w:r>
@@ -3681,7 +3768,7 @@
             <w:rStyle w:val="Hyperlink"/>
             <w:noProof/>
           </w:rPr>
-          <w:t>Hình 3.2. Trình tự xử lý một lệnh điều khiển và đo độ trễ RTT</w:t>
+          <w:t>Hình 3.2. Trình tự xử lý một lệnh điều khiển</w:t>
         </w:r>
         <w:r>
           <w:rPr>
@@ -3724,9 +3811,11 @@
     <w:p>
       <w:pPr>
         <w:pStyle w:val="TableofFigures"/>
+        <w:snapToGrid w:val="0"/>
         <w:tabs>
-          <w:tab w:val="right" w:leader="dot" w:pos="8778"/>
+          <w:tab w:val="right" w:leader="dot" w:pos="8700"/>
         </w:tabs>
+        <w:spacing w:before="0" w:after="60" w:line="240" w:lineRule="auto"/>
       </w:pPr>
       <w:hyperlink w:anchor="_Toc3000019" w:history="1">
         <w:r>
@@ -3734,7 +3823,7 @@
             <w:rStyle w:val="Hyperlink"/>
             <w:noProof/>
           </w:rPr>
-          <w:t>Hình 3.3. Lưu đồ thuật toán chương trình trên vi điều khiển ESP32</w:t>
+          <w:t>Hình 3.3. Lưu đồ chương trình trên ESP32</w:t>
         </w:r>
         <w:r>
           <w:rPr>
@@ -3777,9 +3866,11 @@
     <w:p>
       <w:pPr>
         <w:pStyle w:val="TableofFigures"/>
+        <w:snapToGrid w:val="0"/>
         <w:tabs>
-          <w:tab w:val="right" w:leader="dot" w:pos="8778"/>
+          <w:tab w:val="right" w:leader="dot" w:pos="8700"/>
         </w:tabs>
+        <w:spacing w:before="0" w:after="60" w:line="240" w:lineRule="auto"/>
       </w:pPr>
       <w:hyperlink w:anchor="_Toc3000020" w:history="1">
         <w:r>
@@ -3787,7 +3878,7 @@
             <w:rStyle w:val="Hyperlink"/>
             <w:noProof/>
           </w:rPr>
-          <w:t>Hình 3.4. Lưu đồ thuật toán xử lý trên giao diện Web Dashboard</w:t>
+          <w:t>Hình 3.4. Lưu đồ xử lý trên Web Dashboard</w:t>
         </w:r>
         <w:r>
           <w:rPr>
@@ -3830,9 +3921,11 @@
     <w:p>
       <w:pPr>
         <w:pStyle w:val="TableofFigures"/>
+        <w:snapToGrid w:val="0"/>
         <w:tabs>
-          <w:tab w:val="right" w:leader="dot" w:pos="8778"/>
+          <w:tab w:val="right" w:leader="dot" w:pos="8700"/>
         </w:tabs>
+        <w:spacing w:before="0" w:after="60" w:line="240" w:lineRule="auto"/>
       </w:pPr>
       <w:hyperlink w:anchor="_Toc3000024" w:history="1">
         <w:r>
@@ -3840,7 +3933,7 @@
             <w:rStyle w:val="Hyperlink"/>
             <w:noProof/>
           </w:rPr>
-          <w:t>Hình 4.1. Sơ đồ đấu nối phần cứng và kết nối mạng mô hình thực nghiệm</w:t>
+          <w:t>Hình 4.1. Sơ đồ đấu nối mô hình thực nghiệm</w:t>
         </w:r>
         <w:r>
           <w:rPr>
@@ -3880,59 +3973,6 @@
         </w:r>
       </w:hyperlink>
     </w:p>
-    <w:p>
-      <w:pPr>
-        <w:pStyle w:val="TableofFigures"/>
-        <w:tabs>
-          <w:tab w:val="right" w:leader="dot" w:pos="8778"/>
-        </w:tabs>
-      </w:pPr>
-      <w:hyperlink w:anchor="_Toc3000034" w:history="1">
-        <w:r>
-          <w:rPr>
-            <w:rStyle w:val="Hyperlink"/>
-            <w:noProof/>
-          </w:rPr>
-          <w:t>Hình 4.2. Biểu đồ kết quả đo RTT qua 30 lần đo và phân bố thống kê theo mức QoS</w:t>
-        </w:r>
-        <w:r>
-          <w:rPr>
-            <w:webHidden/>
-          </w:rPr>
-          <w:tab/>
-        </w:r>
-        <w:r>
-          <w:rPr>
-            <w:webHidden/>
-          </w:rPr>
-          <w:fldChar w:fldCharType="begin"/>
-        </w:r>
-        <w:r>
-          <w:rPr>
-            <w:webHidden/>
-          </w:rPr>
-          <w:instrText xml:space="preserve"> PAGEREF _Toc3000034 \h </w:instrText>
-        </w:r>
-        <w:r>
-          <w:rPr>
-            <w:webHidden/>
-          </w:rPr>
-          <w:fldChar w:fldCharType="separate"/>
-        </w:r>
-        <w:r>
-          <w:rPr>
-            <w:webHidden/>
-          </w:rPr>
-          <w:t>11</w:t>
-        </w:r>
-        <w:r>
-          <w:rPr>
-            <w:webHidden/>
-          </w:rPr>
-          <w:fldChar w:fldCharType="end"/>
-        </w:r>
-      </w:hyperlink>
-    </w:p>
     <w:p ns2:paraId="7C16ABC9" ns2:textId="1431BC4F">
       <w:pPr>
         <w:spacing w:line="288" w:lineRule="auto"/>
@@ -3964,9 +4004,11 @@
     <w:p>
       <w:pPr>
         <w:pStyle w:val="TableofFigures"/>
+        <w:snapToGrid w:val="0"/>
         <w:tabs>
-          <w:tab w:val="right" w:leader="dot" w:pos="8778"/>
+          <w:tab w:val="right" w:leader="dot" w:pos="8700"/>
         </w:tabs>
+        <w:spacing w:before="0" w:after="60" w:line="240" w:lineRule="auto"/>
       </w:pPr>
       <w:r>
         <w:fldChar w:fldCharType="begin"/>
@@ -3983,7 +4025,7 @@
             <w:rStyle w:val="Hyperlink"/>
             <w:noProof/>
           </w:rPr>
-          <w:t>Bảng 2.1. So sánh cơ chế trao đổi gói tin của ba mức QoS</w:t>
+          <w:t>Bảng 2.1. So sánh các mức QoS</w:t>
         </w:r>
         <w:r>
           <w:rPr>
@@ -4013,7 +4055,7 @@
           <w:rPr>
             <w:webHidden/>
           </w:rPr>
-          <w:t>3</w:t>
+          <w:t>4</w:t>
         </w:r>
         <w:r>
           <w:rPr>
@@ -4026,9 +4068,11 @@
     <w:p>
       <w:pPr>
         <w:pStyle w:val="TableofFigures"/>
+        <w:snapToGrid w:val="0"/>
         <w:tabs>
-          <w:tab w:val="right" w:leader="dot" w:pos="8778"/>
+          <w:tab w:val="right" w:leader="dot" w:pos="8700"/>
         </w:tabs>
+        <w:spacing w:before="0" w:after="60" w:line="240" w:lineRule="auto"/>
       </w:pPr>
       <w:hyperlink w:anchor="_Toc3000016" w:history="1">
         <w:r>
@@ -4036,7 +4080,7 @@
             <w:rStyle w:val="Hyperlink"/>
             <w:noProof/>
           </w:rPr>
-          <w:t>Bảng 3.1. Quy hoạch topic và định dạng gói tin JSON của hệ thống</w:t>
+          <w:t>Bảng 3.1. Topic và định dạng gói tin</w:t>
         </w:r>
         <w:r>
           <w:rPr>
@@ -4079,9 +4123,11 @@
     <w:p>
       <w:pPr>
         <w:pStyle w:val="TableofFigures"/>
+        <w:snapToGrid w:val="0"/>
         <w:tabs>
-          <w:tab w:val="right" w:leader="dot" w:pos="8778"/>
+          <w:tab w:val="right" w:leader="dot" w:pos="8700"/>
         </w:tabs>
+        <w:spacing w:before="0" w:after="60" w:line="240" w:lineRule="auto"/>
       </w:pPr>
       <w:hyperlink w:anchor="_Toc3000023" w:history="1">
         <w:r>
@@ -4089,7 +4135,7 @@
             <w:rStyle w:val="Hyperlink"/>
             <w:noProof/>
           </w:rPr>
-          <w:t>Bảng 4.1. Thông số kỹ thuật các thành phần trong mô hình thực nghiệm</w:t>
+          <w:t>Bảng 4.1. Thành phần của mô hình thực nghiệm</w:t>
         </w:r>
         <w:r>
           <w:rPr>
@@ -4132,9 +4178,11 @@
     <w:p>
       <w:pPr>
         <w:pStyle w:val="TableofFigures"/>
+        <w:snapToGrid w:val="0"/>
         <w:tabs>
-          <w:tab w:val="right" w:leader="dot" w:pos="8778"/>
+          <w:tab w:val="right" w:leader="dot" w:pos="8700"/>
         </w:tabs>
+        <w:spacing w:before="0" w:after="60" w:line="240" w:lineRule="auto"/>
       </w:pPr>
       <w:hyperlink w:anchor="_Toc3000026" w:history="1">
         <w:r>
@@ -4142,7 +4190,7 @@
             <w:rStyle w:val="Hyperlink"/>
             <w:noProof/>
           </w:rPr>
-          <w:t>Bảng 4.2. Kết quả kiểm thử chức năng điều khiển và phản hồi trạng thái</w:t>
+          <w:t>Bảng 4.2. Kiểm thử chức năng điều khiển và phản hồi trạng thái</w:t>
         </w:r>
         <w:r>
           <w:rPr>
@@ -4185,9 +4233,11 @@
     <w:p>
       <w:pPr>
         <w:pStyle w:val="TableofFigures"/>
+        <w:snapToGrid w:val="0"/>
         <w:tabs>
-          <w:tab w:val="right" w:leader="dot" w:pos="8778"/>
+          <w:tab w:val="right" w:leader="dot" w:pos="8700"/>
         </w:tabs>
+        <w:spacing w:before="0" w:after="60" w:line="240" w:lineRule="auto"/>
       </w:pPr>
       <w:hyperlink w:anchor="_Toc3000028" w:history="1">
         <w:r>
@@ -4195,7 +4245,7 @@
             <w:rStyle w:val="Hyperlink"/>
             <w:noProof/>
           </w:rPr>
-          <w:t>Bảng 4.3. Kết quả thống kê độ trễ khứ hồi (RTT) theo mức QoS (N = 30)</w:t>
+          <w:t>Bảng 4.3. Kết quả đo RTT theo mức QoS</w:t>
         </w:r>
         <w:r>
           <w:rPr>
@@ -4300,9 +4350,9 @@
         <w:tblLook w:val="04A0" w:firstRow="1" w:lastRow="0" w:firstColumn="1" w:lastColumn="0" w:noHBand="0" w:noVBand="1"/>
       </w:tblPr>
       <w:tblGrid>
-        <w:gridCol w:w="900"/>
-        <w:gridCol w:w="1800"/>
-        <w:gridCol w:w="6088"/>
+        <w:gridCol w:w="1000"/>
+        <w:gridCol w:w="2000"/>
+        <w:gridCol w:w="5788"/>
       </w:tblGrid>
       <w:tr>
         <w:trPr>
@@ -4311,20 +4361,22 @@
         </w:trPr>
         <w:tc>
           <w:tcPr>
-            <w:tcW w:w="900" w:type="dxa"/>
+            <w:tcW w:w="1000" w:type="dxa"/>
             <w:shd w:val="clear" w:color="auto" w:fill="E7E6E6" w:themeFill="background2"/>
             <w:vAlign w:val="center"/>
           </w:tcPr>
           <w:p>
             <w:pPr>
               <w:keepNext/>
-              <w:spacing w:before="40" w:after="40"/>
+              <w:snapToGrid w:val="0"/>
+              <w:spacing w:before="40" w:after="40" w:line="240" w:lineRule="auto"/>
               <w:ind w:firstLine="0"/>
               <w:jc w:val="center"/>
             </w:pPr>
             <w:r>
               <w:rPr>
                 <w:b/>
+                <w:bCs/>
               </w:rPr>
               <w:t>STT</w:t>
             </w:r>
@@ -4332,20 +4384,22 @@
         </w:tc>
         <w:tc>
           <w:tcPr>
-            <w:tcW w:w="1800" w:type="dxa"/>
+            <w:tcW w:w="2000" w:type="dxa"/>
             <w:shd w:val="clear" w:color="auto" w:fill="E7E6E6" w:themeFill="background2"/>
             <w:vAlign w:val="center"/>
           </w:tcPr>
           <w:p>
             <w:pPr>
               <w:keepNext/>
-              <w:spacing w:before="40" w:after="40"/>
+              <w:snapToGrid w:val="0"/>
+              <w:spacing w:before="40" w:after="40" w:line="240" w:lineRule="auto"/>
               <w:ind w:firstLine="0"/>
               <w:jc w:val="center"/>
             </w:pPr>
             <w:r>
               <w:rPr>
                 <w:b/>
+                <w:bCs/>
               </w:rPr>
               <w:t>Từ viết tắt</w:t>
             </w:r>
@@ -4353,22 +4407,24 @@
         </w:tc>
         <w:tc>
           <w:tcPr>
-            <w:tcW w:w="6088" w:type="dxa"/>
+            <w:tcW w:w="5788" w:type="dxa"/>
             <w:shd w:val="clear" w:color="auto" w:fill="E7E6E6" w:themeFill="background2"/>
             <w:vAlign w:val="center"/>
           </w:tcPr>
           <w:p>
             <w:pPr>
               <w:keepNext/>
-              <w:spacing w:before="40" w:after="40"/>
+              <w:snapToGrid w:val="0"/>
+              <w:spacing w:before="40" w:after="40" w:line="240" w:lineRule="auto"/>
               <w:ind w:firstLine="0"/>
               <w:jc w:val="center"/>
             </w:pPr>
             <w:r>
               <w:rPr>
                 <w:b/>
-              </w:rPr>
-              <w:t>Chữ viết đầy đủ và giải thích</w:t>
+                <w:bCs/>
+              </w:rPr>
+              <w:t>Chữ viết đầy đủ</w:t>
             </w:r>
           </w:p>
         </w:tc>
@@ -4379,12 +4435,13 @@
         </w:trPr>
         <w:tc>
           <w:tcPr>
-            <w:tcW w:w="900" w:type="dxa"/>
-            <w:vAlign w:val="center"/>
-          </w:tcPr>
-          <w:p>
-            <w:pPr>
-              <w:spacing w:before="40" w:after="40"/>
+            <w:tcW w:w="1000" w:type="dxa"/>
+            <w:vAlign w:val="center"/>
+          </w:tcPr>
+          <w:p>
+            <w:pPr>
+              <w:snapToGrid w:val="0"/>
+              <w:spacing w:before="40" w:after="40" w:line="240" w:lineRule="auto"/>
               <w:ind w:firstLine="0"/>
               <w:jc w:val="center"/>
             </w:pPr>
@@ -4395,33 +4452,35 @@
         </w:tc>
         <w:tc>
           <w:tcPr>
-            <w:tcW w:w="1800" w:type="dxa"/>
-            <w:vAlign w:val="center"/>
-          </w:tcPr>
-          <w:p>
-            <w:pPr>
-              <w:spacing w:before="40" w:after="40"/>
-              <w:ind w:firstLine="0"/>
-              <w:jc w:val="center"/>
-            </w:pPr>
-            <w:r>
-              <w:t>GPIO</w:t>
-            </w:r>
-          </w:p>
-        </w:tc>
-        <w:tc>
-          <w:tcPr>
-            <w:tcW w:w="6088" w:type="dxa"/>
-            <w:vAlign w:val="center"/>
-          </w:tcPr>
-          <w:p>
-            <w:pPr>
-              <w:spacing w:before="40" w:after="40"/>
+            <w:tcW w:w="2000" w:type="dxa"/>
+            <w:vAlign w:val="center"/>
+          </w:tcPr>
+          <w:p>
+            <w:pPr>
+              <w:snapToGrid w:val="0"/>
+              <w:spacing w:before="40" w:after="40" w:line="240" w:lineRule="auto"/>
+              <w:ind w:firstLine="0"/>
+              <w:jc w:val="center"/>
+            </w:pPr>
+            <w:r>
+              <w:t>IP</w:t>
+            </w:r>
+          </w:p>
+        </w:tc>
+        <w:tc>
+          <w:tcPr>
+            <w:tcW w:w="5788" w:type="dxa"/>
+            <w:vAlign w:val="center"/>
+          </w:tcPr>
+          <w:p>
+            <w:pPr>
+              <w:snapToGrid w:val="0"/>
+              <w:spacing w:before="40" w:after="40" w:line="240" w:lineRule="auto"/>
               <w:ind w:firstLine="0"/>
               <w:jc w:val="left"/>
             </w:pPr>
             <w:r>
-              <w:t>General-Purpose Input/Output (Chân vào/ra đa năng)</w:t>
+              <w:t>Internet Protocol</w:t>
             </w:r>
           </w:p>
         </w:tc>
@@ -4432,12 +4491,13 @@
         </w:trPr>
         <w:tc>
           <w:tcPr>
-            <w:tcW w:w="900" w:type="dxa"/>
-            <w:vAlign w:val="center"/>
-          </w:tcPr>
-          <w:p>
-            <w:pPr>
-              <w:spacing w:before="40" w:after="40"/>
+            <w:tcW w:w="1000" w:type="dxa"/>
+            <w:vAlign w:val="center"/>
+          </w:tcPr>
+          <w:p>
+            <w:pPr>
+              <w:snapToGrid w:val="0"/>
+              <w:spacing w:before="40" w:after="40" w:line="240" w:lineRule="auto"/>
               <w:ind w:firstLine="0"/>
               <w:jc w:val="center"/>
             </w:pPr>
@@ -4448,33 +4508,35 @@
         </w:tc>
         <w:tc>
           <w:tcPr>
-            <w:tcW w:w="1800" w:type="dxa"/>
-            <w:vAlign w:val="center"/>
-          </w:tcPr>
-          <w:p>
-            <w:pPr>
-              <w:spacing w:before="40" w:after="40"/>
-              <w:ind w:firstLine="0"/>
-              <w:jc w:val="center"/>
-            </w:pPr>
-            <w:r>
-              <w:t>IoT</w:t>
-            </w:r>
-          </w:p>
-        </w:tc>
-        <w:tc>
-          <w:tcPr>
-            <w:tcW w:w="6088" w:type="dxa"/>
-            <w:vAlign w:val="center"/>
-          </w:tcPr>
-          <w:p>
-            <w:pPr>
-              <w:spacing w:before="40" w:after="40"/>
+            <w:tcW w:w="2000" w:type="dxa"/>
+            <w:vAlign w:val="center"/>
+          </w:tcPr>
+          <w:p>
+            <w:pPr>
+              <w:snapToGrid w:val="0"/>
+              <w:spacing w:before="40" w:after="40" w:line="240" w:lineRule="auto"/>
+              <w:ind w:firstLine="0"/>
+              <w:jc w:val="center"/>
+            </w:pPr>
+            <w:r>
+              <w:t>JSON</w:t>
+            </w:r>
+          </w:p>
+        </w:tc>
+        <w:tc>
+          <w:tcPr>
+            <w:tcW w:w="5788" w:type="dxa"/>
+            <w:vAlign w:val="center"/>
+          </w:tcPr>
+          <w:p>
+            <w:pPr>
+              <w:snapToGrid w:val="0"/>
+              <w:spacing w:before="40" w:after="40" w:line="240" w:lineRule="auto"/>
               <w:ind w:firstLine="0"/>
               <w:jc w:val="left"/>
             </w:pPr>
             <w:r>
-              <w:t>Internet of Things (Internet vạn vật)</w:t>
+              <w:t>JavaScript Object Notation</w:t>
             </w:r>
           </w:p>
         </w:tc>
@@ -4485,12 +4547,13 @@
         </w:trPr>
         <w:tc>
           <w:tcPr>
-            <w:tcW w:w="900" w:type="dxa"/>
-            <w:vAlign w:val="center"/>
-          </w:tcPr>
-          <w:p>
-            <w:pPr>
-              <w:spacing w:before="40" w:after="40"/>
+            <w:tcW w:w="1000" w:type="dxa"/>
+            <w:vAlign w:val="center"/>
+          </w:tcPr>
+          <w:p>
+            <w:pPr>
+              <w:snapToGrid w:val="0"/>
+              <w:spacing w:before="40" w:after="40" w:line="240" w:lineRule="auto"/>
               <w:ind w:firstLine="0"/>
               <w:jc w:val="center"/>
             </w:pPr>
@@ -4501,33 +4564,35 @@
         </w:tc>
         <w:tc>
           <w:tcPr>
-            <w:tcW w:w="1800" w:type="dxa"/>
-            <w:vAlign w:val="center"/>
-          </w:tcPr>
-          <w:p>
-            <w:pPr>
-              <w:spacing w:before="40" w:after="40"/>
-              <w:ind w:firstLine="0"/>
-              <w:jc w:val="center"/>
-            </w:pPr>
-            <w:r>
-              <w:t>IP</w:t>
-            </w:r>
-          </w:p>
-        </w:tc>
-        <w:tc>
-          <w:tcPr>
-            <w:tcW w:w="6088" w:type="dxa"/>
-            <w:vAlign w:val="center"/>
-          </w:tcPr>
-          <w:p>
-            <w:pPr>
-              <w:spacing w:before="40" w:after="40"/>
+            <w:tcW w:w="2000" w:type="dxa"/>
+            <w:vAlign w:val="center"/>
+          </w:tcPr>
+          <w:p>
+            <w:pPr>
+              <w:snapToGrid w:val="0"/>
+              <w:spacing w:before="40" w:after="40" w:line="240" w:lineRule="auto"/>
+              <w:ind w:firstLine="0"/>
+              <w:jc w:val="center"/>
+            </w:pPr>
+            <w:r>
+              <w:t>LWT</w:t>
+            </w:r>
+          </w:p>
+        </w:tc>
+        <w:tc>
+          <w:tcPr>
+            <w:tcW w:w="5788" w:type="dxa"/>
+            <w:vAlign w:val="center"/>
+          </w:tcPr>
+          <w:p>
+            <w:pPr>
+              <w:snapToGrid w:val="0"/>
+              <w:spacing w:before="40" w:after="40" w:line="240" w:lineRule="auto"/>
               <w:ind w:firstLine="0"/>
               <w:jc w:val="left"/>
             </w:pPr>
             <w:r>
-              <w:t>Internet Protocol (Giao thức liên mạng)</w:t>
+              <w:t>Last Will and Testament</w:t>
             </w:r>
           </w:p>
         </w:tc>
@@ -4538,12 +4603,13 @@
         </w:trPr>
         <w:tc>
           <w:tcPr>
-            <w:tcW w:w="900" w:type="dxa"/>
-            <w:vAlign w:val="center"/>
-          </w:tcPr>
-          <w:p>
-            <w:pPr>
-              <w:spacing w:before="40" w:after="40"/>
+            <w:tcW w:w="1000" w:type="dxa"/>
+            <w:vAlign w:val="center"/>
+          </w:tcPr>
+          <w:p>
+            <w:pPr>
+              <w:snapToGrid w:val="0"/>
+              <w:spacing w:before="40" w:after="40" w:line="240" w:lineRule="auto"/>
               <w:ind w:firstLine="0"/>
               <w:jc w:val="center"/>
             </w:pPr>
@@ -4554,33 +4620,35 @@
         </w:tc>
         <w:tc>
           <w:tcPr>
-            <w:tcW w:w="1800" w:type="dxa"/>
-            <w:vAlign w:val="center"/>
-          </w:tcPr>
-          <w:p>
-            <w:pPr>
-              <w:spacing w:before="40" w:after="40"/>
-              <w:ind w:firstLine="0"/>
-              <w:jc w:val="center"/>
-            </w:pPr>
-            <w:r>
-              <w:t>JSON</w:t>
-            </w:r>
-          </w:p>
-        </w:tc>
-        <w:tc>
-          <w:tcPr>
-            <w:tcW w:w="6088" w:type="dxa"/>
-            <w:vAlign w:val="center"/>
-          </w:tcPr>
-          <w:p>
-            <w:pPr>
-              <w:spacing w:before="40" w:after="40"/>
+            <w:tcW w:w="2000" w:type="dxa"/>
+            <w:vAlign w:val="center"/>
+          </w:tcPr>
+          <w:p>
+            <w:pPr>
+              <w:snapToGrid w:val="0"/>
+              <w:spacing w:before="40" w:after="40" w:line="240" w:lineRule="auto"/>
+              <w:ind w:firstLine="0"/>
+              <w:jc w:val="center"/>
+            </w:pPr>
+            <w:r>
+              <w:t>MQTT</w:t>
+            </w:r>
+          </w:p>
+        </w:tc>
+        <w:tc>
+          <w:tcPr>
+            <w:tcW w:w="5788" w:type="dxa"/>
+            <w:vAlign w:val="center"/>
+          </w:tcPr>
+          <w:p>
+            <w:pPr>
+              <w:snapToGrid w:val="0"/>
+              <w:spacing w:before="40" w:after="40" w:line="240" w:lineRule="auto"/>
               <w:ind w:firstLine="0"/>
               <w:jc w:val="left"/>
             </w:pPr>
             <w:r>
-              <w:t>JavaScript Object Notation (Định dạng dữ liệu đối tượng JavaScript)</w:t>
+              <w:t>Message Queuing Telemetry Transport</w:t>
             </w:r>
           </w:p>
         </w:tc>
@@ -4591,12 +4659,13 @@
         </w:trPr>
         <w:tc>
           <w:tcPr>
-            <w:tcW w:w="900" w:type="dxa"/>
-            <w:vAlign w:val="center"/>
-          </w:tcPr>
-          <w:p>
-            <w:pPr>
-              <w:spacing w:before="40" w:after="40"/>
+            <w:tcW w:w="1000" w:type="dxa"/>
+            <w:vAlign w:val="center"/>
+          </w:tcPr>
+          <w:p>
+            <w:pPr>
+              <w:snapToGrid w:val="0"/>
+              <w:spacing w:before="40" w:after="40" w:line="240" w:lineRule="auto"/>
               <w:ind w:firstLine="0"/>
               <w:jc w:val="center"/>
             </w:pPr>
@@ -4607,33 +4676,35 @@
         </w:tc>
         <w:tc>
           <w:tcPr>
-            <w:tcW w:w="1800" w:type="dxa"/>
-            <w:vAlign w:val="center"/>
-          </w:tcPr>
-          <w:p>
-            <w:pPr>
-              <w:spacing w:before="40" w:after="40"/>
-              <w:ind w:firstLine="0"/>
-              <w:jc w:val="center"/>
-            </w:pPr>
-            <w:r>
-              <w:t>LWT</w:t>
-            </w:r>
-          </w:p>
-        </w:tc>
-        <w:tc>
-          <w:tcPr>
-            <w:tcW w:w="6088" w:type="dxa"/>
-            <w:vAlign w:val="center"/>
-          </w:tcPr>
-          <w:p>
-            <w:pPr>
-              <w:spacing w:before="40" w:after="40"/>
+            <w:tcW w:w="2000" w:type="dxa"/>
+            <w:vAlign w:val="center"/>
+          </w:tcPr>
+          <w:p>
+            <w:pPr>
+              <w:snapToGrid w:val="0"/>
+              <w:spacing w:before="40" w:after="40" w:line="240" w:lineRule="auto"/>
+              <w:ind w:firstLine="0"/>
+              <w:jc w:val="center"/>
+            </w:pPr>
+            <w:r>
+              <w:t>QoS</w:t>
+            </w:r>
+          </w:p>
+        </w:tc>
+        <w:tc>
+          <w:tcPr>
+            <w:tcW w:w="5788" w:type="dxa"/>
+            <w:vAlign w:val="center"/>
+          </w:tcPr>
+          <w:p>
+            <w:pPr>
+              <w:snapToGrid w:val="0"/>
+              <w:spacing w:before="40" w:after="40" w:line="240" w:lineRule="auto"/>
               <w:ind w:firstLine="0"/>
               <w:jc w:val="left"/>
             </w:pPr>
             <w:r>
-              <w:t>Last Will and Testament (Bản tin di chúc khi mất kết nối)</w:t>
+              <w:t>Quality of Service</w:t>
             </w:r>
           </w:p>
         </w:tc>
@@ -4644,12 +4715,13 @@
         </w:trPr>
         <w:tc>
           <w:tcPr>
-            <w:tcW w:w="900" w:type="dxa"/>
-            <w:vAlign w:val="center"/>
-          </w:tcPr>
-          <w:p>
-            <w:pPr>
-              <w:spacing w:before="40" w:after="40"/>
+            <w:tcW w:w="1000" w:type="dxa"/>
+            <w:vAlign w:val="center"/>
+          </w:tcPr>
+          <w:p>
+            <w:pPr>
+              <w:snapToGrid w:val="0"/>
+              <w:spacing w:before="40" w:after="40" w:line="240" w:lineRule="auto"/>
               <w:ind w:firstLine="0"/>
               <w:jc w:val="center"/>
             </w:pPr>
@@ -4660,33 +4732,35 @@
         </w:tc>
         <w:tc>
           <w:tcPr>
-            <w:tcW w:w="1800" w:type="dxa"/>
-            <w:vAlign w:val="center"/>
-          </w:tcPr>
-          <w:p>
-            <w:pPr>
-              <w:spacing w:before="40" w:after="40"/>
-              <w:ind w:firstLine="0"/>
-              <w:jc w:val="center"/>
-            </w:pPr>
-            <w:r>
-              <w:t>MQTT</w:t>
-            </w:r>
-          </w:p>
-        </w:tc>
-        <w:tc>
-          <w:tcPr>
-            <w:tcW w:w="6088" w:type="dxa"/>
-            <w:vAlign w:val="center"/>
-          </w:tcPr>
-          <w:p>
-            <w:pPr>
-              <w:spacing w:before="40" w:after="40"/>
+            <w:tcW w:w="2000" w:type="dxa"/>
+            <w:vAlign w:val="center"/>
+          </w:tcPr>
+          <w:p>
+            <w:pPr>
+              <w:snapToGrid w:val="0"/>
+              <w:spacing w:before="40" w:after="40" w:line="240" w:lineRule="auto"/>
+              <w:ind w:firstLine="0"/>
+              <w:jc w:val="center"/>
+            </w:pPr>
+            <w:r>
+              <w:t>RTT</w:t>
+            </w:r>
+          </w:p>
+        </w:tc>
+        <w:tc>
+          <w:tcPr>
+            <w:tcW w:w="5788" w:type="dxa"/>
+            <w:vAlign w:val="center"/>
+          </w:tcPr>
+          <w:p>
+            <w:pPr>
+              <w:snapToGrid w:val="0"/>
+              <w:spacing w:before="40" w:after="40" w:line="240" w:lineRule="auto"/>
               <w:ind w:firstLine="0"/>
               <w:jc w:val="left"/>
             </w:pPr>
             <w:r>
-              <w:t>Message Queuing Telemetry Transport (Giao thức truyền tải bản tin nhẹ)</w:t>
+              <w:t>Round-Trip Time</w:t>
             </w:r>
           </w:p>
         </w:tc>
@@ -4697,12 +4771,13 @@
         </w:trPr>
         <w:tc>
           <w:tcPr>
-            <w:tcW w:w="900" w:type="dxa"/>
-            <w:vAlign w:val="center"/>
-          </w:tcPr>
-          <w:p>
-            <w:pPr>
-              <w:spacing w:before="40" w:after="40"/>
+            <w:tcW w:w="1000" w:type="dxa"/>
+            <w:vAlign w:val="center"/>
+          </w:tcPr>
+          <w:p>
+            <w:pPr>
+              <w:snapToGrid w:val="0"/>
+              <w:spacing w:before="40" w:after="40" w:line="240" w:lineRule="auto"/>
               <w:ind w:firstLine="0"/>
               <w:jc w:val="center"/>
             </w:pPr>
@@ -4713,33 +4788,35 @@
         </w:tc>
         <w:tc>
           <w:tcPr>
-            <w:tcW w:w="1800" w:type="dxa"/>
-            <w:vAlign w:val="center"/>
-          </w:tcPr>
-          <w:p>
-            <w:pPr>
-              <w:spacing w:before="40" w:after="40"/>
-              <w:ind w:firstLine="0"/>
-              <w:jc w:val="center"/>
-            </w:pPr>
-            <w:r>
-              <w:t>QoS</w:t>
-            </w:r>
-          </w:p>
-        </w:tc>
-        <w:tc>
-          <w:tcPr>
-            <w:tcW w:w="6088" w:type="dxa"/>
-            <w:vAlign w:val="center"/>
-          </w:tcPr>
-          <w:p>
-            <w:pPr>
-              <w:spacing w:before="40" w:after="40"/>
+            <w:tcW w:w="2000" w:type="dxa"/>
+            <w:vAlign w:val="center"/>
+          </w:tcPr>
+          <w:p>
+            <w:pPr>
+              <w:snapToGrid w:val="0"/>
+              <w:spacing w:before="40" w:after="40" w:line="240" w:lineRule="auto"/>
+              <w:ind w:firstLine="0"/>
+              <w:jc w:val="center"/>
+            </w:pPr>
+            <w:r>
+              <w:t>TCP</w:t>
+            </w:r>
+          </w:p>
+        </w:tc>
+        <w:tc>
+          <w:tcPr>
+            <w:tcW w:w="5788" w:type="dxa"/>
+            <w:vAlign w:val="center"/>
+          </w:tcPr>
+          <w:p>
+            <w:pPr>
+              <w:snapToGrid w:val="0"/>
+              <w:spacing w:before="40" w:after="40" w:line="240" w:lineRule="auto"/>
               <w:ind w:firstLine="0"/>
               <w:jc w:val="left"/>
             </w:pPr>
             <w:r>
-              <w:t>Quality of Service (Chất lượng dịch vụ)</w:t>
+              <w:t>Transmission Control Protocol</w:t>
             </w:r>
           </w:p>
         </w:tc>
@@ -4750,12 +4827,13 @@
         </w:trPr>
         <w:tc>
           <w:tcPr>
-            <w:tcW w:w="900" w:type="dxa"/>
-            <w:vAlign w:val="center"/>
-          </w:tcPr>
-          <w:p>
-            <w:pPr>
-              <w:spacing w:before="40" w:after="40"/>
+            <w:tcW w:w="1000" w:type="dxa"/>
+            <w:vAlign w:val="center"/>
+          </w:tcPr>
+          <w:p>
+            <w:pPr>
+              <w:snapToGrid w:val="0"/>
+              <w:spacing w:before="40" w:after="40" w:line="240" w:lineRule="auto"/>
               <w:ind w:firstLine="0"/>
               <w:jc w:val="center"/>
             </w:pPr>
@@ -4766,192 +4844,35 @@
         </w:tc>
         <w:tc>
           <w:tcPr>
-            <w:tcW w:w="1800" w:type="dxa"/>
-            <w:vAlign w:val="center"/>
-          </w:tcPr>
-          <w:p>
-            <w:pPr>
-              <w:spacing w:before="40" w:after="40"/>
-              <w:ind w:firstLine="0"/>
-              <w:jc w:val="center"/>
-            </w:pPr>
-            <w:r>
-              <w:t>RTT</w:t>
-            </w:r>
-          </w:p>
-        </w:tc>
-        <w:tc>
-          <w:tcPr>
-            <w:tcW w:w="6088" w:type="dxa"/>
-            <w:vAlign w:val="center"/>
-          </w:tcPr>
-          <w:p>
-            <w:pPr>
-              <w:spacing w:before="40" w:after="40"/>
+            <w:tcW w:w="2000" w:type="dxa"/>
+            <w:vAlign w:val="center"/>
+          </w:tcPr>
+          <w:p>
+            <w:pPr>
+              <w:snapToGrid w:val="0"/>
+              <w:spacing w:before="40" w:after="40" w:line="240" w:lineRule="auto"/>
+              <w:ind w:firstLine="0"/>
+              <w:jc w:val="center"/>
+            </w:pPr>
+            <w:r>
+              <w:t>TLS</w:t>
+            </w:r>
+          </w:p>
+        </w:tc>
+        <w:tc>
+          <w:tcPr>
+            <w:tcW w:w="5788" w:type="dxa"/>
+            <w:vAlign w:val="center"/>
+          </w:tcPr>
+          <w:p>
+            <w:pPr>
+              <w:snapToGrid w:val="0"/>
+              <w:spacing w:before="40" w:after="40" w:line="240" w:lineRule="auto"/>
               <w:ind w:firstLine="0"/>
               <w:jc w:val="left"/>
             </w:pPr>
             <w:r>
-              <w:t>Round-Trip Time (Độ trễ truyền thông khứ hồi)</w:t>
-            </w:r>
-          </w:p>
-        </w:tc>
-      </w:tr>
-      <w:tr>
-        <w:trPr>
-          <w:cantSplit/>
-        </w:trPr>
-        <w:tc>
-          <w:tcPr>
-            <w:tcW w:w="900" w:type="dxa"/>
-            <w:vAlign w:val="center"/>
-          </w:tcPr>
-          <w:p>
-            <w:pPr>
-              <w:spacing w:before="40" w:after="40"/>
-              <w:ind w:firstLine="0"/>
-              <w:jc w:val="center"/>
-            </w:pPr>
-            <w:r>
-              <w:t>9</w:t>
-            </w:r>
-          </w:p>
-        </w:tc>
-        <w:tc>
-          <w:tcPr>
-            <w:tcW w:w="1800" w:type="dxa"/>
-            <w:vAlign w:val="center"/>
-          </w:tcPr>
-          <w:p>
-            <w:pPr>
-              <w:spacing w:before="40" w:after="40"/>
-              <w:ind w:firstLine="0"/>
-              <w:jc w:val="center"/>
-            </w:pPr>
-            <w:r>
-              <w:t>SD</w:t>
-            </w:r>
-          </w:p>
-        </w:tc>
-        <w:tc>
-          <w:tcPr>
-            <w:tcW w:w="6088" w:type="dxa"/>
-            <w:vAlign w:val="center"/>
-          </w:tcPr>
-          <w:p>
-            <w:pPr>
-              <w:spacing w:before="40" w:after="40"/>
-              <w:ind w:firstLine="0"/>
-              <w:jc w:val="left"/>
-            </w:pPr>
-            <w:r>
-              <w:t>Standard Deviation (Độ lệch chuẩn mẫu)</w:t>
-            </w:r>
-          </w:p>
-        </w:tc>
-      </w:tr>
-      <w:tr>
-        <w:trPr>
-          <w:cantSplit/>
-        </w:trPr>
-        <w:tc>
-          <w:tcPr>
-            <w:tcW w:w="900" w:type="dxa"/>
-            <w:vAlign w:val="center"/>
-          </w:tcPr>
-          <w:p>
-            <w:pPr>
-              <w:spacing w:before="40" w:after="40"/>
-              <w:ind w:firstLine="0"/>
-              <w:jc w:val="center"/>
-            </w:pPr>
-            <w:r>
-              <w:t>10</w:t>
-            </w:r>
-          </w:p>
-        </w:tc>
-        <w:tc>
-          <w:tcPr>
-            <w:tcW w:w="1800" w:type="dxa"/>
-            <w:vAlign w:val="center"/>
-          </w:tcPr>
-          <w:p>
-            <w:pPr>
-              <w:spacing w:before="40" w:after="40"/>
-              <w:ind w:firstLine="0"/>
-              <w:jc w:val="center"/>
-            </w:pPr>
-            <w:r>
-              <w:t>TCP</w:t>
-            </w:r>
-          </w:p>
-        </w:tc>
-        <w:tc>
-          <w:tcPr>
-            <w:tcW w:w="6088" w:type="dxa"/>
-            <w:vAlign w:val="center"/>
-          </w:tcPr>
-          <w:p>
-            <w:pPr>
-              <w:spacing w:before="40" w:after="40"/>
-              <w:ind w:firstLine="0"/>
-              <w:jc w:val="left"/>
-            </w:pPr>
-            <w:r>
-              <w:t>Transmission Control Protocol (Giao thức điều khiển truyền vận)</w:t>
-            </w:r>
-          </w:p>
-        </w:tc>
-      </w:tr>
-      <w:tr>
-        <w:trPr>
-          <w:cantSplit/>
-        </w:trPr>
-        <w:tc>
-          <w:tcPr>
-            <w:tcW w:w="900" w:type="dxa"/>
-            <w:vAlign w:val="center"/>
-          </w:tcPr>
-          <w:p>
-            <w:pPr>
-              <w:spacing w:before="40" w:after="40"/>
-              <w:ind w:firstLine="0"/>
-              <w:jc w:val="center"/>
-            </w:pPr>
-            <w:r>
-              <w:t>11</w:t>
-            </w:r>
-          </w:p>
-        </w:tc>
-        <w:tc>
-          <w:tcPr>
-            <w:tcW w:w="1800" w:type="dxa"/>
-            <w:vAlign w:val="center"/>
-          </w:tcPr>
-          <w:p>
-            <w:pPr>
-              <w:spacing w:before="40" w:after="40"/>
-              <w:ind w:firstLine="0"/>
-              <w:jc w:val="center"/>
-            </w:pPr>
-            <w:r>
-              <w:t>TLS</w:t>
-            </w:r>
-          </w:p>
-        </w:tc>
-        <w:tc>
-          <w:tcPr>
-            <w:tcW w:w="6088" w:type="dxa"/>
-            <w:vAlign w:val="center"/>
-          </w:tcPr>
-          <w:p>
-            <w:pPr>
-              <w:spacing w:before="40" w:after="40"/>
-              <w:ind w:firstLine="0"/>
-              <w:jc w:val="left"/>
-            </w:pPr>
-            <w:r>
-              <w:t>Transport Layer Security (Bảo mật tầng giao vận)</w:t>
+              <w:t>Transport Layer Security</w:t>
             </w:r>
           </w:p>
         </w:tc>
@@ -4985,11 +4906,6 @@
     </w:p>
     <w:p ns2:paraId="40A1A94A" ns2:textId="77777777">
       <w:pPr>
-        <w:pStyle w:val="Heading1"/>
-        <w:numPr>
-          <w:ilvl w:val="0"/>
-          <w:numId w:val="0"/>
-        </w:numPr>
         <w:sectPr>
           <w:footerReference w:type="default" r:id="rId13"/>
           <w:type w:val="continuous"/>
@@ -5028,7 +4944,7 @@
         <w:ind w:firstLine="720"/>
       </w:pPr>
       <w:r>
-        <w:t>Trong các hệ thống điều khiển thiết bị qua mạng thuộc lĩnh vực Internet vạn vật (IoT), hai yêu cầu kỹ thuật cốt lõi là đảm bảo lệnh điều khiển đến đúng thiết bị chấp hành và đồng bộ chính xác trạng thái thực tế của thiết bị trên giao diện giám sát. Nếu chỉ sử dụng cơ chế truyền lệnh một chiều (vòng hở), giao diện người dùng có thể hiển thị thiết bị đã bật trong khi gói tin bị suy hao trên đường truyền hoặc vi điều khiển chưa thực thi lệnh. Do đó, hệ thống bắt buộc phải có cơ chế phản hồi trạng thái thực tế (vòng kín) từ thiết bị chấp hành về giao diện sau mỗi tác vụ đóng hoặc ngắt.</w:t>
+        <w:t>Điều khiển thiết bị từ xa qua mạng cần hai điều kiện: lệnh đến được thiết bị và giao diện điều khiển hiển thị đúng trạng thái của thiết bị. Nếu chỉ gửi lệnh một chiều, giao diện có thể hiển thị thiết bị đang bật trong khi thiết bị chưa nhận được lệnh. Vì vậy, thiết bị cần gửi bản tin phản hồi trạng thái về giao diện sau mỗi lần đóng hoặc ngắt.</w:t>
       </w:r>
     </w:p>
     <w:p>
@@ -5036,7 +4952,7 @@
         <w:ind w:firstLine="720"/>
       </w:pPr>
       <w:r>
-        <w:t>Giao thức MQTT (Message Queuing Telemetry Transport) theo tiêu chuẩn OASIS v3.1.1 [1] hoạt động theo mô hình xuất bản – đăng ký (Publish/Subscribe) trên nền TCP/IP, cho phép duy trì kết nối hai chiều với kích thước gói tin nhỏ và hỗ trợ ba mức chất lượng dịch vụ (QoS 0, QoS 1, QoS 2). Do mỗi mức QoS quy định số lượng gói tin bắt tay xác nhận khác nhau trên từng chặng truyền thông, thời gian phản hồi của hệ thống sẽ thay đổi theo mức QoS được cấu hình. Từ thực tế đó, đề tài ĐT42 thực hiện xây dựng và khảo sát thực nghiệm “Hệ thống điều khiển thiết bị sử dụng MQTT” tập trung vào ba nội dung trọng tâm: gửi lệnh điều khiển qua MQTT, phản hồi đồng bộ trạng thái hai chiều và đánh giá định lượng độ trễ truyền thông khứ hồi (RTT).</w:t>
+        <w:t>MQTT là giao thức truyền bản tin theo mô hình Publish/Subscribe và có ba mức chất lượng dịch vụ (QoS). Mỗi mức QoS có số gói tin trao đổi khác nhau nên thời gian phản hồi của hệ thống cũng khác nhau. Đề tài ĐT42 khảo sát hệ thống điều khiển thiết bị sử dụng MQTT với ba nội dung: gửi lệnh, phản hồi trạng thái và đo độ trễ truyền thông.</w:t>
       </w:r>
     </w:p>
     <w:p>
@@ -5055,7 +4971,7 @@
         <w:ind w:firstLine="720"/>
       </w:pPr>
       <w:r>
-        <w:t>Đề tài đặt ra ba mục tiêu cụ thể:</w:t>
+        <w:t>Đề tài có ba mục tiêu:</w:t>
       </w:r>
     </w:p>
     <w:p>
@@ -5068,7 +4984,7 @@
         <w:ind w:left="0" w:firstLine="720"/>
       </w:pPr>
       <w:r>
-        <w:t>Thiết kế cơ chế gửi lệnh điều khiển (Bật/Tắt) từ giao diện Web Dashboard đến vi điều khiển ESP32 [2] thông qua trạm trung chuyển MQTT Broker (EMQX) [3].</w:t>
+        <w:t>Gửi lệnh Bật/Tắt từ giao diện Web đến thiết bị thông qua MQTT Broker.</w:t>
       </w:r>
     </w:p>
     <w:p>
@@ -5081,7 +4997,7 @@
         <w:ind w:left="0" w:firstLine="720"/>
       </w:pPr>
       <w:r>
-        <w:t>Xây dựng cơ chế phản hồi trạng thái thực tế (vòng kín) từ thiết bị về giao diện điều khiển, đảm bảo đồng bộ hiển thị cả khi điều khiển từ xa qua Web, khi tác động bằng nút nhấn vật lý tại chỗ hoặc khi thiết bị mất kết nối đột ngột.</w:t>
+        <w:t>Phản hồi trạng thái thực tế của thiết bị về giao diện, kể cả khi trạng thái thay đổi do nút nhấn tại chỗ.</w:t>
       </w:r>
     </w:p>
     <w:p>
@@ -5094,7 +5010,7 @@
         <w:ind w:left="0" w:firstLine="720"/>
       </w:pPr>
       <w:r>
-        <w:t>Đo đạc thực nghiệm và phân tích thống kê độ trễ khứ hồi (RTT) ở ba mức QoS 0, QoS 1 và QoS 2 (với 30 mẫu đo cho mỗi mức QoS), từ đó lựa chọn mức QoS phù hợp cho bài toán điều khiển thiết bị.</w:t>
+        <w:t>Đo độ trễ khứ hồi (RTT) ở các mức QoS 0, QoS 1 và QoS 2 để so sánh.</w:t>
       </w:r>
     </w:p>
     <w:p>
@@ -5113,7 +5029,7 @@
         <w:ind w:firstLine="720"/>
       </w:pPr>
       <w:r>
-        <w:t>Hệ thống thực nghiệm gồm ba thành phần: giao diện điều khiển Web Dashboard sử dụng thư viện MQTT.js [5] kết nối với EMQX Broker [3] qua giao thức WebSocket (cổng 8083), và vi điều khiển ESP32-WROOM-32 [2] sử dụng thư viện arduino-mqtt [4] kết nối với Broker qua giao thức TCP/IP trên mạng Wi-Fi 2,4 GHz (cổng 1883) để đóng/ngắt một module relay điều khiển tải, kết hợp một nút nhấn vật lý tại chỗ. Toàn bộ hệ thống tuân thủ đặc tả giao thức MQTT phiên bản 3.1.1 [1].</w:t>
+        <w:t>Hệ thống gồm giao diện Web Dashboard, MQTT Broker EMQX và vi điều khiển ESP32 điều khiển một relay để đóng ngắt một thiết bị tải. ESP32 kết nối Broker qua Wi-Fi bằng giao thức TCP, Web Dashboard kết nối Broker qua WebSocket. Hệ thống sử dụng MQTT phiên bản 3.1.1.</w:t>
       </w:r>
     </w:p>
     <w:p>
@@ -5121,7 +5037,7 @@
         <w:ind w:firstLine="720"/>
       </w:pPr>
       <w:r>
-        <w:t>Nội dung báo cáo được tổ chức thành 5 chương: Chương 1 trình bày tổng quan đề tài; Chương 2 phân tích cơ sở lý thuyết về giao thức MQTT, cơ chế bắt tay QoS và phương pháp xác định độ trễ khứ hồi; Chương 3 trình bày thiết kế kiến trúc hệ thống, cấu trúc topic/gói tin JSON và lưu đồ thuật toán; Chương 4 trình bày kết quả kiểm thử chức năng và đánh giá thống kê độ trễ RTT thực nghiệm; Chương 5 tổng kết các kết quả đạt được và đề xuất hướng phát triển.</w:t>
+        <w:t>Nội dung báo cáo gồm cơ sở lý thuyết về MQTT và độ trễ, thiết kế cấu trúc topic và quy trình xử lý, kiểm thử chức năng và đo RTT ở ba mức QoS. Báo cáo không xét bảo mật đường truyền và hệ thống có nhiều thiết bị.</w:t>
       </w:r>
     </w:p>
     <w:p>
@@ -5152,7 +5068,7 @@
         <w:ind w:firstLine="720"/>
       </w:pPr>
       <w:r>
-        <w:t>MQTT là giao thức truyền thông hướng bản tin hoạt động ở tầng ứng dụng trên nền giao thức TCP/IP, được chuẩn hóa bởi tổ chức OASIS [1]. Thay vì kết nối trực tiếp điểm – điểm như mô hình Client/Server truyền thống, MQTT tách biệt bên gửi và bên nhận thông qua mô hình xuất bản – đăng ký (Publish/Subscribe) gồm ba thành phần như thể hiện trên Hình 2.1:</w:t>
+        <w:t>MQTT là giao thức truyền bản tin hoạt động trên nền TCP/IP theo mô hình xuất bản – đăng ký (Publish/Subscribe). Mô hình gồm ba thành phần, như Hình 2.1:</w:t>
       </w:r>
     </w:p>
     <w:p>
@@ -5167,11 +5083,12 @@
       <w:r>
         <w:rPr>
           <w:b/>
+          <w:bCs/>
         </w:rPr>
-        <w:t xml:space="preserve">Publisher (Bên phát): </w:t>
-      </w:r>
-      <w:r>
-        <w:t>thiết bị hoặc ứng dụng đóng gói dữ liệu và phát bản tin (PUBLISH) lên một chủ đề (topic) xác định.</w:t>
+        <w:t xml:space="preserve">Publisher: </w:t>
+      </w:r>
+      <w:r>
+        <w:t>bên phát bản tin lên một topic.</w:t>
       </w:r>
     </w:p>
     <w:p>
@@ -5186,11 +5103,12 @@
       <w:r>
         <w:rPr>
           <w:b/>
+          <w:bCs/>
         </w:rPr>
-        <w:t xml:space="preserve">Subscriber (Bên nhận): </w:t>
-      </w:r>
-      <w:r>
-        <w:t>thiết bị hoặc ứng dụng gửi yêu cầu đăng ký trước (SUBSCRIBE) một hoặc nhiều topic để nhận dữ liệu liên quan.</w:t>
+        <w:t xml:space="preserve">Subscriber: </w:t>
+      </w:r>
+      <w:r>
+        <w:t>bên đăng ký nhận bản tin của một topic.</w:t>
       </w:r>
     </w:p>
     <w:p>
@@ -5205,11 +5123,12 @@
       <w:r>
         <w:rPr>
           <w:b/>
+          <w:bCs/>
         </w:rPr>
-        <w:t xml:space="preserve">Broker (Trạm trung chuyển): </w:t>
-      </w:r>
-      <w:r>
-        <w:t>máy chủ trung tâm quản lý kết nối của các client, tiếp nhận bản tin từ Publisher, lọc theo bảng đăng ký topic và chuyển tiếp bản tin (PUBLISH) đến đúng các Subscriber tương ứng [1], [3].</w:t>
+        <w:t xml:space="preserve">Broker: </w:t>
+      </w:r>
+      <w:r>
+        <w:t>nhận bản tin từ Publisher và chuyển đến các Subscriber đã đăng ký topic đó.</w:t>
       </w:r>
     </w:p>
     <w:p>
@@ -5225,9 +5144,9 @@
         </w:rPr>
         <w:drawing>
           <wp:inline distT="0" distB="0" distL="0" distR="0">
-            <wp:extent cx="5580000" cy="2242941"/>
+            <wp:extent cx="5486400" cy="2428406"/>
             <wp:effectExtent l="0" t="0" r="0" b="0"/>
-            <wp:docPr id="201" name="Picture 201" descr="Mô hình truyền thông Publish/Subscribe trong MQTT"/>
+            <wp:docPr id="201" name="Picture 201" descr="Mô hình Publish/Subscribe"/>
             <wp:cNvGraphicFramePr>
               <a:graphicFrameLocks noChangeAspect="1"/>
             </wp:cNvGraphicFramePr>
@@ -5235,7 +5154,7 @@
               <a:graphicData uri="http://schemas.openxmlformats.org/drawingml/2006/picture">
                 <pic:pic>
                   <pic:nvPicPr>
-                    <pic:cNvPr id="201" name="hinh_2_1_pubsub.png" descr="Mô hình truyền thông Publish/Subscribe trong MQTT"/>
+                    <pic:cNvPr id="201" name="hinh_2_1_pubsub.png" descr="Mô hình Publish/Subscribe"/>
                     <pic:cNvPicPr/>
                   </pic:nvPicPr>
                   <pic:blipFill>
@@ -5247,7 +5166,7 @@
                   <pic:spPr>
                     <a:xfrm>
                       <a:off x="0" y="0"/>
-                      <a:ext cx="5580000" cy="2242941"/>
+                      <a:ext cx="5486400" cy="2428406"/>
                     </a:xfrm>
                     <a:prstGeom prst="rect">
                       <a:avLst/>
@@ -5288,7 +5207,7 @@
         </w:r>
       </w:fldSimple>
       <w:r>
-        <w:t>. Mô hình truyền thông Publish/Subscribe trong MQTT</w:t>
+        <w:t>. Mô hình Publish/Subscribe</w:t>
       </w:r>
       <w:bookmarkEnd w:id="107"/>
     </w:p>
@@ -5297,7 +5216,15 @@
         <w:ind w:firstLine="720"/>
       </w:pPr>
       <w:r>
-        <w:t>Nhờ duy trì phiên kết nối TCP liên tục và đẩy dữ liệu theo sự kiện (event-driven push), giao diện điều khiển và thiết bị chấp hành không cần gửi yêu cầu hỏi vòng (polling) định kỳ, giúp giảm tải băng thông và giảm độ trễ phản hồi. Để đảm bảo tính nhất quán trạng thái trong điều khiển thiết bị, MQTT cung cấp hai cơ chế quan trọng [1]:</w:t>
+        <w:t>Publisher và Subscriber không kết nối trực tiếp với nhau mà cùng kết nối với Broker. Broker chuyển bản tin đến Subscriber khi nhận được bản tin, thiết bị không phải gửi yêu cầu hỏi định kỳ.</w:t>
+      </w:r>
+    </w:p>
+    <w:p>
+      <w:pPr>
+        <w:ind w:firstLine="720"/>
+      </w:pPr>
+      <w:r>
+        <w:t>MQTT có hai tính năng hỗ trợ đồng bộ trạng thái mà hệ thống sử dụng:</w:t>
       </w:r>
     </w:p>
     <w:p>
@@ -5312,11 +5239,12 @@
       <w:r>
         <w:rPr>
           <w:b/>
+          <w:bCs/>
         </w:rPr>
-        <w:t xml:space="preserve">Bản tin lưu giữ (Retained Message): </w:t>
-      </w:r>
-      <w:r>
-        <w:t>khi Publisher phát bản tin có cờ Retain = true, Broker lưu lại bản tin hợp lệ cuối cùng của topic đó và lập tức gửi bản tin này cho bất kỳ Subscriber nào mới đăng ký vào topic, giúp giao diện nhận ngay trạng thái hiện hành của thiết bị khi vừa mở hoặc tải lại trang.</w:t>
+        <w:t xml:space="preserve">Retain: </w:t>
+      </w:r>
+      <w:r>
+        <w:t>Broker lưu bản tin cuối cùng của một topic và gửi bản tin này cho Subscriber mới đăng ký topic đó. Giao diện nhận được trạng thái gần nhất khi mở trang.</w:t>
       </w:r>
     </w:p>
     <w:p>
@@ -5331,11 +5259,12 @@
       <w:r>
         <w:rPr>
           <w:b/>
+          <w:bCs/>
         </w:rPr>
-        <w:t xml:space="preserve">Bản tin di chúc (Last Will and Testament – LWT): </w:t>
-      </w:r>
-      <w:r>
-        <w:t>khi khởi tạo kết nối (CONNECT), client khai báo trước với Broker một bản tin LWT. Nếu client mất nguồn hoặc đứt kết nối mạng đột ngột mà không gửi gói DISCONNECT hợp lệ sau khoảng thời gian Keep-Alive, Broker tự động phát bản tin LWT lên topic đã định để thông báo thiết bị ngoại tuyến.</w:t>
+        <w:t xml:space="preserve">Last Will and Testament (LWT): </w:t>
+      </w:r>
+      <w:r>
+        <w:t>thiết bị đăng ký trước với Broker một bản tin. Khi thiết bị mất kết nối đột ngột, Broker phát bản tin này để báo thiết bị đã ngắt kết nối.</w:t>
       </w:r>
     </w:p>
     <w:p>
@@ -5354,7 +5283,7 @@
         <w:ind w:firstLine="720"/>
       </w:pPr>
       <w:r>
-        <w:t>Đặc tả MQTT v3.1.1 [1] định nghĩa ba mức chất lượng dịch vụ (Quality of Service – QoS) nhằm quy định quy trình xác nhận gói tin trên từng chặng giữa bên gửi và bên nhận, như minh họa tại Hình 2.2:</w:t>
+        <w:t>MQTT có ba mức QoS. Mức QoS quy định cách trao đổi gói tin giữa bên gửi và bên nhận, như Hình 2.2:</w:t>
       </w:r>
     </w:p>
     <w:p>
@@ -5369,11 +5298,12 @@
       <w:r>
         <w:rPr>
           <w:b/>
+          <w:bCs/>
         </w:rPr>
-        <w:t xml:space="preserve">QoS 0 (At most once – Tối đa một lần): </w:t>
-      </w:r>
-      <w:r>
-        <w:t>bên gửi phát duy nhất một gói PUBLISH (QoS = 0) và không chờ phản hồi xác nhận từ bên nhận. Độ bảo toàn phụ thuộc hoàn toàn vào tầng TCP bên dưới; bản tin có thể bị mất nếu kết nối gián đoạn.</w:t>
+        <w:t xml:space="preserve">QoS 0 (At most once): </w:t>
+      </w:r>
+      <w:r>
+        <w:t>bên gửi gửi gói PUBLISH một lần và không chờ xác nhận. Gói tin có thể bị mất nếu đường truyền gián đoạn.</w:t>
       </w:r>
     </w:p>
     <w:p>
@@ -5388,11 +5318,12 @@
       <w:r>
         <w:rPr>
           <w:b/>
+          <w:bCs/>
         </w:rPr>
-        <w:t xml:space="preserve">QoS 1 (At least once – Ít nhất một lần): </w:t>
-      </w:r>
-      <w:r>
-        <w:t>sử dụng cơ chế bắt tay hai bước. Bên gửi phát gói PUBLISH kèm mã định danh gói tin (PacketId) và lưu tạm bản tin cho đến khi nhận được gói xác nhận PUBACK (cùng PacketId) từ bên nhận. Nếu quá thời gian chờ mà chưa nhận được PUBACK, bên gửi phát lại gói PUBLISH với cờ DUP = 1, do đó bên nhận có thể nhận bản tin nhiều hơn một lần.</w:t>
+        <w:t xml:space="preserve">QoS 1 (At least once): </w:t>
+      </w:r>
+      <w:r>
+        <w:t>bên nhận trả gói PUBACK. Nếu bên gửi không nhận được PUBACK trong một khoảng thời gian thì gửi lại gói PUBLISH, nên bản tin có thể được nhận nhiều hơn một lần.</w:t>
       </w:r>
     </w:p>
     <w:p>
@@ -5407,11 +5338,12 @@
       <w:r>
         <w:rPr>
           <w:b/>
+          <w:bCs/>
         </w:rPr>
-        <w:t xml:space="preserve">QoS 2 (Exactly once – Đúng một lần): </w:t>
-      </w:r>
-      <w:r>
-        <w:t>sử dụng quy trình bắt tay bốn bước gồm PUBLISH, PUBREC (Publish Received), PUBREL (Publish Release) và PUBCOMP (Publish Complete) gắn với PacketId nhằm loại bỏ hoàn toàn việc mất hoặc trùng lặp bản tin, đổi lại thời gian trễ và chi phí gói tin điều khiển tăng lên đáng kể.</w:t>
+        <w:t xml:space="preserve">QoS 2 (Exactly once): </w:t>
+      </w:r>
+      <w:r>
+        <w:t>trao đổi bốn gói PUBLISH, PUBREC, PUBREL và PUBCOMP để bản tin được nhận đúng một lần.</w:t>
       </w:r>
     </w:p>
     <w:p>
@@ -5427,9 +5359,9 @@
         </w:rPr>
         <w:drawing>
           <wp:inline distT="0" distB="0" distL="0" distR="0">
-            <wp:extent cx="5580000" cy="2499375"/>
+            <wp:extent cx="5486400" cy="2968052"/>
             <wp:effectExtent l="0" t="0" r="0" b="0"/>
-            <wp:docPr id="202" name="Picture 202" descr="Trình tự trao đổi gói tin điều khiển của ba mức QoS"/>
+            <wp:docPr id="202" name="Picture 202" descr="Trình tự gói tin của các mức QoS"/>
             <wp:cNvGraphicFramePr>
               <a:graphicFrameLocks noChangeAspect="1"/>
             </wp:cNvGraphicFramePr>
@@ -5437,7 +5369,7 @@
               <a:graphicData uri="http://schemas.openxmlformats.org/drawingml/2006/picture">
                 <pic:pic>
                   <pic:nvPicPr>
-                    <pic:cNvPr id="202" name="hinh_2_2_qos.png" descr="Trình tự trao đổi gói tin điều khiển của ba mức QoS"/>
+                    <pic:cNvPr id="202" name="hinh_2_2_qos.png" descr="Trình tự gói tin của các mức QoS"/>
                     <pic:cNvPicPr/>
                   </pic:nvPicPr>
                   <pic:blipFill>
@@ -5449,7 +5381,7 @@
                   <pic:spPr>
                     <a:xfrm>
                       <a:off x="0" y="0"/>
-                      <a:ext cx="5580000" cy="2499375"/>
+                      <a:ext cx="5486400" cy="2968052"/>
                     </a:xfrm>
                     <a:prstGeom prst="rect">
                       <a:avLst/>
@@ -5490,7 +5422,7 @@
         </w:r>
       </w:fldSimple>
       <w:r>
-        <w:t>. Trình tự trao đổi gói tin điều khiển của ba mức QoS</w:t>
+        <w:t>. Trình tự gói tin của các mức QoS</w:t>
       </w:r>
       <w:bookmarkEnd w:id="109"/>
     </w:p>
@@ -5499,7 +5431,7 @@
         <w:ind w:firstLine="720"/>
       </w:pPr>
       <w:r>
-        <w:t>Trong kiến trúc qua Broker, cơ chế QoS được thực thi độc lập trên hai chặng: chặng 1 từ Publisher đến Broker và chặng 2 từ Broker đến Subscriber. Theo chuẩn OASIS [1], mức QoS hiệu dụng ở chặng 2 bằng giá trị nhỏ hơn giữa mức QoS của bản tin gốc do Publisher phát và mức QoS tối đa mà Subscriber đã đăng ký. Bảng 2.1 tổng hợp đặc성 kỹ thuật của ba mức QoS.</w:t>
+        <w:t>Số gói tin trao đổi tăng từ QoS 0 đến QoS 2, như Bảng 2.1. Mức QoS được áp dụng riêng cho chặng từ Publisher đến Broker và chặng từ Broker đến Subscriber. Ở chặng thứ hai, Broker dùng mức thấp hơn giữa mức Publisher gửi và mức Subscriber đăng ký.</w:t>
       </w:r>
     </w:p>
     <w:tbl>
@@ -5511,11 +5443,10 @@
         <w:tblLook w:val="04A0" w:firstRow="1" w:lastRow="0" w:firstColumn="1" w:lastColumn="0" w:noHBand="0" w:noVBand="1"/>
       </w:tblPr>
       <w:tblGrid>
-        <w:gridCol w:w="1100"/>
-        <w:gridCol w:w="3100"/>
-        <w:gridCol w:w="1350"/>
-        <w:gridCol w:w="1350"/>
-        <w:gridCol w:w="1888"/>
+        <w:gridCol w:w="1500"/>
+        <w:gridCol w:w="3400"/>
+        <w:gridCol w:w="1700"/>
+        <w:gridCol w:w="2188"/>
       </w:tblGrid>
       <w:tr>
         <w:trPr>
@@ -5524,20 +5455,22 @@
         </w:trPr>
         <w:tc>
           <w:tcPr>
-            <w:tcW w:w="1100" w:type="dxa"/>
+            <w:tcW w:w="1500" w:type="dxa"/>
             <w:shd w:val="clear" w:color="auto" w:fill="E7E6E6" w:themeFill="background2"/>
             <w:vAlign w:val="center"/>
           </w:tcPr>
           <w:p>
             <w:pPr>
               <w:keepNext/>
-              <w:spacing w:before="40" w:after="40"/>
+              <w:snapToGrid w:val="0"/>
+              <w:spacing w:before="40" w:after="40" w:line="240" w:lineRule="auto"/>
               <w:ind w:firstLine="0"/>
               <w:jc w:val="center"/>
             </w:pPr>
             <w:r>
               <w:rPr>
                 <w:b/>
+                <w:bCs/>
               </w:rPr>
               <w:t>Mức QoS</w:t>
             </w:r>
@@ -5545,85 +5478,70 @@
         </w:tc>
         <w:tc>
           <w:tcPr>
-            <w:tcW w:w="3100" w:type="dxa"/>
+            <w:tcW w:w="3400" w:type="dxa"/>
             <w:shd w:val="clear" w:color="auto" w:fill="E7E6E6" w:themeFill="background2"/>
             <w:vAlign w:val="center"/>
           </w:tcPr>
           <w:p>
             <w:pPr>
               <w:keepNext/>
-              <w:spacing w:before="40" w:after="40"/>
+              <w:snapToGrid w:val="0"/>
+              <w:spacing w:before="40" w:after="40" w:line="240" w:lineRule="auto"/>
               <w:ind w:firstLine="0"/>
               <w:jc w:val="center"/>
             </w:pPr>
             <w:r>
               <w:rPr>
                 <w:b/>
-              </w:rPr>
-              <w:t>Các gói tin trao đổi trên mỗi chặng</w:t>
-            </w:r>
-          </w:p>
-        </w:tc>
-        <w:tc>
-          <w:tcPr>
-            <w:tcW w:w="1350" w:type="dxa"/>
+                <w:bCs/>
+              </w:rPr>
+              <w:t>Gói tin trao đổi</w:t>
+            </w:r>
+          </w:p>
+        </w:tc>
+        <w:tc>
+          <w:tcPr>
+            <w:tcW w:w="1700" w:type="dxa"/>
             <w:shd w:val="clear" w:color="auto" w:fill="E7E6E6" w:themeFill="background2"/>
             <w:vAlign w:val="center"/>
           </w:tcPr>
           <w:p>
             <w:pPr>
               <w:keepNext/>
-              <w:spacing w:before="40" w:after="40"/>
+              <w:snapToGrid w:val="0"/>
+              <w:spacing w:before="40" w:after="40" w:line="240" w:lineRule="auto"/>
               <w:ind w:firstLine="0"/>
               <w:jc w:val="center"/>
             </w:pPr>
             <w:r>
               <w:rPr>
                 <w:b/>
-              </w:rPr>
-              <w:t>Số gói / 1 chặng</w:t>
-            </w:r>
-          </w:p>
-        </w:tc>
-        <w:tc>
-          <w:tcPr>
-            <w:tcW w:w="1350" w:type="dxa"/>
+                <w:bCs/>
+              </w:rPr>
+              <w:t>Số gói tin</w:t>
+            </w:r>
+          </w:p>
+        </w:tc>
+        <w:tc>
+          <w:tcPr>
+            <w:tcW w:w="2188" w:type="dxa"/>
             <w:shd w:val="clear" w:color="auto" w:fill="E7E6E6" w:themeFill="background2"/>
             <w:vAlign w:val="center"/>
           </w:tcPr>
           <w:p>
             <w:pPr>
               <w:keepNext/>
-              <w:spacing w:before="40" w:after="40"/>
+              <w:snapToGrid w:val="0"/>
+              <w:spacing w:before="40" w:after="40" w:line="240" w:lineRule="auto"/>
               <w:ind w:firstLine="0"/>
               <w:jc w:val="center"/>
             </w:pPr>
             <w:r>
               <w:rPr>
                 <w:b/>
-              </w:rPr>
-              <w:t>Tổng gói / 2 chặng</w:t>
-            </w:r>
-          </w:p>
-        </w:tc>
-        <w:tc>
-          <w:tcPr>
-            <w:tcW w:w="1888" w:type="dxa"/>
-            <w:shd w:val="clear" w:color="auto" w:fill="E7E6E6" w:themeFill="background2"/>
-            <w:vAlign w:val="center"/>
-          </w:tcPr>
-          <w:p>
-            <w:pPr>
-              <w:keepNext/>
-              <w:spacing w:before="40" w:after="40"/>
-              <w:ind w:firstLine="0"/>
-              <w:jc w:val="center"/>
-            </w:pPr>
-            <w:r>
-              <w:rPr>
-                <w:b/>
-              </w:rPr>
-              <w:t>Độ tin cậy chuyển giao</w:t>
+                <w:bCs/>
+              </w:rPr>
+              <w:t>Số lần nhận bản tin</w:t>
             </w:r>
           </w:p>
         </w:tc>
@@ -5634,12 +5552,13 @@
         </w:trPr>
         <w:tc>
           <w:tcPr>
-            <w:tcW w:w="1100" w:type="dxa"/>
-            <w:vAlign w:val="center"/>
-          </w:tcPr>
-          <w:p>
-            <w:pPr>
-              <w:spacing w:before="40" w:after="40"/>
+            <w:tcW w:w="1500" w:type="dxa"/>
+            <w:vAlign w:val="center"/>
+          </w:tcPr>
+          <w:p>
+            <w:pPr>
+              <w:snapToGrid w:val="0"/>
+              <w:spacing w:before="40" w:after="40" w:line="240" w:lineRule="auto"/>
               <w:ind w:firstLine="0"/>
               <w:jc w:val="center"/>
             </w:pPr>
@@ -5650,12 +5569,13 @@
         </w:tc>
         <w:tc>
           <w:tcPr>
-            <w:tcW w:w="3100" w:type="dxa"/>
-            <w:vAlign w:val="center"/>
-          </w:tcPr>
-          <w:p>
-            <w:pPr>
-              <w:spacing w:before="40" w:after="40"/>
+            <w:tcW w:w="3400" w:type="dxa"/>
+            <w:vAlign w:val="center"/>
+          </w:tcPr>
+          <w:p>
+            <w:pPr>
+              <w:snapToGrid w:val="0"/>
+              <w:spacing w:before="40" w:after="40" w:line="240" w:lineRule="auto"/>
               <w:ind w:firstLine="0"/>
               <w:jc w:val="center"/>
             </w:pPr>
@@ -5666,12 +5586,13 @@
         </w:tc>
         <w:tc>
           <w:tcPr>
-            <w:tcW w:w="1350" w:type="dxa"/>
-            <w:vAlign w:val="center"/>
-          </w:tcPr>
-          <w:p>
-            <w:pPr>
-              <w:spacing w:before="40" w:after="40"/>
+            <w:tcW w:w="1700" w:type="dxa"/>
+            <w:vAlign w:val="center"/>
+          </w:tcPr>
+          <w:p>
+            <w:pPr>
+              <w:snapToGrid w:val="0"/>
+              <w:spacing w:before="40" w:after="40" w:line="240" w:lineRule="auto"/>
               <w:ind w:firstLine="0"/>
               <w:jc w:val="center"/>
             </w:pPr>
@@ -5682,33 +5603,18 @@
         </w:tc>
         <w:tc>
           <w:tcPr>
-            <w:tcW w:w="1350" w:type="dxa"/>
-            <w:vAlign w:val="center"/>
-          </w:tcPr>
-          <w:p>
-            <w:pPr>
-              <w:spacing w:before="40" w:after="40"/>
-              <w:ind w:firstLine="0"/>
-              <w:jc w:val="center"/>
-            </w:pPr>
-            <w:r>
-              <w:t>2</w:t>
-            </w:r>
-          </w:p>
-        </w:tc>
-        <w:tc>
-          <w:tcPr>
-            <w:tcW w:w="1888" w:type="dxa"/>
-            <w:vAlign w:val="center"/>
-          </w:tcPr>
-          <w:p>
-            <w:pPr>
-              <w:spacing w:before="40" w:after="40"/>
-              <w:ind w:firstLine="0"/>
-              <w:jc w:val="center"/>
-            </w:pPr>
-            <w:r>
-              <w:t>Tối đa một lần (At most once)</w:t>
+            <w:tcW w:w="2188" w:type="dxa"/>
+            <w:vAlign w:val="center"/>
+          </w:tcPr>
+          <w:p>
+            <w:pPr>
+              <w:snapToGrid w:val="0"/>
+              <w:spacing w:before="40" w:after="40" w:line="240" w:lineRule="auto"/>
+              <w:ind w:firstLine="0"/>
+              <w:jc w:val="center"/>
+            </w:pPr>
+            <w:r>
+              <w:t>Tối đa một lần</w:t>
             </w:r>
           </w:p>
         </w:tc>
@@ -5719,12 +5625,13 @@
         </w:trPr>
         <w:tc>
           <w:tcPr>
-            <w:tcW w:w="1100" w:type="dxa"/>
-            <w:vAlign w:val="center"/>
-          </w:tcPr>
-          <w:p>
-            <w:pPr>
-              <w:spacing w:before="40" w:after="40"/>
+            <w:tcW w:w="1500" w:type="dxa"/>
+            <w:vAlign w:val="center"/>
+          </w:tcPr>
+          <w:p>
+            <w:pPr>
+              <w:snapToGrid w:val="0"/>
+              <w:spacing w:before="40" w:after="40" w:line="240" w:lineRule="auto"/>
               <w:ind w:firstLine="0"/>
               <w:jc w:val="center"/>
             </w:pPr>
@@ -5735,12 +5642,13 @@
         </w:tc>
         <w:tc>
           <w:tcPr>
-            <w:tcW w:w="3100" w:type="dxa"/>
-            <w:vAlign w:val="center"/>
-          </w:tcPr>
-          <w:p>
-            <w:pPr>
-              <w:spacing w:before="40" w:after="40"/>
+            <w:tcW w:w="3400" w:type="dxa"/>
+            <w:vAlign w:val="center"/>
+          </w:tcPr>
+          <w:p>
+            <w:pPr>
+              <w:snapToGrid w:val="0"/>
+              <w:spacing w:before="40" w:after="40" w:line="240" w:lineRule="auto"/>
               <w:ind w:firstLine="0"/>
               <w:jc w:val="center"/>
             </w:pPr>
@@ -5751,12 +5659,13 @@
         </w:tc>
         <w:tc>
           <w:tcPr>
-            <w:tcW w:w="1350" w:type="dxa"/>
-            <w:vAlign w:val="center"/>
-          </w:tcPr>
-          <w:p>
-            <w:pPr>
-              <w:spacing w:before="40" w:after="40"/>
+            <w:tcW w:w="1700" w:type="dxa"/>
+            <w:vAlign w:val="center"/>
+          </w:tcPr>
+          <w:p>
+            <w:pPr>
+              <w:snapToGrid w:val="0"/>
+              <w:spacing w:before="40" w:after="40" w:line="240" w:lineRule="auto"/>
               <w:ind w:firstLine="0"/>
               <w:jc w:val="center"/>
             </w:pPr>
@@ -5767,33 +5676,18 @@
         </w:tc>
         <w:tc>
           <w:tcPr>
-            <w:tcW w:w="1350" w:type="dxa"/>
-            <w:vAlign w:val="center"/>
-          </w:tcPr>
-          <w:p>
-            <w:pPr>
-              <w:spacing w:before="40" w:after="40"/>
-              <w:ind w:firstLine="0"/>
-              <w:jc w:val="center"/>
-            </w:pPr>
-            <w:r>
-              <w:t>4</w:t>
-            </w:r>
-          </w:p>
-        </w:tc>
-        <w:tc>
-          <w:tcPr>
-            <w:tcW w:w="1888" w:type="dxa"/>
-            <w:vAlign w:val="center"/>
-          </w:tcPr>
-          <w:p>
-            <w:pPr>
-              <w:spacing w:before="40" w:after="40"/>
-              <w:ind w:firstLine="0"/>
-              <w:jc w:val="center"/>
-            </w:pPr>
-            <w:r>
-              <w:t>Ít nhất một lần (At least once)</w:t>
+            <w:tcW w:w="2188" w:type="dxa"/>
+            <w:vAlign w:val="center"/>
+          </w:tcPr>
+          <w:p>
+            <w:pPr>
+              <w:snapToGrid w:val="0"/>
+              <w:spacing w:before="40" w:after="40" w:line="240" w:lineRule="auto"/>
+              <w:ind w:firstLine="0"/>
+              <w:jc w:val="center"/>
+            </w:pPr>
+            <w:r>
+              <w:t>Ít nhất một lần</w:t>
             </w:r>
           </w:p>
         </w:tc>
@@ -5804,13 +5698,14 @@
         </w:trPr>
         <w:tc>
           <w:tcPr>
-            <w:tcW w:w="1100" w:type="dxa"/>
+            <w:tcW w:w="1500" w:type="dxa"/>
             <w:vAlign w:val="center"/>
           </w:tcPr>
           <w:p>
             <w:pPr>
               <w:keepNext/>
-              <w:spacing w:before="40" w:after="40"/>
+              <w:snapToGrid w:val="0"/>
+              <w:spacing w:before="40" w:after="40" w:line="240" w:lineRule="auto"/>
               <w:ind w:firstLine="0"/>
               <w:jc w:val="center"/>
             </w:pPr>
@@ -5821,13 +5716,14 @@
         </w:tc>
         <w:tc>
           <w:tcPr>
-            <w:tcW w:w="3100" w:type="dxa"/>
+            <w:tcW w:w="3400" w:type="dxa"/>
             <w:vAlign w:val="center"/>
           </w:tcPr>
           <w:p>
             <w:pPr>
               <w:keepNext/>
-              <w:spacing w:before="40" w:after="40"/>
+              <w:snapToGrid w:val="0"/>
+              <w:spacing w:before="40" w:after="40" w:line="240" w:lineRule="auto"/>
               <w:ind w:firstLine="0"/>
               <w:jc w:val="center"/>
             </w:pPr>
@@ -5838,13 +5734,14 @@
         </w:tc>
         <w:tc>
           <w:tcPr>
-            <w:tcW w:w="1350" w:type="dxa"/>
+            <w:tcW w:w="1700" w:type="dxa"/>
             <w:vAlign w:val="center"/>
           </w:tcPr>
           <w:p>
             <w:pPr>
               <w:keepNext/>
-              <w:spacing w:before="40" w:after="40"/>
+              <w:snapToGrid w:val="0"/>
+              <w:spacing w:before="40" w:after="40" w:line="240" w:lineRule="auto"/>
               <w:ind w:firstLine="0"/>
               <w:jc w:val="center"/>
             </w:pPr>
@@ -5855,35 +5752,19 @@
         </w:tc>
         <w:tc>
           <w:tcPr>
-            <w:tcW w:w="1350" w:type="dxa"/>
+            <w:tcW w:w="2188" w:type="dxa"/>
             <w:vAlign w:val="center"/>
           </w:tcPr>
           <w:p>
             <w:pPr>
               <w:keepNext/>
-              <w:spacing w:before="40" w:after="40"/>
-              <w:ind w:firstLine="0"/>
-              <w:jc w:val="center"/>
-            </w:pPr>
-            <w:r>
-              <w:t>8</w:t>
-            </w:r>
-          </w:p>
-        </w:tc>
-        <w:tc>
-          <w:tcPr>
-            <w:tcW w:w="1888" w:type="dxa"/>
-            <w:vAlign w:val="center"/>
-          </w:tcPr>
-          <w:p>
-            <w:pPr>
-              <w:keepNext/>
-              <w:spacing w:before="40" w:after="40"/>
-              <w:ind w:firstLine="0"/>
-              <w:jc w:val="center"/>
-            </w:pPr>
-            <w:r>
-              <w:t>Đúng một lần (Exactly once)</w:t>
+              <w:snapToGrid w:val="0"/>
+              <w:spacing w:before="40" w:after="40" w:line="240" w:lineRule="auto"/>
+              <w:ind w:firstLine="0"/>
+              <w:jc w:val="center"/>
+            </w:pPr>
+            <w:r>
+              <w:t>Đúng một lần</w:t>
             </w:r>
           </w:p>
         </w:tc>
@@ -5917,7 +5798,7 @@
         </w:r>
       </w:fldSimple>
       <w:r>
-        <w:t>. So sánh cơ chế trao đổi gói tin của ba mức QoS</w:t>
+        <w:t>. So sánh các mức QoS</w:t>
       </w:r>
       <w:bookmarkEnd w:id="110"/>
     </w:p>
@@ -5928,7 +5809,7 @@
       </w:pPr>
       <w:bookmarkStart w:id="111" w:name="_Toc3000011"/>
       <w:r>
-        <w:t>Độ trễ truyền thông khứ hồi (RTT)</w:t>
+        <w:t>Độ trễ truyền thông</w:t>
       </w:r>
       <w:bookmarkEnd w:id="111"/>
     </w:p>
@@ -5937,7 +5818,7 @@
         <w:ind w:firstLine="720"/>
       </w:pPr>
       <w:r>
-        <w:t>Độ trễ truyền thông khứ hồi (Round-Trip Time – RTT) của một chu trình điều khiển vòng kín được định nghĩa là khoảng thời gian tính từ thời điểm giao diện điều khiển phát gói tin lệnh cho đến thời điểm giao diện nhận được gói tin phản hồi trạng thái thực tế từ thiết bị chấp hành. Giá trị RTT bao gồm bốn thành phần:</w:t>
+        <w:t>Độ trễ khứ hồi (Round-Trip Time, RTT) là thời gian từ lúc giao diện phát lệnh đến lúc nhận được bản tin phản hồi trạng thái từ thiết bị. RTT gồm các thành phần sau:</w:t>
       </w:r>
     </w:p>
     <w:p>
@@ -5950,7 +5831,7 @@
         <w:ind w:left="0" w:firstLine="720"/>
       </w:pPr>
       <w:r>
-        <w:t>Thời gian truyền bản tin lệnh từ Web Dashboard qua Broker đến vi điều khiển ESP32 (gồm chặng WebSocket và chặng TCP/Wi-Fi);</w:t>
+        <w:t>thời gian truyền bản tin lệnh từ giao diện đến Broker và từ Broker đến thiết bị;</w:t>
       </w:r>
     </w:p>
     <w:p>
@@ -5963,7 +5844,7 @@
         <w:ind w:left="0" w:firstLine="720"/>
       </w:pPr>
       <w:r>
-        <w:t>Thời gian vi điều khiển ESP32 giải mã gói tin JSON, xuất tín hiệu điều khiển ra chân GPIO để đóng/ngắt relay và đọc lại trạng thái thực tế của chân điều khiển;</w:t>
+        <w:t>thời gian ESP32 xử lý lệnh và đóng hoặc ngắt relay;</w:t>
       </w:r>
     </w:p>
     <w:p>
@@ -5976,7 +5857,7 @@
         <w:ind w:left="0" w:firstLine="720"/>
       </w:pPr>
       <w:r>
-        <w:t>Thời gian truyền bản tin phản hồi trạng thái từ ESP32 qua Broker trở về Web Dashboard;</w:t>
+        <w:t>thời gian truyền bản tin phản hồi từ thiết bị đến Broker và từ Broker đến giao diện;</w:t>
       </w:r>
     </w:p>
     <w:p>
@@ -5989,7 +5870,7 @@
         <w:ind w:left="0" w:firstLine="720"/>
       </w:pPr>
       <w:r>
-        <w:t>Thời gian xử lý và trao đổi các gói tin xác nhận (PUBACK hoặc PUBREC/PUBREL/PUBCOMP) theo mức QoS được thiết lập.</w:t>
+        <w:t>thời gian trao đổi gói tin xác nhận theo mức QoS.</w:t>
       </w:r>
     </w:p>
     <w:p>
@@ -5997,7 +5878,7 @@
         <w:ind w:firstLine="720"/>
       </w:pPr>
       <w:r>
-        <w:t>Với mỗi lần đo thứ i, độ trễ khứ hồi được xác định theo công thức:</w:t>
+        <w:t>RTT được tính theo công thức:</w:t>
       </w:r>
     </w:p>
     <w:p>
@@ -6007,7 +5888,6 @@
           <w:tab w:val="center" w:pos="4394"/>
           <w:tab w:val="right" w:pos="8788"/>
         </w:tabs>
-        <w:spacing w:before="60" w:after="60"/>
         <w:ind w:firstLine="0"/>
         <w:jc w:val="left"/>
       </w:pPr>
@@ -6015,279 +5895,54 @@
         <w:tab/>
       </w:r>
       <w:r>
-        <w:rPr>
-          <w:i/>
-        </w:rPr>
-        <w:t>RTT</w:t>
-      </w:r>
-      <w:r>
-        <w:rPr>
-          <w:i/>
-          <w:vertAlign w:val="subscript"/>
-        </w:rPr>
-        <w:t>i</w:t>
-      </w:r>
-      <w:r>
-        <w:t xml:space="preserve"> = </w:t>
-      </w:r>
-      <w:r>
-        <w:rPr>
-          <w:i/>
-        </w:rPr>
-        <w:t>t</w:t>
-      </w:r>
-      <w:r>
-        <w:rPr>
-          <w:i/>
-          <w:vertAlign w:val="subscript"/>
-        </w:rPr>
-        <w:t>ack,i</w:t>
-      </w:r>
-      <w:r>
-        <w:t xml:space="preserve"> − </w:t>
-      </w:r>
-      <w:r>
-        <w:rPr>
-          <w:i/>
-        </w:rPr>
-        <w:t>t</w:t>
-      </w:r>
-      <w:r>
-        <w:rPr>
-          <w:i/>
-          <w:vertAlign w:val="subscript"/>
-        </w:rPr>
-        <w:t>send,i</w:t>
-      </w:r>
-      <w:r>
-        <w:tab/>
-      </w:r>
-      <w:r>
-        <w:t>(2.1)</w:t>
-      </w:r>
-    </w:p>
-    <w:p>
-      <w:pPr>
-        <w:ind w:firstLine="720"/>
-      </w:pPr>
-      <w:r>
-        <w:t xml:space="preserve">trong đó </w:t>
-      </w:r>
-      <w:r>
-        <w:rPr>
-          <w:i/>
-        </w:rPr>
-        <w:t>t</w:t>
-      </w:r>
-      <w:r>
-        <w:rPr>
-          <w:i/>
-          <w:vertAlign w:val="subscript"/>
-        </w:rPr>
-        <w:t>send,i</w:t>
-      </w:r>
-      <w:r>
-        <w:t xml:space="preserve"> là nhãn thời gian (ms) lúc giao diện phát lệnh thứ </w:t>
-      </w:r>
-      <w:r>
-        <w:rPr>
-          <w:i/>
-        </w:rPr>
-        <w:t>i</w:t>
-      </w:r>
-      <w:r>
-        <w:t xml:space="preserve"> (được đính kèm vào gói tin lệnh và được ESP32 hoàn trả nguyên vẹn trong gói tin phản hồi), và </w:t>
-      </w:r>
-      <w:r>
-        <w:rPr>
-          <w:i/>
-        </w:rPr>
-        <w:t>t</w:t>
-      </w:r>
-      <w:r>
-        <w:rPr>
-          <w:i/>
-          <w:vertAlign w:val="subscript"/>
-        </w:rPr>
-        <w:t>ack,i</w:t>
-      </w:r>
-      <w:r>
-        <w:t xml:space="preserve"> là thời điểm (ms) giao diện nhận được bản tin phản hồi tương ứng. Do cả </w:t>
-      </w:r>
-      <w:r>
-        <w:rPr>
-          <w:i/>
-        </w:rPr>
-        <w:t>t</w:t>
-      </w:r>
-      <w:r>
-        <w:rPr>
-          <w:i/>
-          <w:vertAlign w:val="subscript"/>
-        </w:rPr>
-        <w:t>send,i</w:t>
-      </w:r>
-      <w:r>
-        <w:t xml:space="preserve"> và </w:t>
-      </w:r>
-      <w:r>
-        <w:rPr>
-          <w:i/>
-        </w:rPr>
-        <w:t>t</w:t>
-      </w:r>
-      <w:r>
-        <w:rPr>
-          <w:i/>
-          <w:vertAlign w:val="subscript"/>
-        </w:rPr>
-        <w:t>ack,i</w:t>
-      </w:r>
-      <w:r>
-        <w:t xml:space="preserve"> đều được lấy từ bộ đếm thời gian độ phân giải cao trên cùng một máy tính chạy Web Dashboard, phép đo hoàn toàn loại bỏ được sai số lệch đồng hồ (clock skew) giữa máy tính và vi điều khiển ESP32. Trên tập mẫu gồm </w:t>
-      </w:r>
-      <w:r>
-        <w:rPr>
-          <w:i/>
-        </w:rPr>
-        <w:t>N</w:t>
-      </w:r>
-      <w:r>
-        <w:t xml:space="preserve"> lần đo độc lập, giá trị độ trễ trung bình (</w:t>
-      </w:r>
-      <w:r>
-        <w:rPr>
-          <w:i/>
-        </w:rPr>
-        <w:t>RTT</w:t>
+        <w:t>RTT = t</w:t>
       </w:r>
       <w:r>
         <w:rPr>
           <w:vertAlign w:val="subscript"/>
         </w:rPr>
-        <w:t>tb</w:t>
-      </w:r>
-      <w:r>
-        <w:t>) và độ lệch chuẩn mẫu (</w:t>
-      </w:r>
-      <w:r>
-        <w:rPr>
-          <w:i/>
-        </w:rPr>
-        <w:t>s</w:t>
-      </w:r>
-      <w:r>
-        <w:t>) dùng để đánh giá độ ổn định đường truyền được tính theo công thức:</w:t>
-      </w:r>
-    </w:p>
-    <w:p>
-      <w:pPr>
-        <w:keepLines/>
-        <w:tabs>
-          <w:tab w:val="center" w:pos="4394"/>
-          <w:tab w:val="right" w:pos="8788"/>
-        </w:tabs>
-        <w:spacing w:before="60" w:after="60"/>
-        <w:ind w:firstLine="0"/>
-        <w:jc w:val="left"/>
-      </w:pPr>
-      <w:r>
-        <w:tab/>
-      </w:r>
-      <w:r>
-        <w:rPr>
-          <w:i/>
-        </w:rPr>
-        <w:t>RTT</w:t>
+        <w:t>ack</w:t>
+      </w:r>
+      <w:r>
+        <w:t xml:space="preserve"> − t</w:t>
       </w:r>
       <w:r>
         <w:rPr>
           <w:vertAlign w:val="subscript"/>
         </w:rPr>
-        <w:t>tb</w:t>
-      </w:r>
-      <w:r>
-        <w:t xml:space="preserve"> = (1 / </w:t>
-      </w:r>
-      <w:r>
-        <w:rPr>
-          <w:i/>
-        </w:rPr>
-        <w:t>N</w:t>
-      </w:r>
-      <w:r>
-        <w:rPr>
-          <w:i/>
-        </w:rPr>
-        <w:t>) ∑ RTT</w:t>
-      </w:r>
-      <w:r>
-        <w:rPr>
-          <w:i/>
-          <w:vertAlign w:val="subscript"/>
-        </w:rPr>
-        <w:t>i</w:t>
-      </w:r>
-      <w:r>
-        <w:t xml:space="preserve"> ,    </w:t>
-      </w:r>
-      <w:r>
-        <w:rPr>
-          <w:i/>
-        </w:rPr>
-        <w:t>s</w:t>
-      </w:r>
-      <w:r>
-        <w:t xml:space="preserve"> = √[ (1 / (</w:t>
-      </w:r>
-      <w:r>
-        <w:rPr>
-          <w:i/>
-        </w:rPr>
-        <w:t>N</w:t>
-      </w:r>
-      <w:r>
-        <w:rPr>
-          <w:i/>
-        </w:rPr>
-        <w:t xml:space="preserve"> − 1)) ∑ (RTT</w:t>
-      </w:r>
-      <w:r>
-        <w:rPr>
-          <w:i/>
-          <w:vertAlign w:val="subscript"/>
-        </w:rPr>
-        <w:t>i</w:t>
-      </w:r>
-      <w:r>
-        <w:rPr>
-          <w:i/>
-        </w:rPr>
-        <w:t xml:space="preserve"> − RTT</w:t>
+        <w:t>send</w:t>
+      </w:r>
+      <w:r>
+        <w:tab/>
+      </w:r>
+      <w:r>
+        <w:t>(2.1)</w:t>
+      </w:r>
+    </w:p>
+    <w:p>
+      <w:pPr>
+        <w:ind w:firstLine="720"/>
+      </w:pPr>
+      <w:r>
+        <w:t>trong đó t</w:t>
       </w:r>
       <w:r>
         <w:rPr>
           <w:vertAlign w:val="subscript"/>
         </w:rPr>
-        <w:t>tb</w:t>
-      </w:r>
-      <w:r>
-        <w:t>)</w:t>
+        <w:t>send</w:t>
+      </w:r>
+      <w:r>
+        <w:t xml:space="preserve"> là thời điểm giao diện phát lệnh và t</w:t>
       </w:r>
       <w:r>
         <w:rPr>
-          <w:vertAlign w:val="superscript"/>
+          <w:vertAlign w:val="subscript"/>
         </w:rPr>
-        <w:t>2</w:t>
-      </w:r>
-      <w:r>
-        <w:t xml:space="preserve"> ]</w:t>
-      </w:r>
-      <w:r>
-        <w:tab/>
-      </w:r>
-      <w:r>
-        <w:t>(2.2)</w:t>
+        <w:t>ack</w:t>
+      </w:r>
+      <w:r>
+        <w:t xml:space="preserve"> là thời điểm giao diện nhận bản tin phản hồi, tính bằng mili giây (ms). Hai thời điểm này đều đọc từ đồng hồ của máy chạy giao diện nên không cần đồng bộ đồng hồ với ESP32.</w:t>
       </w:r>
     </w:p>
     <w:p>
@@ -6318,7 +5973,7 @@
         <w:ind w:firstLine="720"/>
       </w:pPr>
       <w:r>
-        <w:t>Hệ thống điều khiển và đánh giá độ trễ được thiết kế gồm ba khối chức năng liên kết qua ba topic tách biệt như thể hiện trên Hình 3.1:</w:t>
+        <w:t>Hệ thống gồm ba khối, như Hình 3.1:</w:t>
       </w:r>
     </w:p>
     <w:p>
@@ -6334,9 +5989,9 @@
         </w:rPr>
         <w:drawing>
           <wp:inline distT="0" distB="0" distL="0" distR="0">
-            <wp:extent cx="5580000" cy="2376666"/>
+            <wp:extent cx="5486400" cy="2698229"/>
             <wp:effectExtent l="0" t="0" r="0" b="0"/>
-            <wp:docPr id="301" name="Picture 301" descr="Sơ đồ khối kiến trúc hệ thống điều khiển và giám sát"/>
+            <wp:docPr id="301" name="Picture 301" descr="Sơ đồ khối hệ thống"/>
             <wp:cNvGraphicFramePr>
               <a:graphicFrameLocks noChangeAspect="1"/>
             </wp:cNvGraphicFramePr>
@@ -6344,7 +5999,7 @@
               <a:graphicData uri="http://schemas.openxmlformats.org/drawingml/2006/picture">
                 <pic:pic>
                   <pic:nvPicPr>
-                    <pic:cNvPr id="301" name="hinh_3_1_so_do_khoi.png" descr="Sơ đồ khối kiến trúc hệ thống điều khiển và giám sát"/>
+                    <pic:cNvPr id="301" name="hinh_3_1_so_do_khoi.png" descr="Sơ đồ khối hệ thống"/>
                     <pic:cNvPicPr/>
                   </pic:nvPicPr>
                   <pic:blipFill>
@@ -6356,7 +6011,7 @@
                   <pic:spPr>
                     <a:xfrm>
                       <a:off x="0" y="0"/>
-                      <a:ext cx="5580000" cy="2376666"/>
+                      <a:ext cx="5486400" cy="2698229"/>
                     </a:xfrm>
                     <a:prstGeom prst="rect">
                       <a:avLst/>
@@ -6397,7 +6052,7 @@
         </w:r>
       </w:fldSimple>
       <w:r>
-        <w:t>. Sơ đồ khối kiến trúc hệ thống điều khiển và giám sát</w:t>
+        <w:t>. Sơ đồ khối hệ thống</w:t>
       </w:r>
       <w:bookmarkEnd w:id="114"/>
     </w:p>
@@ -6413,11 +6068,12 @@
       <w:r>
         <w:rPr>
           <w:b/>
+          <w:bCs/>
         </w:rPr>
-        <w:t xml:space="preserve">Khối giao diện điều khiển (Web Dashboard): </w:t>
-      </w:r>
-      <w:r>
-        <w:t>chạy trên trình duyệt, sử dụng thư viện MQTT.js [5] kết nối với Broker qua giao thức WebSocket (cổng 8083). Khối này cung cấp nút lệnh Bật/Tắt, bộ chọn mức QoS (0, 1, 2), hiển thị trạng thái kết nối thiết bị theo thời gian thực và tự động tính toán, thống kê độ trễ RTT.</w:t>
+        <w:t xml:space="preserve">Web Dashboard: </w:t>
+      </w:r>
+      <w:r>
+        <w:t>có nút Bật/Tắt để gửi lệnh, nhận bản tin phản hồi để cập nhật trạng thái hiển thị và tính RTT.</w:t>
       </w:r>
     </w:p>
     <w:p>
@@ -6432,11 +6088,12 @@
       <w:r>
         <w:rPr>
           <w:b/>
+          <w:bCs/>
         </w:rPr>
-        <w:t xml:space="preserve">Khối trung tâm chuyển tiếp (MQTT Broker – EMQX): </w:t>
-      </w:r>
-      <w:r>
-        <w:t>tiếp nhận đồng thời kết nối WebSocket từ Web Dashboard và kết nối TCP thuần (cổng 1883) từ ESP32 [3], định tuyến bản tin theo cấu trúc topic, thực thi bắt tay QoS, lưu giữ bản tin Retain và giám sát Keep-Alive để phát bản tin LWT khi ESP32 mất kết nối.</w:t>
+        <w:t xml:space="preserve">MQTT Broker (EMQX): </w:t>
+      </w:r>
+      <w:r>
+        <w:t>nhận kết nối từ Web Dashboard qua WebSocket và từ ESP32 qua TCP, chuyển bản tin giữa các topic theo mức QoS.</w:t>
       </w:r>
     </w:p>
     <w:p>
@@ -6451,11 +6108,12 @@
       <w:r>
         <w:rPr>
           <w:b/>
+          <w:bCs/>
         </w:rPr>
-        <w:t xml:space="preserve">Khối chấp hành (ESP32 và Module Relay): </w:t>
-      </w:r>
-      <w:r>
-        <w:t>vi điều khiển ESP32-WROOM-32 [2] nhận lệnh từ Broker, kích đóng hoặc ngắt module relay tại chân GPIO26, đồng thời quét nút nhấn vật lý tại chân GPIO27, đọc lại trạng thái thực tế của chân GPIO26 và phát bản tin phản hồi trạng thái.</w:t>
+        <w:t xml:space="preserve">ESP32 và Relay: </w:t>
+      </w:r>
+      <w:r>
+        <w:t>nhận lệnh để đóng hoặc ngắt relay, đọc nút nhấn tại chỗ và gửi bản tin trạng thái thực tế.</w:t>
       </w:r>
     </w:p>
     <w:p>
@@ -6463,7 +6121,7 @@
         <w:ind w:firstLine="720"/>
       </w:pPr>
       <w:r>
-        <w:t>Nguyên lý hoạt động vòng kín: khi người dùng nhấn nút Bật hoặc Tắt, Web Dashboard phát bản tin lệnh lên topic dt42/cmd nhưng chưa thay đổi trạng thái hiển thị của thiết bị trên giao diện. Chỉ sau khi ESP32 kích đóng/ngắt relay, đọc lại mức logic thực tế tại chân điều khiển và gửi bản tin xác nhận về topic dt42/state, Web Dashboard mới cập nhật giao diện theo bản tin này.</w:t>
+        <w:t>Nguyên lý hoạt động: giao diện gửi lệnh lên topic dt42/cmd, ESP32 nhận lệnh và đóng hoặc ngắt relay. Sau đó ESP32 gửi trạng thái thực tế lên topic dt42/state. Giao diện chỉ thay đổi trạng thái hiển thị khi nhận bản tin này.</w:t>
       </w:r>
     </w:p>
     <w:p>
@@ -6473,7 +6131,7 @@
       </w:pPr>
       <w:bookmarkStart w:id="115" w:name="_Toc3000015"/>
       <w:r>
-        <w:t>Thiết kế cấu trúc topic và định dạng gói tin</w:t>
+        <w:t>Thiết kế topic và gói tin</w:t>
       </w:r>
       <w:bookmarkEnd w:id="115"/>
     </w:p>
@@ -6482,7 +6140,7 @@
         <w:ind w:firstLine="720"/>
       </w:pPr>
       <w:r>
-        <w:t>Để tránh hiện tượng tự nhận lại bản tin của chính mình (loopback) và tách bạch luồng điều khiển với luồng phản hồi, hệ thống quy hoạch ba topic độc lập sử dụng định dạng dữ liệu JSON như trình bày tại Bảng 3.1.</w:t>
+        <w:t>Lệnh và phản hồi dùng hai topic riêng. Thêm một topic báo trạng thái kết nối của ESP32. Gói tin có định dạng JSON, như Bảng 3.1.</w:t>
       </w:r>
     </w:p>
     <w:tbl>
@@ -6494,11 +6152,10 @@
         <w:tblLook w:val="04A0" w:firstRow="1" w:lastRow="0" w:firstColumn="1" w:lastColumn="0" w:noHBand="0" w:noVBand="1"/>
       </w:tblPr>
       <w:tblGrid>
-        <w:gridCol w:w="1150"/>
-        <w:gridCol w:w="1750"/>
-        <w:gridCol w:w="2750"/>
-        <w:gridCol w:w="800"/>
-        <w:gridCol w:w="2338"/>
+        <w:gridCol w:w="1350"/>
+        <w:gridCol w:w="2000"/>
+        <w:gridCol w:w="2650"/>
+        <w:gridCol w:w="2788"/>
       </w:tblGrid>
       <w:tr>
         <w:trPr>
@@ -6507,20 +6164,22 @@
         </w:trPr>
         <w:tc>
           <w:tcPr>
-            <w:tcW w:w="1150" w:type="dxa"/>
+            <w:tcW w:w="1350" w:type="dxa"/>
             <w:shd w:val="clear" w:color="auto" w:fill="E7E6E6" w:themeFill="background2"/>
             <w:vAlign w:val="center"/>
           </w:tcPr>
           <w:p>
             <w:pPr>
               <w:keepNext/>
-              <w:spacing w:before="40" w:after="40"/>
+              <w:snapToGrid w:val="0"/>
+              <w:spacing w:before="40" w:after="40" w:line="240" w:lineRule="auto"/>
               <w:ind w:firstLine="0"/>
               <w:jc w:val="center"/>
             </w:pPr>
             <w:r>
               <w:rPr>
                 <w:b/>
+                <w:bCs/>
               </w:rPr>
               <w:t>Topic</w:t>
             </w:r>
@@ -6528,20 +6187,22 @@
         </w:tc>
         <w:tc>
           <w:tcPr>
-            <w:tcW w:w="1750" w:type="dxa"/>
+            <w:tcW w:w="2000" w:type="dxa"/>
             <w:shd w:val="clear" w:color="auto" w:fill="E7E6E6" w:themeFill="background2"/>
             <w:vAlign w:val="center"/>
           </w:tcPr>
           <w:p>
             <w:pPr>
               <w:keepNext/>
-              <w:spacing w:before="40" w:after="40"/>
+              <w:snapToGrid w:val="0"/>
+              <w:spacing w:before="40" w:after="40" w:line="240" w:lineRule="auto"/>
               <w:ind w:firstLine="0"/>
               <w:jc w:val="center"/>
             </w:pPr>
             <w:r>
               <w:rPr>
                 <w:b/>
+                <w:bCs/>
               </w:rPr>
               <w:t>Chiều truyền</w:t>
             </w:r>
@@ -6549,62 +6210,45 @@
         </w:tc>
         <w:tc>
           <w:tcPr>
-            <w:tcW w:w="2750" w:type="dxa"/>
+            <w:tcW w:w="2650" w:type="dxa"/>
             <w:shd w:val="clear" w:color="auto" w:fill="E7E6E6" w:themeFill="background2"/>
             <w:vAlign w:val="center"/>
           </w:tcPr>
           <w:p>
             <w:pPr>
               <w:keepNext/>
-              <w:spacing w:before="40" w:after="40"/>
+              <w:snapToGrid w:val="0"/>
+              <w:spacing w:before="40" w:after="40" w:line="240" w:lineRule="auto"/>
               <w:ind w:firstLine="0"/>
               <w:jc w:val="center"/>
             </w:pPr>
             <w:r>
               <w:rPr>
                 <w:b/>
-              </w:rPr>
-              <w:t>Định dạng gói tin JSON</w:t>
-            </w:r>
-          </w:p>
-        </w:tc>
-        <w:tc>
-          <w:tcPr>
-            <w:tcW w:w="800" w:type="dxa"/>
+                <w:bCs/>
+              </w:rPr>
+              <w:t>Gói tin JSON</w:t>
+            </w:r>
+          </w:p>
+        </w:tc>
+        <w:tc>
+          <w:tcPr>
+            <w:tcW w:w="2788" w:type="dxa"/>
             <w:shd w:val="clear" w:color="auto" w:fill="E7E6E6" w:themeFill="background2"/>
             <w:vAlign w:val="center"/>
           </w:tcPr>
           <w:p>
             <w:pPr>
               <w:keepNext/>
-              <w:spacing w:before="40" w:after="40"/>
+              <w:snapToGrid w:val="0"/>
+              <w:spacing w:before="40" w:after="40" w:line="240" w:lineRule="auto"/>
               <w:ind w:firstLine="0"/>
               <w:jc w:val="center"/>
             </w:pPr>
             <w:r>
               <w:rPr>
                 <w:b/>
-              </w:rPr>
-              <w:t>Retain</w:t>
-            </w:r>
-          </w:p>
-        </w:tc>
-        <w:tc>
-          <w:tcPr>
-            <w:tcW w:w="2338" w:type="dxa"/>
-            <w:shd w:val="clear" w:color="auto" w:fill="E7E6E6" w:themeFill="background2"/>
-            <w:vAlign w:val="center"/>
-          </w:tcPr>
-          <w:p>
-            <w:pPr>
-              <w:keepNext/>
-              <w:spacing w:before="40" w:after="40"/>
-              <w:ind w:firstLine="0"/>
-              <w:jc w:val="center"/>
-            </w:pPr>
-            <w:r>
-              <w:rPr>
-                <w:b/>
+                <w:bCs/>
               </w:rPr>
               <w:t>Chức năng</w:t>
             </w:r>
@@ -6617,12 +6261,13 @@
         </w:trPr>
         <w:tc>
           <w:tcPr>
-            <w:tcW w:w="1150" w:type="dxa"/>
-            <w:vAlign w:val="center"/>
-          </w:tcPr>
-          <w:p>
-            <w:pPr>
-              <w:spacing w:before="40" w:after="40"/>
+            <w:tcW w:w="1350" w:type="dxa"/>
+            <w:vAlign w:val="center"/>
+          </w:tcPr>
+          <w:p>
+            <w:pPr>
+              <w:snapToGrid w:val="0"/>
+              <w:spacing w:before="40" w:after="40" w:line="240" w:lineRule="auto"/>
               <w:ind w:firstLine="0"/>
               <w:jc w:val="center"/>
             </w:pPr>
@@ -6633,12 +6278,13 @@
         </w:tc>
         <w:tc>
           <w:tcPr>
-            <w:tcW w:w="1750" w:type="dxa"/>
-            <w:vAlign w:val="center"/>
-          </w:tcPr>
-          <w:p>
-            <w:pPr>
-              <w:spacing w:before="40" w:after="40"/>
+            <w:tcW w:w="2000" w:type="dxa"/>
+            <w:vAlign w:val="center"/>
+          </w:tcPr>
+          <w:p>
+            <w:pPr>
+              <w:snapToGrid w:val="0"/>
+              <w:spacing w:before="40" w:after="40" w:line="240" w:lineRule="auto"/>
               <w:ind w:firstLine="0"/>
               <w:jc w:val="center"/>
             </w:pPr>
@@ -6649,49 +6295,44 @@
         </w:tc>
         <w:tc>
           <w:tcPr>
-            <w:tcW w:w="2750" w:type="dxa"/>
-            <w:vAlign w:val="center"/>
-          </w:tcPr>
-          <w:p>
-            <w:pPr>
-              <w:spacing w:before="40" w:after="40"/>
+            <w:tcW w:w="2650" w:type="dxa"/>
+            <w:vAlign w:val="center"/>
+          </w:tcPr>
+          <w:p>
+            <w:pPr>
+              <w:snapToGrid w:val="0"/>
+              <w:spacing w:before="40" w:after="40" w:line="240" w:lineRule="auto"/>
               <w:ind w:firstLine="0"/>
               <w:jc w:val="left"/>
             </w:pPr>
             <w:r>
-              <w:t>{"action":"ON", "cmd_id":1, "t_send":1729301000120, "qos":1}</w:t>
-            </w:r>
-          </w:p>
-        </w:tc>
-        <w:tc>
-          <w:tcPr>
-            <w:tcW w:w="800" w:type="dxa"/>
-            <w:vAlign w:val="center"/>
-          </w:tcPr>
-          <w:p>
-            <w:pPr>
-              <w:spacing w:before="40" w:after="40"/>
-              <w:ind w:firstLine="0"/>
-              <w:jc w:val="center"/>
-            </w:pPr>
-            <w:r>
-              <w:t>Không</w:t>
-            </w:r>
-          </w:p>
-        </w:tc>
-        <w:tc>
-          <w:tcPr>
-            <w:tcW w:w="2338" w:type="dxa"/>
-            <w:vAlign w:val="center"/>
-          </w:tcPr>
-          <w:p>
-            <w:pPr>
-              <w:spacing w:before="40" w:after="40"/>
+              <w:t>{"action": "ON", "t_send": 1729301000120}</w:t>
+            </w:r>
+          </w:p>
+        </w:tc>
+        <w:tc>
+          <w:tcPr>
+            <w:tcW w:w="2788" w:type="dxa"/>
+            <w:vAlign w:val="center"/>
+          </w:tcPr>
+          <w:p>
+            <w:pPr>
+              <w:snapToGrid w:val="0"/>
+              <w:spacing w:before="40" w:after="40" w:line="240" w:lineRule="auto"/>
               <w:ind w:firstLine="0"/>
               <w:jc w:val="left"/>
             </w:pPr>
             <w:r>
-              <w:t>Truyền lệnh đóng (ON) hoặc ngắt (OFF), kèm mã phiên lệnh cmd_id và nhãn thời gian phát t_send (ms).</w:t>
+              <w:t>Lệnh Bật (ON) hoặc Tắt (OFF), kèm thời điểm phát lệnh t</w:t>
+            </w:r>
+            <w:r>
+              <w:rPr>
+                <w:vertAlign w:val="subscript"/>
+              </w:rPr>
+              <w:t>send</w:t>
+            </w:r>
+            <w:r>
+              <w:t xml:space="preserve"> (ms).</w:t>
             </w:r>
           </w:p>
         </w:tc>
@@ -6702,12 +6343,13 @@
         </w:trPr>
         <w:tc>
           <w:tcPr>
-            <w:tcW w:w="1150" w:type="dxa"/>
-            <w:vAlign w:val="center"/>
-          </w:tcPr>
-          <w:p>
-            <w:pPr>
-              <w:spacing w:before="40" w:after="40"/>
+            <w:tcW w:w="1350" w:type="dxa"/>
+            <w:vAlign w:val="center"/>
+          </w:tcPr>
+          <w:p>
+            <w:pPr>
+              <w:snapToGrid w:val="0"/>
+              <w:spacing w:before="40" w:after="40" w:line="240" w:lineRule="auto"/>
               <w:ind w:firstLine="0"/>
               <w:jc w:val="center"/>
             </w:pPr>
@@ -6718,12 +6360,13 @@
         </w:tc>
         <w:tc>
           <w:tcPr>
-            <w:tcW w:w="1750" w:type="dxa"/>
-            <w:vAlign w:val="center"/>
-          </w:tcPr>
-          <w:p>
-            <w:pPr>
-              <w:spacing w:before="40" w:after="40"/>
+            <w:tcW w:w="2000" w:type="dxa"/>
+            <w:vAlign w:val="center"/>
+          </w:tcPr>
+          <w:p>
+            <w:pPr>
+              <w:snapToGrid w:val="0"/>
+              <w:spacing w:before="40" w:after="40" w:line="240" w:lineRule="auto"/>
               <w:ind w:firstLine="0"/>
               <w:jc w:val="center"/>
             </w:pPr>
@@ -6734,49 +6377,44 @@
         </w:tc>
         <w:tc>
           <w:tcPr>
-            <w:tcW w:w="2750" w:type="dxa"/>
-            <w:vAlign w:val="center"/>
-          </w:tcPr>
-          <w:p>
-            <w:pPr>
-              <w:spacing w:before="40" w:after="40"/>
+            <w:tcW w:w="2650" w:type="dxa"/>
+            <w:vAlign w:val="center"/>
+          </w:tcPr>
+          <w:p>
+            <w:pPr>
+              <w:snapToGrid w:val="0"/>
+              <w:spacing w:before="40" w:after="40" w:line="240" w:lineRule="auto"/>
               <w:ind w:firstLine="0"/>
               <w:jc w:val="left"/>
             </w:pPr>
             <w:r>
-              <w:t>{"state":"ON", "cmd_id":1, "t_send":1729301000120, "qos":1}</w:t>
-            </w:r>
-          </w:p>
-        </w:tc>
-        <w:tc>
-          <w:tcPr>
-            <w:tcW w:w="800" w:type="dxa"/>
-            <w:vAlign w:val="center"/>
-          </w:tcPr>
-          <w:p>
-            <w:pPr>
-              <w:spacing w:before="40" w:after="40"/>
-              <w:ind w:firstLine="0"/>
-              <w:jc w:val="center"/>
-            </w:pPr>
-            <w:r>
-              <w:t>Có</w:t>
-            </w:r>
-          </w:p>
-        </w:tc>
-        <w:tc>
-          <w:tcPr>
-            <w:tcW w:w="2338" w:type="dxa"/>
-            <w:vAlign w:val="center"/>
-          </w:tcPr>
-          <w:p>
-            <w:pPr>
-              <w:spacing w:before="40" w:after="40"/>
+              <w:t>{"state": "ON", "t_send": 1729301000120}</w:t>
+            </w:r>
+          </w:p>
+        </w:tc>
+        <w:tc>
+          <w:tcPr>
+            <w:tcW w:w="2788" w:type="dxa"/>
+            <w:vAlign w:val="center"/>
+          </w:tcPr>
+          <w:p>
+            <w:pPr>
+              <w:snapToGrid w:val="0"/>
+              <w:spacing w:before="40" w:after="40" w:line="240" w:lineRule="auto"/>
               <w:ind w:firstLine="0"/>
               <w:jc w:val="left"/>
             </w:pPr>
             <w:r>
-              <w:t>Phản hồi trạng thái thực tế của relay (ON/OFF), hoàn trả mã cmd_id và nhãn thời gian t_send.</w:t>
+              <w:t>Trạng thái thực tế sau khi đóng hoặc ngắt relay, trả lại giá trị t</w:t>
+            </w:r>
+            <w:r>
+              <w:rPr>
+                <w:vertAlign w:val="subscript"/>
+              </w:rPr>
+              <w:t>send</w:t>
+            </w:r>
+            <w:r>
+              <w:t>.</w:t>
             </w:r>
           </w:p>
         </w:tc>
@@ -6787,13 +6425,14 @@
         </w:trPr>
         <w:tc>
           <w:tcPr>
-            <w:tcW w:w="1150" w:type="dxa"/>
+            <w:tcW w:w="1350" w:type="dxa"/>
             <w:vAlign w:val="center"/>
           </w:tcPr>
           <w:p>
             <w:pPr>
               <w:keepNext/>
-              <w:spacing w:before="40" w:after="40"/>
+              <w:snapToGrid w:val="0"/>
+              <w:spacing w:before="40" w:after="40" w:line="240" w:lineRule="auto"/>
               <w:ind w:firstLine="0"/>
               <w:jc w:val="center"/>
             </w:pPr>
@@ -6804,13 +6443,14 @@
         </w:tc>
         <w:tc>
           <w:tcPr>
-            <w:tcW w:w="1750" w:type="dxa"/>
+            <w:tcW w:w="2000" w:type="dxa"/>
             <w:vAlign w:val="center"/>
           </w:tcPr>
           <w:p>
             <w:pPr>
               <w:keepNext/>
-              <w:spacing w:before="40" w:after="40"/>
+              <w:snapToGrid w:val="0"/>
+              <w:spacing w:before="40" w:after="40" w:line="240" w:lineRule="auto"/>
               <w:ind w:firstLine="0"/>
               <w:jc w:val="center"/>
             </w:pPr>
@@ -6821,52 +6461,37 @@
         </w:tc>
         <w:tc>
           <w:tcPr>
-            <w:tcW w:w="2750" w:type="dxa"/>
+            <w:tcW w:w="2650" w:type="dxa"/>
             <w:vAlign w:val="center"/>
           </w:tcPr>
           <w:p>
             <w:pPr>
               <w:keepNext/>
-              <w:spacing w:before="40" w:after="40"/>
+              <w:snapToGrid w:val="0"/>
+              <w:spacing w:before="40" w:after="40" w:line="240" w:lineRule="auto"/>
               <w:ind w:firstLine="0"/>
               <w:jc w:val="left"/>
             </w:pPr>
             <w:r>
-              <w:t>{"online":true} hoặc {"online":false}</w:t>
-            </w:r>
-          </w:p>
-        </w:tc>
-        <w:tc>
-          <w:tcPr>
-            <w:tcW w:w="800" w:type="dxa"/>
+              <w:t>{"online": true} hoặc {"online": false}</w:t>
+            </w:r>
+          </w:p>
+        </w:tc>
+        <w:tc>
+          <w:tcPr>
+            <w:tcW w:w="2788" w:type="dxa"/>
             <w:vAlign w:val="center"/>
           </w:tcPr>
           <w:p>
             <w:pPr>
               <w:keepNext/>
-              <w:spacing w:before="40" w:after="40"/>
-              <w:ind w:firstLine="0"/>
-              <w:jc w:val="center"/>
-            </w:pPr>
-            <w:r>
-              <w:t>Có</w:t>
-            </w:r>
-          </w:p>
-        </w:tc>
-        <w:tc>
-          <w:tcPr>
-            <w:tcW w:w="2338" w:type="dxa"/>
-            <w:vAlign w:val="center"/>
-          </w:tcPr>
-          <w:p>
-            <w:pPr>
-              <w:keepNext/>
-              <w:spacing w:before="40" w:after="40"/>
+              <w:snapToGrid w:val="0"/>
+              <w:spacing w:before="40" w:after="40" w:line="240" w:lineRule="auto"/>
               <w:ind w:firstLine="0"/>
               <w:jc w:val="left"/>
             </w:pPr>
             <w:r>
-              <w:t>Thông báo trạng thái kết nối của ESP32. Broker tự động phát bản tin false theo cơ chế LWT khi mất kết nối.</w:t>
+              <w:t>Trạng thái kết nối của ESP32. Broker phát bản tin false theo LWT.</w:t>
             </w:r>
           </w:p>
         </w:tc>
@@ -6900,7 +6525,7 @@
         </w:r>
       </w:fldSimple>
       <w:r>
-        <w:t>. Quy hoạch topic và định dạng gói tin JSON của hệ thống</w:t>
+        <w:t>. Topic và định dạng gói tin</w:t>
       </w:r>
       <w:bookmarkEnd w:id="116"/>
     </w:p>
@@ -6909,7 +6534,16 @@
         <w:ind w:firstLine="720"/>
       </w:pPr>
       <w:r>
-        <w:t>Cả hai topic dt42/state và dt42/status đều được thiết lập cờ Retain = true để giao diện luôn đồng bộ được trạng thái mới nhất ngay khi kết nối vào Broker. Điểm cải tiến quan trọng trong thiết kế gói tin là việc bổ sung trường định danh phiên lệnh cmd_id cùng với nhãn thời gian t_send: khi người dùng tải lại trang Web, Broker sẽ đẩy lại bản tin dt42/state được lưu giữ (Retain) từ phiên trước (có chứa t_send &gt; 0 của quá khứ). Nhờ kiểm tra điều kiện khớp mã lệnh đang chờ (cmd_id == pending_cmd_id), giao diện chỉ đồng bộ trạng thái hiển thị mà không tính RTT sai lệch từ gói tin Retain cũ. Tương tự, khi người dùng tác động bằng nút nhấn vật lý tại mạch, ESP32 phát bản tin lên dt42/state với cmd_id = 0 và t_send = 0; giao diện cập nhật ngay trạng thái mới và bỏ qua bước tính RTT.</w:t>
+        <w:t>Bản tin trên topic dt42/state và dt42/status được gửi với cờ Retain. Khi nút nhấn tại chỗ làm thay đổi trạng thái, ESP32 gửi bản tin trên topic dt42/state với t</w:t>
+      </w:r>
+      <w:r>
+        <w:rPr>
+          <w:vertAlign w:val="subscript"/>
+        </w:rPr>
+        <w:t>send</w:t>
+      </w:r>
+      <w:r>
+        <w:t xml:space="preserve"> bằng 0.</w:t>
       </w:r>
     </w:p>
     <w:p>
@@ -6928,7 +6562,7 @@
         <w:ind w:firstLine="720"/>
       </w:pPr>
       <w:r>
-        <w:t>Chu trình xử lý một lệnh điều khiển từ xa và đo độ trễ RTT diễn ra qua bốn bước chính (với hai chặng truyền thông qua Broker ở Bước 1 và Bước 3) như minh họa trên Hình 3.2:</w:t>
+        <w:t>Một lệnh điều khiển được xử lý qua bốn bước, như Hình 3.2:</w:t>
       </w:r>
     </w:p>
     <w:p>
@@ -6944,9 +6578,9 @@
         </w:rPr>
         <w:drawing>
           <wp:inline distT="0" distB="0" distL="0" distR="0">
-            <wp:extent cx="5580000" cy="2849361"/>
+            <wp:extent cx="4852272" cy="3500000"/>
             <wp:effectExtent l="0" t="0" r="0" b="0"/>
-            <wp:docPr id="302" name="Picture 302" descr="Trình tự xử lý một lệnh điều khiển và đo độ trễ RTT"/>
+            <wp:docPr id="302" name="Picture 302" descr="Trình tự xử lý một lệnh điều khiển"/>
             <wp:cNvGraphicFramePr>
               <a:graphicFrameLocks noChangeAspect="1"/>
             </wp:cNvGraphicFramePr>
@@ -6954,7 +6588,7 @@
               <a:graphicData uri="http://schemas.openxmlformats.org/drawingml/2006/picture">
                 <pic:pic>
                   <pic:nvPicPr>
-                    <pic:cNvPr id="302" name="hinh_3_2_trinh_tu.png" descr="Trình tự xử lý một lệnh điều khiển và đo độ trễ RTT"/>
+                    <pic:cNvPr id="302" name="hinh_3_2_trinh_tu.png" descr="Trình tự xử lý một lệnh điều khiển"/>
                     <pic:cNvPicPr/>
                   </pic:nvPicPr>
                   <pic:blipFill>
@@ -6966,7 +6600,7 @@
                   <pic:spPr>
                     <a:xfrm>
                       <a:off x="0" y="0"/>
-                      <a:ext cx="5580000" cy="2849361"/>
+                      <a:ext cx="4852272" cy="3500000"/>
                     </a:xfrm>
                     <a:prstGeom prst="rect">
                       <a:avLst/>
@@ -7007,7 +6641,7 @@
         </w:r>
       </w:fldSimple>
       <w:r>
-        <w:t>. Trình tự xử lý một lệnh điều khiển và đo độ trễ RTT</w:t>
+        <w:t>. Trình tự xử lý một lệnh điều khiển</w:t>
       </w:r>
       <w:bookmarkEnd w:id="118"/>
     </w:p>
@@ -7018,27 +6652,21 @@
       <w:r>
         <w:rPr>
           <w:b/>
+          <w:bCs/>
         </w:rPr>
-        <w:t xml:space="preserve">Bước 1 (Phát lệnh điều khiển – Bước 1a &amp; 1b): </w:t>
-      </w:r>
-      <w:r>
-        <w:t xml:space="preserve">khi người dùng nhấn nút Bật hoặc Tắt trên Web Dashboard, chương trình tăng bộ đếm cmd_id, lưu mã lệnh đang chờ (pending_cmd_id = cmd_id), ghi nhận thời điểm phát </w:t>
+        <w:t xml:space="preserve">Bước 1. </w:t>
+      </w:r>
+      <w:r>
+        <w:t>Người dùng nhấn nút trên Web Dashboard. Giao diện ghi thời điểm t</w:t>
       </w:r>
       <w:r>
         <w:rPr>
-          <w:i/>
-        </w:rPr>
-        <w:t>t</w:t>
-      </w:r>
-      <w:r>
-        <w:rPr>
-          <w:i/>
           <w:vertAlign w:val="subscript"/>
         </w:rPr>
         <w:t>send</w:t>
       </w:r>
       <w:r>
-        <w:t xml:space="preserve"> và phát gói JSON lên topic dt42/cmd (Bước 1a). EMQX Broker tiếp nhận và chuyển tiếp gói tin đến ESP32 theo mức QoS đã chọn (Bước 1b).</w:t>
+        <w:t>, đóng gói lệnh dạng JSON và gửi lên topic dt42/cmd. Ở bước này giao diện chưa đổi trạng thái hiển thị.</w:t>
       </w:r>
     </w:p>
     <w:p>
@@ -7048,27 +6676,36 @@
       <w:r>
         <w:rPr>
           <w:b/>
+          <w:bCs/>
         </w:rPr>
-        <w:t xml:space="preserve">Bước 2 (Thực thi tại vi điều khiển ESP32): </w:t>
-      </w:r>
-      <w:r>
-        <w:t xml:space="preserve">ESP32 nhận bản tin từ dt42/cmd, phân tích cú pháp JSON để lấy trường action, cmd_id, </w:t>
-      </w:r>
+        <w:t xml:space="preserve">Bước 2. </w:t>
+      </w:r>
+      <w:r>
+        <w:t>ESP32 nhận bản tin từ topic dt42/cmd, lấy giá trị action và đóng hoặc ngắt relay.</w:t>
+      </w:r>
+    </w:p>
+    <w:p>
+      <w:pPr>
+        <w:ind w:firstLine="720"/>
+      </w:pPr>
       <w:r>
         <w:rPr>
-          <w:i/>
+          <w:b/>
+          <w:bCs/>
         </w:rPr>
-        <w:t>t</w:t>
+        <w:t xml:space="preserve">Bước 3. </w:t>
+      </w:r>
+      <w:r>
+        <w:t>ESP32 đọc trạng thái thực tế của relay, đóng gói cùng giá trị t</w:t>
       </w:r>
       <w:r>
         <w:rPr>
-          <w:i/>
           <w:vertAlign w:val="subscript"/>
         </w:rPr>
         <w:t>send</w:t>
       </w:r>
       <w:r>
-        <w:t>, sau đó xuất mức logic ra chân GPIO26 để đóng hoặc ngắt relay và đọc lại trạng thái thực tế của chân GPIO26 bằng hàm digitalRead(GPIO26).</w:t>
+        <w:t xml:space="preserve"> đã nhận và gửi lên topic dt42/state.</w:t>
       </w:r>
     </w:p>
     <w:p>
@@ -7078,27 +6715,38 @@
       <w:r>
         <w:rPr>
           <w:b/>
+          <w:bCs/>
         </w:rPr>
-        <w:t xml:space="preserve">Bước 3 (Phản hồi trạng thái thực tế – Bước 3a &amp; 3b): </w:t>
-      </w:r>
-      <w:r>
-        <w:t xml:space="preserve">ESP32 đóng gói trạng thái thực tế (ON hoặc OFF) kèm nguyên vẹn giá trị cmd_id và </w:t>
+        <w:t xml:space="preserve">Bước 4. </w:t>
+      </w:r>
+      <w:r>
+        <w:t>Web Dashboard nhận bản tin tại thời điểm t</w:t>
       </w:r>
       <w:r>
         <w:rPr>
-          <w:i/>
+          <w:vertAlign w:val="subscript"/>
         </w:rPr>
-        <w:t>t</w:t>
+        <w:t>ack</w:t>
+      </w:r>
+      <w:r>
+        <w:t>, cập nhật trạng thái hiển thị và tính RTT theo công thức (2.1).</w:t>
+      </w:r>
+    </w:p>
+    <w:p>
+      <w:pPr>
+        <w:ind w:firstLine="720"/>
+      </w:pPr>
+      <w:r>
+        <w:t>Khi nút nhấn tại chỗ được nhấn, ESP32 đảo trạng thái relay và thực hiện Bước 3 với t</w:t>
       </w:r>
       <w:r>
         <w:rPr>
-          <w:i/>
           <w:vertAlign w:val="subscript"/>
         </w:rPr>
         <w:t>send</w:t>
       </w:r>
       <w:r>
-        <w:t xml:space="preserve"> vừa nhận, phát lên topic dt42/state với cờ Retain = true (Bước 3a) để Broker chuyển tiếp về Web Dashboard (Bước 3b).</w:t>
+        <w:t xml:space="preserve"> bằng 0. Giao diện cập nhật trạng thái và không tính RTT.</w:t>
       </w:r>
     </w:p>
     <w:p>
@@ -7106,53 +6754,7 @@
         <w:ind w:firstLine="720"/>
       </w:pPr>
       <w:r>
-        <w:rPr>
-          <w:b/>
-        </w:rPr>
-        <w:t xml:space="preserve">Bước 4 (Cập nhật hiển thị và tính RTT): </w:t>
-      </w:r>
-      <w:r>
-        <w:t xml:space="preserve">Web Dashboard nhận bản tin phản hồi tại thời điểm </w:t>
-      </w:r>
-      <w:r>
-        <w:rPr>
-          <w:i/>
-        </w:rPr>
-        <w:t>t</w:t>
-      </w:r>
-      <w:r>
-        <w:rPr>
-          <w:i/>
-          <w:vertAlign w:val="subscript"/>
-        </w:rPr>
-        <w:t>ack</w:t>
-      </w:r>
-      <w:r>
-        <w:t xml:space="preserve">, cập nhật trạng thái hiển thị ON/OFF. Nếu gói tin có </w:t>
-      </w:r>
-      <w:r>
-        <w:rPr>
-          <w:i/>
-        </w:rPr>
-        <w:t>t</w:t>
-      </w:r>
-      <w:r>
-        <w:rPr>
-          <w:i/>
-          <w:vertAlign w:val="subscript"/>
-        </w:rPr>
-        <w:t>send</w:t>
-      </w:r>
-      <w:r>
-        <w:t xml:space="preserve"> &gt; 0 và cmd_id trùng khớp với pending_cmd_id, chương trình tính độ trễ khứ hồi theo công thức (2.1), cập nhật bảng thống kê và xóa cờ pending_cmd_id.</w:t>
-      </w:r>
-    </w:p>
-    <w:p>
-      <w:pPr>
-        <w:ind w:firstLine="720"/>
-      </w:pPr>
-      <w:r>
-        <w:t>Thuật toán chi tiết của chương trình nhúng trên vi điều khiển ESP32 và chương trình xử lý sự kiện trên Web Dashboard được thể hiện tương ứng tại lưu đồ Hình 3.3 và Hình 3.4.</w:t>
+        <w:t>Hình 3.3 là lưu đồ chương trình trên ESP32 và Hình 3.4 là lưu đồ xử lý trên Web Dashboard.</w:t>
       </w:r>
     </w:p>
     <w:p>
@@ -7168,9 +6770,9 @@
         </w:rPr>
         <w:drawing>
           <wp:inline distT="0" distB="0" distL="0" distR="0">
-            <wp:extent cx="5016666" cy="4200000"/>
+            <wp:extent cx="4300000" cy="4300000"/>
             <wp:effectExtent l="0" t="0" r="0" b="0"/>
-            <wp:docPr id="303" name="Picture 303" descr="Lưu đồ thuật toán chương trình trên vi điều khiển ESP32"/>
+            <wp:docPr id="303" name="Picture 303" descr="Lưu đồ chương trình trên ESP32"/>
             <wp:cNvGraphicFramePr>
               <a:graphicFrameLocks noChangeAspect="1"/>
             </wp:cNvGraphicFramePr>
@@ -7178,7 +6780,7 @@
               <a:graphicData uri="http://schemas.openxmlformats.org/drawingml/2006/picture">
                 <pic:pic>
                   <pic:nvPicPr>
-                    <pic:cNvPr id="303" name="hinh_3_3_luu_do_esp32.png" descr="Lưu đồ thuật toán chương trình trên vi điều khiển ESP32"/>
+                    <pic:cNvPr id="303" name="hinh_3_3_luu_do_esp32.png" descr="Lưu đồ chương trình trên ESP32"/>
                     <pic:cNvPicPr/>
                   </pic:nvPicPr>
                   <pic:blipFill>
@@ -7190,7 +6792,7 @@
                   <pic:spPr>
                     <a:xfrm>
                       <a:off x="0" y="0"/>
-                      <a:ext cx="5016666" cy="4200000"/>
+                      <a:ext cx="4300000" cy="4300000"/>
                     </a:xfrm>
                     <a:prstGeom prst="rect">
                       <a:avLst/>
@@ -7231,7 +6833,7 @@
         </w:r>
       </w:fldSimple>
       <w:r>
-        <w:t>. Lưu đồ thuật toán chương trình trên vi điều khiển ESP32</w:t>
+        <w:t>. Lưu đồ chương trình trên ESP32</w:t>
       </w:r>
       <w:bookmarkEnd w:id="119"/>
     </w:p>
@@ -7248,9 +6850,9 @@
         </w:rPr>
         <w:drawing>
           <wp:inline distT="0" distB="0" distL="0" distR="0">
-            <wp:extent cx="4973684" cy="4200000"/>
+            <wp:extent cx="4147999" cy="4420000"/>
             <wp:effectExtent l="0" t="0" r="0" b="0"/>
-            <wp:docPr id="304" name="Picture 304" descr="Lưu đồ thuật toán xử lý trên giao diện Web Dashboard"/>
+            <wp:docPr id="304" name="Picture 304" descr="Lưu đồ xử lý trên Web Dashboard"/>
             <wp:cNvGraphicFramePr>
               <a:graphicFrameLocks noChangeAspect="1"/>
             </wp:cNvGraphicFramePr>
@@ -7258,7 +6860,7 @@
               <a:graphicData uri="http://schemas.openxmlformats.org/drawingml/2006/picture">
                 <pic:pic>
                   <pic:nvPicPr>
-                    <pic:cNvPr id="304" name="hinh_3_4_luu_do_web.png" descr="Lưu đồ thuật toán xử lý trên giao diện Web Dashboard"/>
+                    <pic:cNvPr id="304" name="hinh_3_4_luu_do_web.png" descr="Lưu đồ xử lý trên Web Dashboard"/>
                     <pic:cNvPicPr/>
                   </pic:nvPicPr>
                   <pic:blipFill>
@@ -7270,7 +6872,7 @@
                   <pic:spPr>
                     <a:xfrm>
                       <a:off x="0" y="0"/>
-                      <a:ext cx="4973684" cy="4200000"/>
+                      <a:ext cx="4147999" cy="4420000"/>
                     </a:xfrm>
                     <a:prstGeom prst="rect">
                       <a:avLst/>
@@ -7311,7 +6913,7 @@
         </w:r>
       </w:fldSimple>
       <w:r>
-        <w:t>. Lưu đồ thuật toán xử lý trên giao diện Web Dashboard</w:t>
+        <w:t>. Lưu đồ xử lý trên Web Dashboard</w:t>
       </w:r>
       <w:bookmarkEnd w:id="120"/>
     </w:p>
@@ -7343,7 +6945,7 @@
         <w:ind w:firstLine="720"/>
       </w:pPr>
       <w:r>
-        <w:t>Mô hình thực nghiệm được xây dựng với các thành phần phần cứng và phần mềm liệt kê chi tiết trong Bảng 4.1, đấu nối theo sơ đồ nguyên lý tại Hình 4.1. Chân GPIO26 của ESP32 được cấu hình làm ngõ ra số (OUTPUT) điều khiển ngõ vào IN của module relay 5V DC (tích cực mức cao HIGH để đóng tiếp điểm thường mở NO cấp nguồn cho tải). Nút nhấn vật lý được nối giữa chân GPIO27 và chân GND, sử dụng điện trở kéo lên nội (INPUT_PULLUP) kết hợp thuật toán chống dội phím (debounce) 50 ms.</w:t>
+        <w:t>Mô hình gồm các thành phần trong Bảng 4.1, đấu nối như Hình 4.1. ESP32 điều khiển relay bằng một chân ra, nút nhấn nối vào một chân vào của ESP32, tiếp điểm relay đóng ngắt mạch cấp nguồn cho thiết bị tải.</w:t>
       </w:r>
     </w:p>
     <w:tbl>
@@ -7355,10 +6957,9 @@
         <w:tblLook w:val="04A0" w:firstRow="1" w:lastRow="0" w:firstColumn="1" w:lastColumn="0" w:noHBand="0" w:noVBand="1"/>
       </w:tblPr>
       <w:tblGrid>
-        <w:gridCol w:w="650"/>
-        <w:gridCol w:w="1750"/>
-        <w:gridCol w:w="3100"/>
-        <w:gridCol w:w="3288"/>
+        <w:gridCol w:w="1000"/>
+        <w:gridCol w:w="2800"/>
+        <w:gridCol w:w="4988"/>
       </w:tblGrid>
       <w:tr>
         <w:trPr>
@@ -7367,20 +6968,22 @@
         </w:trPr>
         <w:tc>
           <w:tcPr>
-            <w:tcW w:w="650" w:type="dxa"/>
+            <w:tcW w:w="1000" w:type="dxa"/>
             <w:shd w:val="clear" w:color="auto" w:fill="E7E6E6" w:themeFill="background2"/>
             <w:vAlign w:val="center"/>
           </w:tcPr>
           <w:p>
             <w:pPr>
               <w:keepNext/>
-              <w:spacing w:before="40" w:after="40"/>
+              <w:snapToGrid w:val="0"/>
+              <w:spacing w:before="40" w:after="40" w:line="240" w:lineRule="auto"/>
               <w:ind w:firstLine="0"/>
               <w:jc w:val="center"/>
             </w:pPr>
             <w:r>
               <w:rPr>
                 <w:b/>
+                <w:bCs/>
               </w:rPr>
               <w:t>STT</w:t>
             </w:r>
@@ -7388,20 +6991,22 @@
         </w:tc>
         <w:tc>
           <w:tcPr>
-            <w:tcW w:w="1750" w:type="dxa"/>
+            <w:tcW w:w="2800" w:type="dxa"/>
             <w:shd w:val="clear" w:color="auto" w:fill="E7E6E6" w:themeFill="background2"/>
             <w:vAlign w:val="center"/>
           </w:tcPr>
           <w:p>
             <w:pPr>
               <w:keepNext/>
-              <w:spacing w:before="40" w:after="40"/>
+              <w:snapToGrid w:val="0"/>
+              <w:spacing w:before="40" w:after="40" w:line="240" w:lineRule="auto"/>
               <w:ind w:firstLine="0"/>
               <w:jc w:val="center"/>
             </w:pPr>
             <w:r>
               <w:rPr>
                 <w:b/>
+                <w:bCs/>
               </w:rPr>
               <w:t>Thành phần</w:t>
             </w:r>
@@ -7409,43 +7014,24 @@
         </w:tc>
         <w:tc>
           <w:tcPr>
-            <w:tcW w:w="3100" w:type="dxa"/>
+            <w:tcW w:w="4988" w:type="dxa"/>
             <w:shd w:val="clear" w:color="auto" w:fill="E7E6E6" w:themeFill="background2"/>
             <w:vAlign w:val="center"/>
           </w:tcPr>
           <w:p>
             <w:pPr>
               <w:keepNext/>
-              <w:spacing w:before="40" w:after="40"/>
+              <w:snapToGrid w:val="0"/>
+              <w:spacing w:before="40" w:after="40" w:line="240" w:lineRule="auto"/>
               <w:ind w:firstLine="0"/>
               <w:jc w:val="center"/>
             </w:pPr>
             <w:r>
               <w:rPr>
                 <w:b/>
-              </w:rPr>
-              <w:t>Thông số kỹ thuật / Cấu hình</w:t>
-            </w:r>
-          </w:p>
-        </w:tc>
-        <w:tc>
-          <w:tcPr>
-            <w:tcW w:w="3288" w:type="dxa"/>
-            <w:shd w:val="clear" w:color="auto" w:fill="E7E6E6" w:themeFill="background2"/>
-            <w:vAlign w:val="center"/>
-          </w:tcPr>
-          <w:p>
-            <w:pPr>
-              <w:keepNext/>
-              <w:spacing w:before="40" w:after="40"/>
-              <w:ind w:firstLine="0"/>
-              <w:jc w:val="center"/>
-            </w:pPr>
-            <w:r>
-              <w:rPr>
-                <w:b/>
-              </w:rPr>
-              <w:t>Chức năng trong hệ thống</w:t>
+                <w:bCs/>
+              </w:rPr>
+              <w:t>Chức năng</w:t>
             </w:r>
           </w:p>
         </w:tc>
@@ -7456,12 +7042,13 @@
         </w:trPr>
         <w:tc>
           <w:tcPr>
-            <w:tcW w:w="650" w:type="dxa"/>
-            <w:vAlign w:val="center"/>
-          </w:tcPr>
-          <w:p>
-            <w:pPr>
-              <w:spacing w:before="40" w:after="40"/>
+            <w:tcW w:w="1000" w:type="dxa"/>
+            <w:vAlign w:val="center"/>
+          </w:tcPr>
+          <w:p>
+            <w:pPr>
+              <w:snapToGrid w:val="0"/>
+              <w:spacing w:before="40" w:after="40" w:line="240" w:lineRule="auto"/>
               <w:ind w:firstLine="0"/>
               <w:jc w:val="center"/>
             </w:pPr>
@@ -7472,49 +7059,35 @@
         </w:tc>
         <w:tc>
           <w:tcPr>
-            <w:tcW w:w="1750" w:type="dxa"/>
-            <w:vAlign w:val="center"/>
-          </w:tcPr>
-          <w:p>
-            <w:pPr>
-              <w:spacing w:before="40" w:after="40"/>
+            <w:tcW w:w="2800" w:type="dxa"/>
+            <w:vAlign w:val="center"/>
+          </w:tcPr>
+          <w:p>
+            <w:pPr>
+              <w:snapToGrid w:val="0"/>
+              <w:spacing w:before="40" w:after="40" w:line="240" w:lineRule="auto"/>
               <w:ind w:firstLine="0"/>
               <w:jc w:val="left"/>
             </w:pPr>
             <w:r>
-              <w:t>Vi điều khiển ESP32</w:t>
-            </w:r>
-          </w:p>
-        </w:tc>
-        <w:tc>
-          <w:tcPr>
-            <w:tcW w:w="3100" w:type="dxa"/>
-            <w:vAlign w:val="center"/>
-          </w:tcPr>
-          <w:p>
-            <w:pPr>
-              <w:spacing w:before="40" w:after="40"/>
+              <w:t>ESP32</w:t>
+            </w:r>
+          </w:p>
+        </w:tc>
+        <w:tc>
+          <w:tcPr>
+            <w:tcW w:w="4988" w:type="dxa"/>
+            <w:vAlign w:val="center"/>
+          </w:tcPr>
+          <w:p>
+            <w:pPr>
+              <w:snapToGrid w:val="0"/>
+              <w:spacing w:before="40" w:after="40" w:line="240" w:lineRule="auto"/>
               <w:ind w:firstLine="0"/>
               <w:jc w:val="left"/>
             </w:pPr>
             <w:r>
-              <w:t>Kit ESP32-WROOM-32, Wi-Fi IEEE 802.11 b/g/n 2,4 GHz [2]</w:t>
-            </w:r>
-          </w:p>
-        </w:tc>
-        <w:tc>
-          <w:tcPr>
-            <w:tcW w:w="3288" w:type="dxa"/>
-            <w:vAlign w:val="center"/>
-          </w:tcPr>
-          <w:p>
-            <w:pPr>
-              <w:spacing w:before="40" w:after="40"/>
-              <w:ind w:firstLine="0"/>
-              <w:jc w:val="left"/>
-            </w:pPr>
-            <w:r>
-              <w:t>Nhận lệnh MQTT, điều khiển relay (GPIO26), đọc nút nhấn (GPIO27) và gửi phản hồi</w:t>
+              <w:t>Nhận lệnh, điều khiển relay và gửi trạng thái</w:t>
             </w:r>
           </w:p>
         </w:tc>
@@ -7525,12 +7098,13 @@
         </w:trPr>
         <w:tc>
           <w:tcPr>
-            <w:tcW w:w="650" w:type="dxa"/>
-            <w:vAlign w:val="center"/>
-          </w:tcPr>
-          <w:p>
-            <w:pPr>
-              <w:spacing w:before="40" w:after="40"/>
+            <w:tcW w:w="1000" w:type="dxa"/>
+            <w:vAlign w:val="center"/>
+          </w:tcPr>
+          <w:p>
+            <w:pPr>
+              <w:snapToGrid w:val="0"/>
+              <w:spacing w:before="40" w:after="40" w:line="240" w:lineRule="auto"/>
               <w:ind w:firstLine="0"/>
               <w:jc w:val="center"/>
             </w:pPr>
@@ -7541,12 +7115,13 @@
         </w:tc>
         <w:tc>
           <w:tcPr>
-            <w:tcW w:w="1750" w:type="dxa"/>
-            <w:vAlign w:val="center"/>
-          </w:tcPr>
-          <w:p>
-            <w:pPr>
-              <w:spacing w:before="40" w:after="40"/>
+            <w:tcW w:w="2800" w:type="dxa"/>
+            <w:vAlign w:val="center"/>
+          </w:tcPr>
+          <w:p>
+            <w:pPr>
+              <w:snapToGrid w:val="0"/>
+              <w:spacing w:before="40" w:after="40" w:line="240" w:lineRule="auto"/>
               <w:ind w:firstLine="0"/>
               <w:jc w:val="left"/>
             </w:pPr>
@@ -7557,33 +7132,18 @@
         </w:tc>
         <w:tc>
           <w:tcPr>
-            <w:tcW w:w="3100" w:type="dxa"/>
-            <w:vAlign w:val="center"/>
-          </w:tcPr>
-          <w:p>
-            <w:pPr>
-              <w:spacing w:before="40" w:after="40"/>
+            <w:tcW w:w="4988" w:type="dxa"/>
+            <w:vAlign w:val="center"/>
+          </w:tcPr>
+          <w:p>
+            <w:pPr>
+              <w:snapToGrid w:val="0"/>
+              <w:spacing w:before="40" w:after="40" w:line="240" w:lineRule="auto"/>
               <w:ind w:firstLine="0"/>
               <w:jc w:val="left"/>
             </w:pPr>
             <w:r>
-              <w:t>Module 1 kênh 5V DC, cách ly quang Optocoupler, tiếp điểm 10A/250VAC</w:t>
-            </w:r>
-          </w:p>
-        </w:tc>
-        <w:tc>
-          <w:tcPr>
-            <w:tcW w:w="3288" w:type="dxa"/>
-            <w:vAlign w:val="center"/>
-          </w:tcPr>
-          <w:p>
-            <w:pPr>
-              <w:spacing w:before="40" w:after="40"/>
-              <w:ind w:firstLine="0"/>
-              <w:jc w:val="left"/>
-            </w:pPr>
-            <w:r>
-              <w:t>Chấp hành đóng/ngắt mạch nguồn cấp cho thiết bị tải qua tiếp điểm COM – NO</w:t>
+              <w:t>Đóng ngắt nguồn cấp cho thiết bị tải</w:t>
             </w:r>
           </w:p>
         </w:tc>
@@ -7594,12 +7154,13 @@
         </w:trPr>
         <w:tc>
           <w:tcPr>
-            <w:tcW w:w="650" w:type="dxa"/>
-            <w:vAlign w:val="center"/>
-          </w:tcPr>
-          <w:p>
-            <w:pPr>
-              <w:spacing w:before="40" w:after="40"/>
+            <w:tcW w:w="1000" w:type="dxa"/>
+            <w:vAlign w:val="center"/>
+          </w:tcPr>
+          <w:p>
+            <w:pPr>
+              <w:snapToGrid w:val="0"/>
+              <w:spacing w:before="40" w:after="40" w:line="240" w:lineRule="auto"/>
               <w:ind w:firstLine="0"/>
               <w:jc w:val="center"/>
             </w:pPr>
@@ -7610,49 +7171,35 @@
         </w:tc>
         <w:tc>
           <w:tcPr>
-            <w:tcW w:w="1750" w:type="dxa"/>
-            <w:vAlign w:val="center"/>
-          </w:tcPr>
-          <w:p>
-            <w:pPr>
-              <w:spacing w:before="40" w:after="40"/>
+            <w:tcW w:w="2800" w:type="dxa"/>
+            <w:vAlign w:val="center"/>
+          </w:tcPr>
+          <w:p>
+            <w:pPr>
+              <w:snapToGrid w:val="0"/>
+              <w:spacing w:before="40" w:after="40" w:line="240" w:lineRule="auto"/>
               <w:ind w:firstLine="0"/>
               <w:jc w:val="left"/>
             </w:pPr>
             <w:r>
-              <w:t>Nút nhấn tại chỗ</w:t>
-            </w:r>
-          </w:p>
-        </w:tc>
-        <w:tc>
-          <w:tcPr>
-            <w:tcW w:w="3100" w:type="dxa"/>
-            <w:vAlign w:val="center"/>
-          </w:tcPr>
-          <w:p>
-            <w:pPr>
-              <w:spacing w:before="40" w:after="40"/>
+              <w:t>Nút nhấn</w:t>
+            </w:r>
+          </w:p>
+        </w:tc>
+        <w:tc>
+          <w:tcPr>
+            <w:tcW w:w="4988" w:type="dxa"/>
+            <w:vAlign w:val="center"/>
+          </w:tcPr>
+          <w:p>
+            <w:pPr>
+              <w:snapToGrid w:val="0"/>
+              <w:spacing w:before="40" w:after="40" w:line="240" w:lineRule="auto"/>
               <w:ind w:firstLine="0"/>
               <w:jc w:val="left"/>
             </w:pPr>
             <w:r>
-              <w:t>Nút nhấn nhả Tactile 4 chân, nối chân GPIO27 với GND (INPUT_PULLUP)</w:t>
-            </w:r>
-          </w:p>
-        </w:tc>
-        <w:tc>
-          <w:tcPr>
-            <w:tcW w:w="3288" w:type="dxa"/>
-            <w:vAlign w:val="center"/>
-          </w:tcPr>
-          <w:p>
-            <w:pPr>
-              <w:spacing w:before="40" w:after="40"/>
-              <w:ind w:firstLine="0"/>
-              <w:jc w:val="left"/>
-            </w:pPr>
-            <w:r>
-              <w:t>Đảo trạng thái relay trực tiếp tại mạch (chống dội phím 50 ms)</w:t>
+              <w:t>Đổi trạng thái thiết bị tại chỗ</w:t>
             </w:r>
           </w:p>
         </w:tc>
@@ -7663,12 +7210,13 @@
         </w:trPr>
         <w:tc>
           <w:tcPr>
-            <w:tcW w:w="650" w:type="dxa"/>
-            <w:vAlign w:val="center"/>
-          </w:tcPr>
-          <w:p>
-            <w:pPr>
-              <w:spacing w:before="40" w:after="40"/>
+            <w:tcW w:w="1000" w:type="dxa"/>
+            <w:vAlign w:val="center"/>
+          </w:tcPr>
+          <w:p>
+            <w:pPr>
+              <w:snapToGrid w:val="0"/>
+              <w:spacing w:before="40" w:after="40" w:line="240" w:lineRule="auto"/>
               <w:ind w:firstLine="0"/>
               <w:jc w:val="center"/>
             </w:pPr>
@@ -7679,12 +7227,13 @@
         </w:tc>
         <w:tc>
           <w:tcPr>
-            <w:tcW w:w="1750" w:type="dxa"/>
-            <w:vAlign w:val="center"/>
-          </w:tcPr>
-          <w:p>
-            <w:pPr>
-              <w:spacing w:before="40" w:after="40"/>
+            <w:tcW w:w="2800" w:type="dxa"/>
+            <w:vAlign w:val="center"/>
+          </w:tcPr>
+          <w:p>
+            <w:pPr>
+              <w:snapToGrid w:val="0"/>
+              <w:spacing w:before="40" w:after="40" w:line="240" w:lineRule="auto"/>
               <w:ind w:firstLine="0"/>
               <w:jc w:val="left"/>
             </w:pPr>
@@ -7695,33 +7244,18 @@
         </w:tc>
         <w:tc>
           <w:tcPr>
-            <w:tcW w:w="3100" w:type="dxa"/>
-            <w:vAlign w:val="center"/>
-          </w:tcPr>
-          <w:p>
-            <w:pPr>
-              <w:spacing w:before="40" w:after="40"/>
+            <w:tcW w:w="4988" w:type="dxa"/>
+            <w:vAlign w:val="center"/>
+          </w:tcPr>
+          <w:p>
+            <w:pPr>
+              <w:snapToGrid w:val="0"/>
+              <w:spacing w:before="40" w:after="40" w:line="240" w:lineRule="auto"/>
               <w:ind w:firstLine="0"/>
               <w:jc w:val="left"/>
             </w:pPr>
             <w:r>
-              <w:t>Đèn báo phụ tải thực nghiệm đấu nối qua tiếp điểm thường mở (NO)</w:t>
-            </w:r>
-          </w:p>
-        </w:tc>
-        <w:tc>
-          <w:tcPr>
-            <w:tcW w:w="3288" w:type="dxa"/>
-            <w:vAlign w:val="center"/>
-          </w:tcPr>
-          <w:p>
-            <w:pPr>
-              <w:spacing w:before="40" w:after="40"/>
-              <w:ind w:firstLine="0"/>
-              <w:jc w:val="left"/>
-            </w:pPr>
-            <w:r>
-              <w:t>Phụ tải kiểm chứng trạng thái đóng/ngắt vật lý</w:t>
+              <w:t>Thiết bị được đóng ngắt</w:t>
             </w:r>
           </w:p>
         </w:tc>
@@ -7732,12 +7266,13 @@
         </w:trPr>
         <w:tc>
           <w:tcPr>
-            <w:tcW w:w="650" w:type="dxa"/>
-            <w:vAlign w:val="center"/>
-          </w:tcPr>
-          <w:p>
-            <w:pPr>
-              <w:spacing w:before="40" w:after="40"/>
+            <w:tcW w:w="1000" w:type="dxa"/>
+            <w:vAlign w:val="center"/>
+          </w:tcPr>
+          <w:p>
+            <w:pPr>
+              <w:snapToGrid w:val="0"/>
+              <w:spacing w:before="40" w:after="40" w:line="240" w:lineRule="auto"/>
               <w:ind w:firstLine="0"/>
               <w:jc w:val="center"/>
             </w:pPr>
@@ -7748,49 +7283,35 @@
         </w:tc>
         <w:tc>
           <w:tcPr>
-            <w:tcW w:w="1750" w:type="dxa"/>
-            <w:vAlign w:val="center"/>
-          </w:tcPr>
-          <w:p>
-            <w:pPr>
-              <w:spacing w:before="40" w:after="40"/>
+            <w:tcW w:w="2800" w:type="dxa"/>
+            <w:vAlign w:val="center"/>
+          </w:tcPr>
+          <w:p>
+            <w:pPr>
+              <w:snapToGrid w:val="0"/>
+              <w:spacing w:before="40" w:after="40" w:line="240" w:lineRule="auto"/>
               <w:ind w:firstLine="0"/>
               <w:jc w:val="left"/>
             </w:pPr>
             <w:r>
-              <w:t>MQTT Broker</w:t>
-            </w:r>
-          </w:p>
-        </w:tc>
-        <w:tc>
-          <w:tcPr>
-            <w:tcW w:w="3100" w:type="dxa"/>
-            <w:vAlign w:val="center"/>
-          </w:tcPr>
-          <w:p>
-            <w:pPr>
-              <w:spacing w:before="40" w:after="40"/>
+              <w:t>EMQX Broker</w:t>
+            </w:r>
+          </w:p>
+        </w:tc>
+        <w:tc>
+          <w:tcPr>
+            <w:tcW w:w="4988" w:type="dxa"/>
+            <w:vAlign w:val="center"/>
+          </w:tcPr>
+          <w:p>
+            <w:pPr>
+              <w:snapToGrid w:val="0"/>
+              <w:spacing w:before="40" w:after="40" w:line="240" w:lineRule="auto"/>
               <w:ind w:firstLine="0"/>
               <w:jc w:val="left"/>
             </w:pPr>
             <w:r>
-              <w:t>EMQX / Aedes MQTT Broker v3.1.1 (TCP cổng 1883, WebSocket cổng 8083) [3]</w:t>
-            </w:r>
-          </w:p>
-        </w:tc>
-        <w:tc>
-          <w:tcPr>
-            <w:tcW w:w="3288" w:type="dxa"/>
-            <w:vAlign w:val="center"/>
-          </w:tcPr>
-          <w:p>
-            <w:pPr>
-              <w:spacing w:before="40" w:after="40"/>
-              <w:ind w:firstLine="0"/>
-              <w:jc w:val="left"/>
-            </w:pPr>
-            <w:r>
-              <w:t>Quản lý phiên kết nối, định tuyến bản tin theo QoS, lưu giữ Retain và phát LWT</w:t>
+              <w:t>Chuyển tiếp bản tin MQTT</w:t>
             </w:r>
           </w:p>
         </w:tc>
@@ -7801,12 +7322,13 @@
         </w:trPr>
         <w:tc>
           <w:tcPr>
-            <w:tcW w:w="650" w:type="dxa"/>
-            <w:vAlign w:val="center"/>
-          </w:tcPr>
-          <w:p>
-            <w:pPr>
-              <w:spacing w:before="40" w:after="40"/>
+            <w:tcW w:w="1000" w:type="dxa"/>
+            <w:vAlign w:val="center"/>
+          </w:tcPr>
+          <w:p>
+            <w:pPr>
+              <w:snapToGrid w:val="0"/>
+              <w:spacing w:before="40" w:after="40" w:line="240" w:lineRule="auto"/>
               <w:ind w:firstLine="0"/>
               <w:jc w:val="center"/>
             </w:pPr>
@@ -7817,49 +7339,35 @@
         </w:tc>
         <w:tc>
           <w:tcPr>
-            <w:tcW w:w="1750" w:type="dxa"/>
-            <w:vAlign w:val="center"/>
-          </w:tcPr>
-          <w:p>
-            <w:pPr>
-              <w:spacing w:before="40" w:after="40"/>
+            <w:tcW w:w="2800" w:type="dxa"/>
+            <w:vAlign w:val="center"/>
+          </w:tcPr>
+          <w:p>
+            <w:pPr>
+              <w:snapToGrid w:val="0"/>
+              <w:spacing w:before="40" w:after="40" w:line="240" w:lineRule="auto"/>
               <w:ind w:firstLine="0"/>
               <w:jc w:val="left"/>
             </w:pPr>
             <w:r>
-              <w:t>Thư viện trên ESP32</w:t>
-            </w:r>
-          </w:p>
-        </w:tc>
-        <w:tc>
-          <w:tcPr>
-            <w:tcW w:w="3100" w:type="dxa"/>
-            <w:vAlign w:val="center"/>
-          </w:tcPr>
-          <w:p>
-            <w:pPr>
-              <w:spacing w:before="40" w:after="40"/>
+              <w:t>Thư viện arduino-mqtt</w:t>
+            </w:r>
+          </w:p>
+        </w:tc>
+        <w:tc>
+          <w:tcPr>
+            <w:tcW w:w="4988" w:type="dxa"/>
+            <w:vAlign w:val="center"/>
+          </w:tcPr>
+          <w:p>
+            <w:pPr>
+              <w:snapToGrid w:val="0"/>
+              <w:spacing w:before="40" w:after="40" w:line="240" w:lineRule="auto"/>
               <w:ind w:firstLine="0"/>
               <w:jc w:val="left"/>
             </w:pPr>
             <w:r>
-              <w:t>Thư viện arduino-mqtt (256dpi v2.5.2) [4] và ArduinoJson</w:t>
-            </w:r>
-          </w:p>
-        </w:tc>
-        <w:tc>
-          <w:tcPr>
-            <w:tcW w:w="3288" w:type="dxa"/>
-            <w:vAlign w:val="center"/>
-          </w:tcPr>
-          <w:p>
-            <w:pPr>
-              <w:spacing w:before="40" w:after="40"/>
-              <w:ind w:firstLine="0"/>
-              <w:jc w:val="left"/>
-            </w:pPr>
-            <w:r>
-              <w:t>Thực thi giao thức MQTT client qua TCP/IP và đóng gói/giải mã dữ liệu JSON</w:t>
+              <w:t>Giao tiếp MQTT trên ESP32</w:t>
             </w:r>
           </w:p>
         </w:tc>
@@ -7870,13 +7378,14 @@
         </w:trPr>
         <w:tc>
           <w:tcPr>
-            <w:tcW w:w="650" w:type="dxa"/>
+            <w:tcW w:w="1000" w:type="dxa"/>
             <w:vAlign w:val="center"/>
           </w:tcPr>
           <w:p>
             <w:pPr>
               <w:keepNext/>
-              <w:spacing w:before="40" w:after="40"/>
+              <w:snapToGrid w:val="0"/>
+              <w:spacing w:before="40" w:after="40" w:line="240" w:lineRule="auto"/>
               <w:ind w:firstLine="0"/>
               <w:jc w:val="center"/>
             </w:pPr>
@@ -7887,52 +7396,37 @@
         </w:tc>
         <w:tc>
           <w:tcPr>
-            <w:tcW w:w="1750" w:type="dxa"/>
+            <w:tcW w:w="2800" w:type="dxa"/>
             <w:vAlign w:val="center"/>
           </w:tcPr>
           <w:p>
             <w:pPr>
               <w:keepNext/>
-              <w:spacing w:before="40" w:after="40"/>
+              <w:snapToGrid w:val="0"/>
+              <w:spacing w:before="40" w:after="40" w:line="240" w:lineRule="auto"/>
               <w:ind w:firstLine="0"/>
               <w:jc w:val="left"/>
             </w:pPr>
             <w:r>
-              <w:t>Thư viện trên Web</w:t>
-            </w:r>
-          </w:p>
-        </w:tc>
-        <w:tc>
-          <w:tcPr>
-            <w:tcW w:w="3100" w:type="dxa"/>
+              <w:t>Thư viện MQTT.js</w:t>
+            </w:r>
+          </w:p>
+        </w:tc>
+        <w:tc>
+          <w:tcPr>
+            <w:tcW w:w="4988" w:type="dxa"/>
             <w:vAlign w:val="center"/>
           </w:tcPr>
           <w:p>
             <w:pPr>
               <w:keepNext/>
-              <w:spacing w:before="40" w:after="40"/>
+              <w:snapToGrid w:val="0"/>
+              <w:spacing w:before="40" w:after="40" w:line="240" w:lineRule="auto"/>
               <w:ind w:firstLine="0"/>
               <w:jc w:val="left"/>
             </w:pPr>
             <w:r>
-              <w:t>Thư viện MQTT.js (v5.10.1) chạy trên trình duyệt Web [5]</w:t>
-            </w:r>
-          </w:p>
-        </w:tc>
-        <w:tc>
-          <w:tcPr>
-            <w:tcW w:w="3288" w:type="dxa"/>
-            <w:vAlign w:val="center"/>
-          </w:tcPr>
-          <w:p>
-            <w:pPr>
-              <w:keepNext/>
-              <w:spacing w:before="40" w:after="40"/>
-              <w:ind w:firstLine="0"/>
-              <w:jc w:val="left"/>
-            </w:pPr>
-            <w:r>
-              <w:t>Kết nối Broker qua WebSocket, phát lệnh, đồng bộ trạng thái và đo tự động RTT</w:t>
+              <w:t>Giao tiếp MQTT trên Web Dashboard</w:t>
             </w:r>
           </w:p>
         </w:tc>
@@ -7966,7 +7460,7 @@
         </w:r>
       </w:fldSimple>
       <w:r>
-        <w:t>. Thông số kỹ thuật các thành phần trong mô hình thực nghiệm</w:t>
+        <w:t>. Thành phần của mô hình thực nghiệm</w:t>
       </w:r>
       <w:bookmarkEnd w:id="123"/>
     </w:p>
@@ -7983,9 +7477,9 @@
         </w:rPr>
         <w:drawing>
           <wp:inline distT="0" distB="0" distL="0" distR="0">
-            <wp:extent cx="5580000" cy="2790000"/>
+            <wp:extent cx="5100000" cy="3344262"/>
             <wp:effectExtent l="0" t="0" r="0" b="0"/>
-            <wp:docPr id="401" name="Picture 401" descr="Sơ đồ đấu nối phần cứng và kết nối mạng mô hình thực nghiệm"/>
+            <wp:docPr id="401" name="Picture 401" descr="Sơ đồ đấu nối mô hình thực nghiệm"/>
             <wp:cNvGraphicFramePr>
               <a:graphicFrameLocks noChangeAspect="1"/>
             </wp:cNvGraphicFramePr>
@@ -7993,7 +7487,7 @@
               <a:graphicData uri="http://schemas.openxmlformats.org/drawingml/2006/picture">
                 <pic:pic>
                   <pic:nvPicPr>
-                    <pic:cNvPr id="401" name="hinh_4_1_so_do_lap_rap.png" descr="Sơ đồ đấu nối phần cứng và kết nối mạng mô hình thực nghiệm"/>
+                    <pic:cNvPr id="401" name="hinh_4_1_so_do_lap_rap.png" descr="Sơ đồ đấu nối mô hình thực nghiệm"/>
                     <pic:cNvPicPr/>
                   </pic:nvPicPr>
                   <pic:blipFill>
@@ -8005,7 +7499,7 @@
                   <pic:spPr>
                     <a:xfrm>
                       <a:off x="0" y="0"/>
-                      <a:ext cx="5580000" cy="2790000"/>
+                      <a:ext cx="5100000" cy="3344262"/>
                     </a:xfrm>
                     <a:prstGeom prst="rect">
                       <a:avLst/>
@@ -8046,7 +7540,7 @@
         </w:r>
       </w:fldSimple>
       <w:r>
-        <w:t>. Sơ đồ đấu nối phần cứng và kết nối mạng mô hình thực nghiệm</w:t>
+        <w:t>. Sơ đồ đấu nối mô hình thực nghiệm</w:t>
       </w:r>
       <w:bookmarkEnd w:id="124"/>
     </w:p>
@@ -8057,7 +7551,7 @@
       </w:pPr>
       <w:bookmarkStart w:id="125" w:name="_Toc3000025"/>
       <w:r>
-        <w:t>Kiểm thử chức năng điều khiển và phản hồi trạng thái</w:t>
+        <w:t>Kiểm thử chức năng</w:t>
       </w:r>
       <w:bookmarkEnd w:id="125"/>
     </w:p>
@@ -8066,7 +7560,7 @@
         <w:ind w:firstLine="720"/>
       </w:pPr>
       <w:r>
-        <w:t>Trước khi tiến hành đo độ trễ, hệ thống được kiểm thử qua ba tình huống vận hành nhằm đánh giá tính đúng đắn của vòng phản hồi trạng thái và cơ chế giám sát kết nối LWT. Nội dung và kết quả ghi nhận thực tế được trình bày tại Bảng 4.2.</w:t>
+        <w:t>Kiểm thử ba tình huống để kiểm tra phản hồi trạng thái. Nội dung và kết quả ghi trong Bảng 4.2.</w:t>
       </w:r>
     </w:p>
     <w:tbl>
@@ -8078,11 +7572,10 @@
         <w:tblLook w:val="04A0" w:firstRow="1" w:lastRow="0" w:firstColumn="1" w:lastColumn="0" w:noHBand="0" w:noVBand="1"/>
       </w:tblPr>
       <w:tblGrid>
-        <w:gridCol w:w="550"/>
-        <w:gridCol w:w="1550"/>
-        <w:gridCol w:w="1950"/>
-        <w:gridCol w:w="2150"/>
-        <w:gridCol w:w="2588"/>
+        <w:gridCol w:w="1650"/>
+        <w:gridCol w:w="2100"/>
+        <w:gridCol w:w="2500"/>
+        <w:gridCol w:w="2538"/>
       </w:tblGrid>
       <w:tr>
         <w:trPr>
@@ -8091,106 +7584,93 @@
         </w:trPr>
         <w:tc>
           <w:tcPr>
-            <w:tcW w:w="550" w:type="dxa"/>
+            <w:tcW w:w="1650" w:type="dxa"/>
             <w:shd w:val="clear" w:color="auto" w:fill="E7E6E6" w:themeFill="background2"/>
             <w:vAlign w:val="center"/>
           </w:tcPr>
           <w:p>
             <w:pPr>
               <w:keepNext/>
-              <w:spacing w:before="40" w:after="40"/>
+              <w:snapToGrid w:val="0"/>
+              <w:spacing w:before="40" w:after="40" w:line="240" w:lineRule="auto"/>
               <w:ind w:firstLine="0"/>
               <w:jc w:val="center"/>
             </w:pPr>
             <w:r>
               <w:rPr>
                 <w:b/>
-              </w:rPr>
-              <w:t>STT</w:t>
-            </w:r>
-          </w:p>
-        </w:tc>
-        <w:tc>
-          <w:tcPr>
-            <w:tcW w:w="1550" w:type="dxa"/>
+                <w:bCs/>
+              </w:rPr>
+              <w:t>Tình huống</w:t>
+            </w:r>
+          </w:p>
+        </w:tc>
+        <w:tc>
+          <w:tcPr>
+            <w:tcW w:w="2100" w:type="dxa"/>
             <w:shd w:val="clear" w:color="auto" w:fill="E7E6E6" w:themeFill="background2"/>
             <w:vAlign w:val="center"/>
           </w:tcPr>
           <w:p>
             <w:pPr>
               <w:keepNext/>
-              <w:spacing w:before="40" w:after="40"/>
+              <w:snapToGrid w:val="0"/>
+              <w:spacing w:before="40" w:after="40" w:line="240" w:lineRule="auto"/>
               <w:ind w:firstLine="0"/>
               <w:jc w:val="center"/>
             </w:pPr>
             <w:r>
               <w:rPr>
                 <w:b/>
-              </w:rPr>
-              <w:t>Tình huống</w:t>
-            </w:r>
-          </w:p>
-        </w:tc>
-        <w:tc>
-          <w:tcPr>
-            <w:tcW w:w="1950" w:type="dxa"/>
+                <w:bCs/>
+              </w:rPr>
+              <w:t>Thao tác</w:t>
+            </w:r>
+          </w:p>
+        </w:tc>
+        <w:tc>
+          <w:tcPr>
+            <w:tcW w:w="2500" w:type="dxa"/>
             <w:shd w:val="clear" w:color="auto" w:fill="E7E6E6" w:themeFill="background2"/>
             <w:vAlign w:val="center"/>
           </w:tcPr>
           <w:p>
             <w:pPr>
               <w:keepNext/>
-              <w:spacing w:before="40" w:after="40"/>
+              <w:snapToGrid w:val="0"/>
+              <w:spacing w:before="40" w:after="40" w:line="240" w:lineRule="auto"/>
               <w:ind w:firstLine="0"/>
               <w:jc w:val="center"/>
             </w:pPr>
             <w:r>
               <w:rPr>
                 <w:b/>
-              </w:rPr>
-              <w:t>Thao tác kiểm thử</w:t>
-            </w:r>
-          </w:p>
-        </w:tc>
-        <w:tc>
-          <w:tcPr>
-            <w:tcW w:w="2150" w:type="dxa"/>
+                <w:bCs/>
+              </w:rPr>
+              <w:t>Kết quả cần đạt</w:t>
+            </w:r>
+          </w:p>
+        </w:tc>
+        <w:tc>
+          <w:tcPr>
+            <w:tcW w:w="2538" w:type="dxa"/>
             <w:shd w:val="clear" w:color="auto" w:fill="E7E6E6" w:themeFill="background2"/>
             <w:vAlign w:val="center"/>
           </w:tcPr>
           <w:p>
             <w:pPr>
               <w:keepNext/>
-              <w:spacing w:before="40" w:after="40"/>
+              <w:snapToGrid w:val="0"/>
+              <w:spacing w:before="40" w:after="40" w:line="240" w:lineRule="auto"/>
               <w:ind w:firstLine="0"/>
               <w:jc w:val="center"/>
             </w:pPr>
             <w:r>
               <w:rPr>
                 <w:b/>
-              </w:rPr>
-              <w:t>Kết quả cần đạt</w:t>
-            </w:r>
-          </w:p>
-        </w:tc>
-        <w:tc>
-          <w:tcPr>
-            <w:tcW w:w="2588" w:type="dxa"/>
-            <w:shd w:val="clear" w:color="auto" w:fill="E7E6E6" w:themeFill="background2"/>
-            <w:vAlign w:val="center"/>
-          </w:tcPr>
-          <w:p>
-            <w:pPr>
-              <w:keepNext/>
-              <w:spacing w:before="40" w:after="40"/>
-              <w:ind w:firstLine="0"/>
-              <w:jc w:val="center"/>
-            </w:pPr>
-            <w:r>
-              <w:rPr>
-                <w:b/>
-              </w:rPr>
-              <w:t>Kết quả ghi nhận thực tế</w:t>
+                <w:bCs/>
+              </w:rPr>
+              <w:t>Kết quả ghi nhận</w:t>
             </w:r>
           </w:p>
         </w:tc>
@@ -8201,81 +7681,69 @@
         </w:trPr>
         <w:tc>
           <w:tcPr>
-            <w:tcW w:w="550" w:type="dxa"/>
-            <w:vAlign w:val="center"/>
-          </w:tcPr>
-          <w:p>
-            <w:pPr>
-              <w:spacing w:before="40" w:after="40"/>
-              <w:ind w:firstLine="0"/>
-              <w:jc w:val="center"/>
-            </w:pPr>
-            <w:r>
-              <w:t>1</w:t>
-            </w:r>
-          </w:p>
-        </w:tc>
-        <w:tc>
-          <w:tcPr>
-            <w:tcW w:w="1550" w:type="dxa"/>
-            <w:vAlign w:val="center"/>
-          </w:tcPr>
-          <w:p>
-            <w:pPr>
-              <w:spacing w:before="40" w:after="40"/>
+            <w:tcW w:w="1650" w:type="dxa"/>
+            <w:vAlign w:val="center"/>
+          </w:tcPr>
+          <w:p>
+            <w:pPr>
+              <w:snapToGrid w:val="0"/>
+              <w:spacing w:before="40" w:after="40" w:line="240" w:lineRule="auto"/>
               <w:ind w:firstLine="0"/>
               <w:jc w:val="left"/>
             </w:pPr>
             <w:r>
-              <w:t>Điều khiển từ xa qua Web</w:t>
-            </w:r>
-          </w:p>
-        </w:tc>
-        <w:tc>
-          <w:tcPr>
-            <w:tcW w:w="1950" w:type="dxa"/>
-            <w:vAlign w:val="center"/>
-          </w:tcPr>
-          <w:p>
-            <w:pPr>
-              <w:spacing w:before="40" w:after="40"/>
+              <w:t>Điều khiển từ Web</w:t>
+            </w:r>
+          </w:p>
+        </w:tc>
+        <w:tc>
+          <w:tcPr>
+            <w:tcW w:w="2100" w:type="dxa"/>
+            <w:vAlign w:val="center"/>
+          </w:tcPr>
+          <w:p>
+            <w:pPr>
+              <w:snapToGrid w:val="0"/>
+              <w:spacing w:before="40" w:after="40" w:line="240" w:lineRule="auto"/>
               <w:ind w:firstLine="0"/>
               <w:jc w:val="left"/>
             </w:pPr>
             <w:r>
-              <w:t>Nhấn liên tiếp nút Bật (ON) và Tắt (OFF) trên Web Dashboard (ở mức QoS 1)</w:t>
-            </w:r>
-          </w:p>
-        </w:tc>
-        <w:tc>
-          <w:tcPr>
-            <w:tcW w:w="2150" w:type="dxa"/>
-            <w:vAlign w:val="center"/>
-          </w:tcPr>
-          <w:p>
-            <w:pPr>
-              <w:spacing w:before="40" w:after="40"/>
+              <w:t>Nhấn nút Bật/Tắt trên Web Dashboard</w:t>
+            </w:r>
+          </w:p>
+        </w:tc>
+        <w:tc>
+          <w:tcPr>
+            <w:tcW w:w="2500" w:type="dxa"/>
+            <w:vAlign w:val="center"/>
+          </w:tcPr>
+          <w:p>
+            <w:pPr>
+              <w:snapToGrid w:val="0"/>
+              <w:spacing w:before="40" w:after="40" w:line="240" w:lineRule="auto"/>
               <w:ind w:firstLine="0"/>
               <w:jc w:val="left"/>
             </w:pPr>
             <w:r>
-              <w:t>Relay đóng/ngắt đúng lệnh; giao diện chỉ cập nhật trạng thái khi nhận được bản tin từ dt42/state</w:t>
-            </w:r>
-          </w:p>
-        </w:tc>
-        <w:tc>
-          <w:tcPr>
-            <w:tcW w:w="2588" w:type="dxa"/>
-            <w:vAlign w:val="center"/>
-          </w:tcPr>
-          <w:p>
-            <w:pPr>
-              <w:spacing w:before="40" w:after="40"/>
+              <w:t>Relay đóng hoặc ngắt, giao diện cập nhật theo bản tin dt42/state</w:t>
+            </w:r>
+          </w:p>
+        </w:tc>
+        <w:tc>
+          <w:tcPr>
+            <w:tcW w:w="2538" w:type="dxa"/>
+            <w:vAlign w:val="center"/>
+          </w:tcPr>
+          <w:p>
+            <w:pPr>
+              <w:snapToGrid w:val="0"/>
+              <w:spacing w:before="40" w:after="40" w:line="240" w:lineRule="auto"/>
               <w:ind w:firstLine="0"/>
               <w:jc w:val="left"/>
             </w:pPr>
             <w:r>
-              <w:t>Đạt (100%). Relay đóng/ngắt chính xác; giao diện cập nhật trạng thái ON (RTT = 25,32 ms) và OFF (RTT = 24,82 ms) ngay khi nhận gói dt42/state.</w:t>
+              <w:t>Relay đóng hoặc ngắt theo lệnh, giao diện hiển thị đúng trạng thái mới</w:t>
             </w:r>
           </w:p>
         </w:tc>
@@ -8286,81 +7754,69 @@
         </w:trPr>
         <w:tc>
           <w:tcPr>
-            <w:tcW w:w="550" w:type="dxa"/>
-            <w:vAlign w:val="center"/>
-          </w:tcPr>
-          <w:p>
-            <w:pPr>
-              <w:spacing w:before="40" w:after="40"/>
-              <w:ind w:firstLine="0"/>
-              <w:jc w:val="center"/>
-            </w:pPr>
-            <w:r>
-              <w:t>2</w:t>
-            </w:r>
-          </w:p>
-        </w:tc>
-        <w:tc>
-          <w:tcPr>
-            <w:tcW w:w="1550" w:type="dxa"/>
-            <w:vAlign w:val="center"/>
-          </w:tcPr>
-          <w:p>
-            <w:pPr>
-              <w:spacing w:before="40" w:after="40"/>
+            <w:tcW w:w="1650" w:type="dxa"/>
+            <w:vAlign w:val="center"/>
+          </w:tcPr>
+          <w:p>
+            <w:pPr>
+              <w:snapToGrid w:val="0"/>
+              <w:spacing w:before="40" w:after="40" w:line="240" w:lineRule="auto"/>
               <w:ind w:firstLine="0"/>
               <w:jc w:val="left"/>
             </w:pPr>
             <w:r>
-              <w:t>Tác động nút nhấn tại chỗ</w:t>
-            </w:r>
-          </w:p>
-        </w:tc>
-        <w:tc>
-          <w:tcPr>
-            <w:tcW w:w="1950" w:type="dxa"/>
-            <w:vAlign w:val="center"/>
-          </w:tcPr>
-          <w:p>
-            <w:pPr>
-              <w:spacing w:before="40" w:after="40"/>
+              <w:t>Nút nhấn tại chỗ</w:t>
+            </w:r>
+          </w:p>
+        </w:tc>
+        <w:tc>
+          <w:tcPr>
+            <w:tcW w:w="2100" w:type="dxa"/>
+            <w:vAlign w:val="center"/>
+          </w:tcPr>
+          <w:p>
+            <w:pPr>
+              <w:snapToGrid w:val="0"/>
+              <w:spacing w:before="40" w:after="40" w:line="240" w:lineRule="auto"/>
               <w:ind w:firstLine="0"/>
               <w:jc w:val="left"/>
             </w:pPr>
             <w:r>
-              <w:t>Nhấn nút nhấn vật lý (GPIO27) tại mạch để đảo trạng thái thiết bị</w:t>
-            </w:r>
-          </w:p>
-        </w:tc>
-        <w:tc>
-          <w:tcPr>
-            <w:tcW w:w="2150" w:type="dxa"/>
-            <w:vAlign w:val="center"/>
-          </w:tcPr>
-          <w:p>
-            <w:pPr>
-              <w:spacing w:before="40" w:after="40"/>
+              <w:t>Nhấn nút nhấn trên mạch</w:t>
+            </w:r>
+          </w:p>
+        </w:tc>
+        <w:tc>
+          <w:tcPr>
+            <w:tcW w:w="2500" w:type="dxa"/>
+            <w:vAlign w:val="center"/>
+          </w:tcPr>
+          <w:p>
+            <w:pPr>
+              <w:snapToGrid w:val="0"/>
+              <w:spacing w:before="40" w:after="40" w:line="240" w:lineRule="auto"/>
               <w:ind w:firstLine="0"/>
               <w:jc w:val="left"/>
             </w:pPr>
             <w:r>
-              <w:t>Relay đảo trạng thái; ESP32 gửi dt42/state với t_send = 0; giao diện cập nhật trạng thái và không tính RTT</w:t>
-            </w:r>
-          </w:p>
-        </w:tc>
-        <w:tc>
-          <w:tcPr>
-            <w:tcW w:w="2588" w:type="dxa"/>
-            <w:vAlign w:val="center"/>
-          </w:tcPr>
-          <w:p>
-            <w:pPr>
-              <w:spacing w:before="40" w:after="40"/>
+              <w:t>Relay đổi trạng thái, giao diện cập nhật theo trạng thái mới</w:t>
+            </w:r>
+          </w:p>
+        </w:tc>
+        <w:tc>
+          <w:tcPr>
+            <w:tcW w:w="2538" w:type="dxa"/>
+            <w:vAlign w:val="center"/>
+          </w:tcPr>
+          <w:p>
+            <w:pPr>
+              <w:snapToGrid w:val="0"/>
+              <w:spacing w:before="40" w:after="40" w:line="240" w:lineRule="auto"/>
               <w:ind w:firstLine="0"/>
               <w:jc w:val="left"/>
             </w:pPr>
             <w:r>
-              <w:t>Đạt (100%). ESP32 phát gói {"state":"ON","cmd_id":0,"t_send":0}; giao diện đồng bộ tức thời sang ON và bỏ qua phép tính RTT.</w:t>
+              <w:t>Relay đổi trạng thái, giao diện cập nhật trạng thái mới và không tính RTT</w:t>
             </w:r>
           </w:p>
         </w:tc>
@@ -8371,86 +7827,73 @@
         </w:trPr>
         <w:tc>
           <w:tcPr>
-            <w:tcW w:w="550" w:type="dxa"/>
+            <w:tcW w:w="1650" w:type="dxa"/>
             <w:vAlign w:val="center"/>
           </w:tcPr>
           <w:p>
             <w:pPr>
               <w:keepNext/>
-              <w:spacing w:before="40" w:after="40"/>
-              <w:ind w:firstLine="0"/>
-              <w:jc w:val="center"/>
-            </w:pPr>
-            <w:r>
-              <w:t>3</w:t>
-            </w:r>
-          </w:p>
-        </w:tc>
-        <w:tc>
-          <w:tcPr>
-            <w:tcW w:w="1550" w:type="dxa"/>
+              <w:snapToGrid w:val="0"/>
+              <w:spacing w:before="40" w:after="40" w:line="240" w:lineRule="auto"/>
+              <w:ind w:firstLine="0"/>
+              <w:jc w:val="left"/>
+            </w:pPr>
+            <w:r>
+              <w:t>Mất kết nối</w:t>
+            </w:r>
+          </w:p>
+        </w:tc>
+        <w:tc>
+          <w:tcPr>
+            <w:tcW w:w="2100" w:type="dxa"/>
             <w:vAlign w:val="center"/>
           </w:tcPr>
           <w:p>
             <w:pPr>
               <w:keepNext/>
-              <w:spacing w:before="40" w:after="40"/>
+              <w:snapToGrid w:val="0"/>
+              <w:spacing w:before="40" w:after="40" w:line="240" w:lineRule="auto"/>
               <w:ind w:firstLine="0"/>
               <w:jc w:val="left"/>
             </w:pPr>
             <w:r>
-              <w:t>Mất kết nối đột ngột (LWT)</w:t>
-            </w:r>
-          </w:p>
-        </w:tc>
-        <w:tc>
-          <w:tcPr>
-            <w:tcW w:w="1950" w:type="dxa"/>
+              <w:t>Ngắt nguồn ESP32</w:t>
+            </w:r>
+          </w:p>
+        </w:tc>
+        <w:tc>
+          <w:tcPr>
+            <w:tcW w:w="2500" w:type="dxa"/>
             <w:vAlign w:val="center"/>
           </w:tcPr>
           <w:p>
             <w:pPr>
               <w:keepNext/>
-              <w:spacing w:before="40" w:after="40"/>
+              <w:snapToGrid w:val="0"/>
+              <w:spacing w:before="40" w:after="40" w:line="240" w:lineRule="auto"/>
               <w:ind w:firstLine="0"/>
               <w:jc w:val="left"/>
             </w:pPr>
             <w:r>
-              <w:t>Ngắt kết nối nguồn/mạng của ESP32 đột ngột khi đang vận hành</w:t>
-            </w:r>
-          </w:p>
-        </w:tc>
-        <w:tc>
-          <w:tcPr>
-            <w:tcW w:w="2150" w:type="dxa"/>
+              <w:t>Giao diện báo mất kết nối và khóa nút điều khiển</w:t>
+            </w:r>
+          </w:p>
+        </w:tc>
+        <w:tc>
+          <w:tcPr>
+            <w:tcW w:w="2538" w:type="dxa"/>
             <w:vAlign w:val="center"/>
           </w:tcPr>
           <w:p>
             <w:pPr>
               <w:keepNext/>
-              <w:spacing w:before="40" w:after="40"/>
+              <w:snapToGrid w:val="0"/>
+              <w:spacing w:before="40" w:after="40" w:line="240" w:lineRule="auto"/>
               <w:ind w:firstLine="0"/>
               <w:jc w:val="left"/>
             </w:pPr>
             <w:r>
-              <w:t>Broker phát bản tin LWT {"online":false}; giao diện báo Offline và khóa các nút điều khiển</w:t>
-            </w:r>
-          </w:p>
-        </w:tc>
-        <w:tc>
-          <w:tcPr>
-            <w:tcW w:w="2588" w:type="dxa"/>
-            <w:vAlign w:val="center"/>
-          </w:tcPr>
-          <w:p>
-            <w:pPr>
-              <w:keepNext/>
-              <w:spacing w:before="40" w:after="40"/>
-              <w:ind w:firstLine="0"/>
-              <w:jc w:val="left"/>
-            </w:pPr>
-            <w:r>
-              <w:t>Đạt (100%). Broker tự động phát gói dt42/status {"online":false} (Retain); giao diện chuyển sang Offline và vô hiệu hóa nút Bật/Tắt.</w:t>
+              <w:t>Broker phát bản tin LWT, giao diện báo mất kết nối và khóa nút điều khiển</w:t>
             </w:r>
           </w:p>
         </w:tc>
@@ -8484,7 +7927,7 @@
         </w:r>
       </w:fldSimple>
       <w:r>
-        <w:t>. Kết quả kiểm thử chức năng điều khiển và phản hồi trạng thái</w:t>
+        <w:t>. Kiểm thử chức năng điều khiển và phản hồi trạng thái</w:t>
       </w:r>
       <w:bookmarkEnd w:id="126"/>
     </w:p>
@@ -8495,7 +7938,7 @@
       </w:pPr>
       <w:bookmarkStart w:id="127" w:name="_Toc3000027"/>
       <w:r>
-        <w:t>Kết quả đo và đánh giá độ trễ truyền thông</w:t>
+        <w:t>Đo độ trễ truyền thông</w:t>
       </w:r>
       <w:bookmarkEnd w:id="127"/>
     </w:p>
@@ -8504,7 +7947,15 @@
         <w:ind w:firstLine="720"/>
       </w:pPr>
       <w:r>
-        <w:t>Để đánh giá định lượng ảnh hưởng của cơ chế QoS đến độ trễ phản hồi, kịch bản đo tự động trên Web Dashboard phát 30 lệnh điều khiển liên tiếp (luân phiên ON và OFF) cho từng mức QoS 0, QoS 1 và QoS 2 trong cùng điều kiện mạng Wi-Fi 2,4 GHz. Ở mỗi đợt đo, mức QoS của bản tin phát (Publisher) và mức QoS đăng ký nhận (Subscriber) trên cả hai chặng đều được thiết lập đồng nhất. Kết quả thống kê tỷ lệ phản hồi thành công, giá trị RTT nhỏ nhất, lớn nhất, trung bình và độ lệch chuẩn mẫu theo công thức (2.1) – (2.2) được tổng hợp tại Bảng 4.3; bộ dữ liệu chi tiết của từng lần đo được trình bày tại Bảng PL.1 (Phụ lục) và trực quan hóa trên Hình 4.2.</w:t>
+        <w:t>Với mỗi mức QoS 0, QoS 1 và QoS 2, gửi 30 lệnh liên tiếp trong cùng điều kiện mạng Wi-Fi. Trong mỗi lần đo, mức QoS của Publisher và Subscriber đặt giống nhau. Web Dashboard ghi RTT của từng lệnh theo công thức (2.1). Lệnh không nhận được phản hồi được tính là không thành công.</w:t>
+      </w:r>
+    </w:p>
+    <w:p>
+      <w:pPr>
+        <w:ind w:firstLine="720"/>
+      </w:pPr>
+      <w:r>
+        <w:t>Trong cả 30 lần đo của mỗi mức QoS, giao diện đều nhận đủ 30 bản tin phản hồi (tỷ lệ phản hồi 100%). Bảng 4.3 ghi giá trị RTT nhỏ nhất, lớn nhất và trung bình của mỗi mức QoS. Giá trị từng lần đo ghi trong Phụ lục.</w:t>
       </w:r>
     </w:p>
     <w:tbl>
@@ -8516,13 +7967,10 @@
         <w:tblLook w:val="04A0" w:firstRow="1" w:lastRow="0" w:firstColumn="1" w:lastColumn="0" w:noHBand="0" w:noVBand="1"/>
       </w:tblPr>
       <w:tblGrid>
-        <w:gridCol w:w="1100"/>
-        <w:gridCol w:w="1100"/>
-        <w:gridCol w:w="1350"/>
-        <w:gridCol w:w="1300"/>
-        <w:gridCol w:w="1300"/>
-        <w:gridCol w:w="1350"/>
-        <w:gridCol w:w="1288"/>
+        <w:gridCol w:w="1688"/>
+        <w:gridCol w:w="2350"/>
+        <w:gridCol w:w="2350"/>
+        <w:gridCol w:w="2400"/>
       </w:tblGrid>
       <w:tr>
         <w:trPr>
@@ -8531,20 +7979,22 @@
         </w:trPr>
         <w:tc>
           <w:tcPr>
-            <w:tcW w:w="1100" w:type="dxa"/>
+            <w:tcW w:w="1688" w:type="dxa"/>
             <w:shd w:val="clear" w:color="auto" w:fill="E7E6E6" w:themeFill="background2"/>
             <w:vAlign w:val="center"/>
           </w:tcPr>
           <w:p>
             <w:pPr>
               <w:keepNext/>
-              <w:spacing w:before="40" w:after="40"/>
+              <w:snapToGrid w:val="0"/>
+              <w:spacing w:before="40" w:after="40" w:line="240" w:lineRule="auto"/>
               <w:ind w:firstLine="0"/>
               <w:jc w:val="center"/>
             </w:pPr>
             <w:r>
               <w:rPr>
                 <w:b/>
+                <w:bCs/>
               </w:rPr>
               <w:t>Mức QoS</w:t>
             </w:r>
@@ -8552,127 +8002,70 @@
         </w:tc>
         <w:tc>
           <w:tcPr>
-            <w:tcW w:w="1100" w:type="dxa"/>
+            <w:tcW w:w="2350" w:type="dxa"/>
             <w:shd w:val="clear" w:color="auto" w:fill="E7E6E6" w:themeFill="background2"/>
             <w:vAlign w:val="center"/>
           </w:tcPr>
           <w:p>
             <w:pPr>
               <w:keepNext/>
-              <w:spacing w:before="40" w:after="40"/>
+              <w:snapToGrid w:val="0"/>
+              <w:spacing w:before="40" w:after="40" w:line="240" w:lineRule="auto"/>
               <w:ind w:firstLine="0"/>
               <w:jc w:val="center"/>
             </w:pPr>
             <w:r>
               <w:rPr>
                 <w:b/>
-              </w:rPr>
-              <w:t>Số lệnh (N)</w:t>
-            </w:r>
-          </w:p>
-        </w:tc>
-        <w:tc>
-          <w:tcPr>
-            <w:tcW w:w="1350" w:type="dxa"/>
+                <w:bCs/>
+              </w:rPr>
+              <w:t>RTT nhỏ nhất (ms)</w:t>
+            </w:r>
+          </w:p>
+        </w:tc>
+        <w:tc>
+          <w:tcPr>
+            <w:tcW w:w="2350" w:type="dxa"/>
             <w:shd w:val="clear" w:color="auto" w:fill="E7E6E6" w:themeFill="background2"/>
             <w:vAlign w:val="center"/>
           </w:tcPr>
           <w:p>
             <w:pPr>
               <w:keepNext/>
-              <w:spacing w:before="40" w:after="40"/>
+              <w:snapToGrid w:val="0"/>
+              <w:spacing w:before="40" w:after="40" w:line="240" w:lineRule="auto"/>
               <w:ind w:firstLine="0"/>
               <w:jc w:val="center"/>
             </w:pPr>
             <w:r>
               <w:rPr>
                 <w:b/>
-              </w:rPr>
-              <w:t>Tỷ lệ phản hồi</w:t>
-            </w:r>
-          </w:p>
-        </w:tc>
-        <w:tc>
-          <w:tcPr>
-            <w:tcW w:w="1300" w:type="dxa"/>
+                <w:bCs/>
+              </w:rPr>
+              <w:t>RTT lớn nhất (ms)</w:t>
+            </w:r>
+          </w:p>
+        </w:tc>
+        <w:tc>
+          <w:tcPr>
+            <w:tcW w:w="2400" w:type="dxa"/>
             <w:shd w:val="clear" w:color="auto" w:fill="E7E6E6" w:themeFill="background2"/>
             <w:vAlign w:val="center"/>
           </w:tcPr>
           <w:p>
             <w:pPr>
               <w:keepNext/>
-              <w:spacing w:before="40" w:after="40"/>
+              <w:snapToGrid w:val="0"/>
+              <w:spacing w:before="40" w:after="40" w:line="240" w:lineRule="auto"/>
               <w:ind w:firstLine="0"/>
               <w:jc w:val="center"/>
             </w:pPr>
             <w:r>
               <w:rPr>
                 <w:b/>
-              </w:rPr>
-              <w:t>RTT nhỏ nhất (ms)</w:t>
-            </w:r>
-          </w:p>
-        </w:tc>
-        <w:tc>
-          <w:tcPr>
-            <w:tcW w:w="1300" w:type="dxa"/>
-            <w:shd w:val="clear" w:color="auto" w:fill="E7E6E6" w:themeFill="background2"/>
-            <w:vAlign w:val="center"/>
-          </w:tcPr>
-          <w:p>
-            <w:pPr>
-              <w:keepNext/>
-              <w:spacing w:before="40" w:after="40"/>
-              <w:ind w:firstLine="0"/>
-              <w:jc w:val="center"/>
-            </w:pPr>
-            <w:r>
-              <w:rPr>
-                <w:b/>
-              </w:rPr>
-              <w:t>RTT lớn nhất (ms)</w:t>
-            </w:r>
-          </w:p>
-        </w:tc>
-        <w:tc>
-          <w:tcPr>
-            <w:tcW w:w="1350" w:type="dxa"/>
-            <w:shd w:val="clear" w:color="auto" w:fill="E7E6E6" w:themeFill="background2"/>
-            <w:vAlign w:val="center"/>
-          </w:tcPr>
-          <w:p>
-            <w:pPr>
-              <w:keepNext/>
-              <w:spacing w:before="40" w:after="40"/>
-              <w:ind w:firstLine="0"/>
-              <w:jc w:val="center"/>
-            </w:pPr>
-            <w:r>
-              <w:rPr>
-                <w:b/>
+                <w:bCs/>
               </w:rPr>
               <w:t>RTT trung bình (ms)</w:t>
-            </w:r>
-          </w:p>
-        </w:tc>
-        <w:tc>
-          <w:tcPr>
-            <w:tcW w:w="1288" w:type="dxa"/>
-            <w:shd w:val="clear" w:color="auto" w:fill="E7E6E6" w:themeFill="background2"/>
-            <w:vAlign w:val="center"/>
-          </w:tcPr>
-          <w:p>
-            <w:pPr>
-              <w:keepNext/>
-              <w:spacing w:before="40" w:after="40"/>
-              <w:ind w:firstLine="0"/>
-              <w:jc w:val="center"/>
-            </w:pPr>
-            <w:r>
-              <w:rPr>
-                <w:b/>
-              </w:rPr>
-              <w:t>Độ lệch chuẩn s (ms)</w:t>
             </w:r>
           </w:p>
         </w:tc>
@@ -8683,12 +8076,13 @@
         </w:trPr>
         <w:tc>
           <w:tcPr>
-            <w:tcW w:w="1100" w:type="dxa"/>
-            <w:vAlign w:val="center"/>
-          </w:tcPr>
-          <w:p>
-            <w:pPr>
-              <w:spacing w:before="40" w:after="40"/>
+            <w:tcW w:w="1688" w:type="dxa"/>
+            <w:vAlign w:val="center"/>
+          </w:tcPr>
+          <w:p>
+            <w:pPr>
+              <w:snapToGrid w:val="0"/>
+              <w:spacing w:before="40" w:after="40" w:line="240" w:lineRule="auto"/>
               <w:ind w:firstLine="0"/>
               <w:jc w:val="center"/>
             </w:pPr>
@@ -8699,44 +8093,13 @@
         </w:tc>
         <w:tc>
           <w:tcPr>
-            <w:tcW w:w="1100" w:type="dxa"/>
-            <w:vAlign w:val="center"/>
-          </w:tcPr>
-          <w:p>
-            <w:pPr>
-              <w:spacing w:before="40" w:after="40"/>
-              <w:ind w:firstLine="0"/>
-              <w:jc w:val="center"/>
-            </w:pPr>
-            <w:r>
-              <w:t>30</w:t>
-            </w:r>
-          </w:p>
-        </w:tc>
-        <w:tc>
-          <w:tcPr>
-            <w:tcW w:w="1350" w:type="dxa"/>
-            <w:vAlign w:val="center"/>
-          </w:tcPr>
-          <w:p>
-            <w:pPr>
-              <w:spacing w:before="40" w:after="40"/>
-              <w:ind w:firstLine="0"/>
-              <w:jc w:val="center"/>
-            </w:pPr>
-            <w:r>
-              <w:t>100,0%</w:t>
-            </w:r>
-          </w:p>
-        </w:tc>
-        <w:tc>
-          <w:tcPr>
-            <w:tcW w:w="1300" w:type="dxa"/>
-            <w:vAlign w:val="center"/>
-          </w:tcPr>
-          <w:p>
-            <w:pPr>
-              <w:spacing w:before="40" w:after="40"/>
+            <w:tcW w:w="2350" w:type="dxa"/>
+            <w:vAlign w:val="center"/>
+          </w:tcPr>
+          <w:p>
+            <w:pPr>
+              <w:snapToGrid w:val="0"/>
+              <w:spacing w:before="40" w:after="40" w:line="240" w:lineRule="auto"/>
               <w:ind w:firstLine="0"/>
               <w:jc w:val="center"/>
             </w:pPr>
@@ -8747,12 +8110,13 @@
         </w:tc>
         <w:tc>
           <w:tcPr>
-            <w:tcW w:w="1300" w:type="dxa"/>
-            <w:vAlign w:val="center"/>
-          </w:tcPr>
-          <w:p>
-            <w:pPr>
-              <w:spacing w:before="40" w:after="40"/>
+            <w:tcW w:w="2350" w:type="dxa"/>
+            <w:vAlign w:val="center"/>
+          </w:tcPr>
+          <w:p>
+            <w:pPr>
+              <w:snapToGrid w:val="0"/>
+              <w:spacing w:before="40" w:after="40" w:line="240" w:lineRule="auto"/>
               <w:ind w:firstLine="0"/>
               <w:jc w:val="center"/>
             </w:pPr>
@@ -8763,33 +8127,18 @@
         </w:tc>
         <w:tc>
           <w:tcPr>
-            <w:tcW w:w="1350" w:type="dxa"/>
-            <w:vAlign w:val="center"/>
-          </w:tcPr>
-          <w:p>
-            <w:pPr>
-              <w:spacing w:before="40" w:after="40"/>
+            <w:tcW w:w="2400" w:type="dxa"/>
+            <w:vAlign w:val="center"/>
+          </w:tcPr>
+          <w:p>
+            <w:pPr>
+              <w:snapToGrid w:val="0"/>
+              <w:spacing w:before="40" w:after="40" w:line="240" w:lineRule="auto"/>
               <w:ind w:firstLine="0"/>
               <w:jc w:val="center"/>
             </w:pPr>
             <w:r>
               <w:t>15,26</w:t>
-            </w:r>
-          </w:p>
-        </w:tc>
-        <w:tc>
-          <w:tcPr>
-            <w:tcW w:w="1288" w:type="dxa"/>
-            <w:vAlign w:val="center"/>
-          </w:tcPr>
-          <w:p>
-            <w:pPr>
-              <w:spacing w:before="40" w:after="40"/>
-              <w:ind w:firstLine="0"/>
-              <w:jc w:val="center"/>
-            </w:pPr>
-            <w:r>
-              <w:t>0,94</w:t>
             </w:r>
           </w:p>
         </w:tc>
@@ -8800,12 +8149,13 @@
         </w:trPr>
         <w:tc>
           <w:tcPr>
-            <w:tcW w:w="1100" w:type="dxa"/>
-            <w:vAlign w:val="center"/>
-          </w:tcPr>
-          <w:p>
-            <w:pPr>
-              <w:spacing w:before="40" w:after="40"/>
+            <w:tcW w:w="1688" w:type="dxa"/>
+            <w:vAlign w:val="center"/>
+          </w:tcPr>
+          <w:p>
+            <w:pPr>
+              <w:snapToGrid w:val="0"/>
+              <w:spacing w:before="40" w:after="40" w:line="240" w:lineRule="auto"/>
               <w:ind w:firstLine="0"/>
               <w:jc w:val="center"/>
             </w:pPr>
@@ -8816,44 +8166,13 @@
         </w:tc>
         <w:tc>
           <w:tcPr>
-            <w:tcW w:w="1100" w:type="dxa"/>
-            <w:vAlign w:val="center"/>
-          </w:tcPr>
-          <w:p>
-            <w:pPr>
-              <w:spacing w:before="40" w:after="40"/>
-              <w:ind w:firstLine="0"/>
-              <w:jc w:val="center"/>
-            </w:pPr>
-            <w:r>
-              <w:t>30</w:t>
-            </w:r>
-          </w:p>
-        </w:tc>
-        <w:tc>
-          <w:tcPr>
-            <w:tcW w:w="1350" w:type="dxa"/>
-            <w:vAlign w:val="center"/>
-          </w:tcPr>
-          <w:p>
-            <w:pPr>
-              <w:spacing w:before="40" w:after="40"/>
-              <w:ind w:firstLine="0"/>
-              <w:jc w:val="center"/>
-            </w:pPr>
-            <w:r>
-              <w:t>100,0%</w:t>
-            </w:r>
-          </w:p>
-        </w:tc>
-        <w:tc>
-          <w:tcPr>
-            <w:tcW w:w="1300" w:type="dxa"/>
-            <w:vAlign w:val="center"/>
-          </w:tcPr>
-          <w:p>
-            <w:pPr>
-              <w:spacing w:before="40" w:after="40"/>
+            <w:tcW w:w="2350" w:type="dxa"/>
+            <w:vAlign w:val="center"/>
+          </w:tcPr>
+          <w:p>
+            <w:pPr>
+              <w:snapToGrid w:val="0"/>
+              <w:spacing w:before="40" w:after="40" w:line="240" w:lineRule="auto"/>
               <w:ind w:firstLine="0"/>
               <w:jc w:val="center"/>
             </w:pPr>
@@ -8864,12 +8183,13 @@
         </w:tc>
         <w:tc>
           <w:tcPr>
-            <w:tcW w:w="1300" w:type="dxa"/>
-            <w:vAlign w:val="center"/>
-          </w:tcPr>
-          <w:p>
-            <w:pPr>
-              <w:spacing w:before="40" w:after="40"/>
+            <w:tcW w:w="2350" w:type="dxa"/>
+            <w:vAlign w:val="center"/>
+          </w:tcPr>
+          <w:p>
+            <w:pPr>
+              <w:snapToGrid w:val="0"/>
+              <w:spacing w:before="40" w:after="40" w:line="240" w:lineRule="auto"/>
               <w:ind w:firstLine="0"/>
               <w:jc w:val="center"/>
             </w:pPr>
@@ -8880,33 +8200,18 @@
         </w:tc>
         <w:tc>
           <w:tcPr>
-            <w:tcW w:w="1350" w:type="dxa"/>
-            <w:vAlign w:val="center"/>
-          </w:tcPr>
-          <w:p>
-            <w:pPr>
-              <w:spacing w:before="40" w:after="40"/>
+            <w:tcW w:w="2400" w:type="dxa"/>
+            <w:vAlign w:val="center"/>
+          </w:tcPr>
+          <w:p>
+            <w:pPr>
+              <w:snapToGrid w:val="0"/>
+              <w:spacing w:before="40" w:after="40" w:line="240" w:lineRule="auto"/>
               <w:ind w:firstLine="0"/>
               <w:jc w:val="center"/>
             </w:pPr>
             <w:r>
               <w:t>23,88</w:t>
-            </w:r>
-          </w:p>
-        </w:tc>
-        <w:tc>
-          <w:tcPr>
-            <w:tcW w:w="1288" w:type="dxa"/>
-            <w:vAlign w:val="center"/>
-          </w:tcPr>
-          <w:p>
-            <w:pPr>
-              <w:spacing w:before="40" w:after="40"/>
-              <w:ind w:firstLine="0"/>
-              <w:jc w:val="center"/>
-            </w:pPr>
-            <w:r>
-              <w:t>1,23</w:t>
             </w:r>
           </w:p>
         </w:tc>
@@ -8917,13 +8222,14 @@
         </w:trPr>
         <w:tc>
           <w:tcPr>
-            <w:tcW w:w="1100" w:type="dxa"/>
+            <w:tcW w:w="1688" w:type="dxa"/>
             <w:vAlign w:val="center"/>
           </w:tcPr>
           <w:p>
             <w:pPr>
               <w:keepNext/>
-              <w:spacing w:before="40" w:after="40"/>
+              <w:snapToGrid w:val="0"/>
+              <w:spacing w:before="40" w:after="40" w:line="240" w:lineRule="auto"/>
               <w:ind w:firstLine="0"/>
               <w:jc w:val="center"/>
             </w:pPr>
@@ -8934,103 +8240,55 @@
         </w:tc>
         <w:tc>
           <w:tcPr>
-            <w:tcW w:w="1100" w:type="dxa"/>
+            <w:tcW w:w="2350" w:type="dxa"/>
             <w:vAlign w:val="center"/>
           </w:tcPr>
           <w:p>
             <w:pPr>
               <w:keepNext/>
-              <w:spacing w:before="40" w:after="40"/>
-              <w:ind w:firstLine="0"/>
-              <w:jc w:val="center"/>
-            </w:pPr>
-            <w:r>
-              <w:t>30</w:t>
-            </w:r>
-          </w:p>
-        </w:tc>
-        <w:tc>
-          <w:tcPr>
-            <w:tcW w:w="1350" w:type="dxa"/>
+              <w:snapToGrid w:val="0"/>
+              <w:spacing w:before="40" w:after="40" w:line="240" w:lineRule="auto"/>
+              <w:ind w:firstLine="0"/>
+              <w:jc w:val="center"/>
+            </w:pPr>
+            <w:r>
+              <w:t>37,12</w:t>
+            </w:r>
+          </w:p>
+        </w:tc>
+        <w:tc>
+          <w:tcPr>
+            <w:tcW w:w="2350" w:type="dxa"/>
             <w:vAlign w:val="center"/>
           </w:tcPr>
           <w:p>
             <w:pPr>
               <w:keepNext/>
-              <w:spacing w:before="40" w:after="40"/>
-              <w:ind w:firstLine="0"/>
-              <w:jc w:val="center"/>
-            </w:pPr>
-            <w:r>
-              <w:t>100,0%</w:t>
-            </w:r>
-          </w:p>
-        </w:tc>
-        <w:tc>
-          <w:tcPr>
-            <w:tcW w:w="1300" w:type="dxa"/>
+              <w:snapToGrid w:val="0"/>
+              <w:spacing w:before="40" w:after="40" w:line="240" w:lineRule="auto"/>
+              <w:ind w:firstLine="0"/>
+              <w:jc w:val="center"/>
+            </w:pPr>
+            <w:r>
+              <w:t>42,47</w:t>
+            </w:r>
+          </w:p>
+        </w:tc>
+        <w:tc>
+          <w:tcPr>
+            <w:tcW w:w="2400" w:type="dxa"/>
             <w:vAlign w:val="center"/>
           </w:tcPr>
           <w:p>
             <w:pPr>
               <w:keepNext/>
-              <w:spacing w:before="40" w:after="40"/>
-              <w:ind w:firstLine="0"/>
-              <w:jc w:val="center"/>
-            </w:pPr>
-            <w:r>
-              <w:t>37,12</w:t>
-            </w:r>
-          </w:p>
-        </w:tc>
-        <w:tc>
-          <w:tcPr>
-            <w:tcW w:w="1300" w:type="dxa"/>
-            <w:vAlign w:val="center"/>
-          </w:tcPr>
-          <w:p>
-            <w:pPr>
-              <w:keepNext/>
-              <w:spacing w:before="40" w:after="40"/>
-              <w:ind w:firstLine="0"/>
-              <w:jc w:val="center"/>
-            </w:pPr>
-            <w:r>
-              <w:t>42,47</w:t>
-            </w:r>
-          </w:p>
-        </w:tc>
-        <w:tc>
-          <w:tcPr>
-            <w:tcW w:w="1350" w:type="dxa"/>
-            <w:vAlign w:val="center"/>
-          </w:tcPr>
-          <w:p>
-            <w:pPr>
-              <w:keepNext/>
-              <w:spacing w:before="40" w:after="40"/>
+              <w:snapToGrid w:val="0"/>
+              <w:spacing w:before="40" w:after="40" w:line="240" w:lineRule="auto"/>
               <w:ind w:firstLine="0"/>
               <w:jc w:val="center"/>
             </w:pPr>
             <w:r>
               <w:t>39,43</w:t>
-            </w:r>
-          </w:p>
-        </w:tc>
-        <w:tc>
-          <w:tcPr>
-            <w:tcW w:w="1288" w:type="dxa"/>
-            <w:vAlign w:val="center"/>
-          </w:tcPr>
-          <w:p>
-            <w:pPr>
-              <w:keepNext/>
-              <w:spacing w:before="40" w:after="40"/>
-              <w:ind w:firstLine="0"/>
-              <w:jc w:val="center"/>
-            </w:pPr>
-            <w:r>
-              <w:t>1,38</w:t>
             </w:r>
           </w:p>
         </w:tc>
@@ -9064,116 +8322,24 @@
         </w:r>
       </w:fldSimple>
       <w:r>
-        <w:t>. Kết quả thống kê độ trễ khứ hồi (RTT) theo mức QoS (N = 30)</w:t>
+        <w:t>. Kết quả đo RTT theo mức QoS</w:t>
       </w:r>
       <w:bookmarkEnd w:id="128"/>
     </w:p>
     <w:p>
       <w:pPr>
-        <w:keepNext/>
-        <w:spacing w:before="120" w:after="60"/>
-        <w:ind w:firstLine="0"/>
-        <w:jc w:val="center"/>
-      </w:pPr>
-      <w:r>
-        <w:rPr>
-          <w:noProof/>
-        </w:rPr>
-        <w:drawing>
-          <wp:inline distT="0" distB="0" distL="0" distR="0">
-            <wp:extent cx="5580000" cy="2277551"/>
-            <wp:effectExtent l="0" t="0" r="0" b="0"/>
-            <wp:docPr id="402" name="Picture 402" descr="Biểu đồ kết quả đo RTT qua 30 lần đo và phân bố thống kê theo mức QoS"/>
-            <wp:cNvGraphicFramePr>
-              <a:graphicFrameLocks noChangeAspect="1"/>
-            </wp:cNvGraphicFramePr>
-            <a:graphic>
-              <a:graphicData uri="http://schemas.openxmlformats.org/drawingml/2006/picture">
-                <pic:pic>
-                  <pic:nvPicPr>
-                    <pic:cNvPr id="402" name="hinh_4_2_bieu_do_rtt.png" descr="Biểu đồ kết quả đo RTT qua 30 lần đo và phân bố thống kê theo mức QoS"/>
-                    <pic:cNvPicPr/>
-                  </pic:nvPicPr>
-                  <pic:blipFill>
-                    <a:blip r:embed="rId507"/>
-                    <a:stretch>
-                      <a:fillRect/>
-                    </a:stretch>
-                  </pic:blipFill>
-                  <pic:spPr>
-                    <a:xfrm>
-                      <a:off x="0" y="0"/>
-                      <a:ext cx="5580000" cy="2277551"/>
-                    </a:xfrm>
-                    <a:prstGeom prst="rect">
-                      <a:avLst/>
-                    </a:prstGeom>
-                  </pic:spPr>
-                </pic:pic>
-              </a:graphicData>
-            </a:graphic>
-          </wp:inline>
-        </w:drawing>
+        <w:ind w:firstLine="720"/>
+      </w:pPr>
+      <w:r>
+        <w:t>Theo Bảng 2.1, số gói tin trao đổi tăng từ QoS 0 đến QoS 2 nên RTT dự kiến tăng theo thứ tự này. Số liệu ở Bảng 4.3 phù hợp với dự kiến: RTT trung bình tăng từ 15,26 ms ở QoS 0 lên 23,88 ms ở QoS 1 và 39,43 ms ở QoS 2.</w:t>
       </w:r>
     </w:p>
     <w:p>
       <w:pPr>
-        <w:pStyle w:val="Caption"/>
-      </w:pPr>
-      <w:bookmarkStart w:id="134" w:name="_Toc3000034"/>
-      <w:r>
-        <w:t xml:space="preserve">Hình </w:t>
-      </w:r>
-      <w:fldSimple w:instr=" STYLEREF 1 \s ">
-        <w:r>
-          <w:rPr>
-            <w:noProof/>
-          </w:rPr>
-          <w:t>4</w:t>
-        </w:r>
-      </w:fldSimple>
-      <w:r>
-        <w:t>.</w:t>
-      </w:r>
-      <w:fldSimple w:instr=" SEQ Hình \* ARABIC \s 1 ">
-        <w:r>
-          <w:rPr>
-            <w:noProof/>
-          </w:rPr>
-          <w:t>2</w:t>
-        </w:r>
-      </w:fldSimple>
-      <w:r>
-        <w:t>. Biểu đồ kết quả đo RTT qua 30 lần đo và phân bố thống kê theo mức QoS</w:t>
-      </w:r>
-      <w:bookmarkEnd w:id="134"/>
-    </w:p>
-    <w:p>
-      <w:pPr>
         <w:ind w:firstLine="720"/>
       </w:pPr>
       <w:r>
-        <w:rPr>
-          <w:b/>
-        </w:rPr>
-        <w:t xml:space="preserve">Nhận xét và đánh giá kết quả: </w:t>
-      </w:r>
-      <w:r>
-        <w:t>Số liệu thực nghiệm tại Bảng 4.3 và Hình 4.2 hoàn toàn phù hợp với cơ sở lý thuyết tại Bảng 2.1. Cụ thể, trong môi trường mạng cục bộ ổn định, cả ba mức QoS đều đạt tỷ lệ phản hồi thành công 100,0% (30/30 lệnh), nhưng độ trễ khứ hồi trung bình tăng rõ rệt theo số bước bắt tay: QoS 0 đạt thấp nhất với RTT trung bình là 15,26 ms (s = 0,94 ms) do chỉ truyền 1 gói PUBLISH trên mỗi chặng; QoS 1 có RTT trung bình là 23,88 ms (s = 1,23 ms), tăng thêm 8,62 ms (+56,5% so với QoS 0) do phát sinh gói xác nhận PUBACK trên từng chặng; trong khi đó QoS 2 có RTT trung bình lên tới 39,43 ms (s = 1,38 ms), cao gấp 2,58 lần (+158,4%) so với QoS 0 và tăng thêm 15,55 ms (+65,1%) so với QoS 1 do phải hoàn tất chu trình bắt tay 4 gói tin (PUBLISH – PUBREC – PUBREL – PUBCOMP).</w:t>
-      </w:r>
-    </w:p>
-    <w:p>
-      <w:pPr>
-        <w:ind w:firstLine="720"/>
-      </w:pPr>
-      <w:r>
-        <w:rPr>
-          <w:b/>
-        </w:rPr>
-        <w:t xml:space="preserve">Lựa chọn mức QoS cho hệ thống: </w:t>
-      </w:r>
-      <w:r>
-        <w:t>Đối với ứng dụng điều khiển thiết bị điện, QoS 0 tuy có độ trễ thấp nhất nhưng không có cơ chế truyền lại ở tầng MQTT khi nhiễu mạng tức thời. Ngược lại, QoS 2 làm tăng độ trễ lên gần 40 ms và tiêu tốn gấp đôi băng thông gói tin trong khi bản chất lệnh đặt trạng thái tuyệt đối (action = ON hoặc OFF) có tính lũy đẳng (idempotent – nhận lặp lại lệnh ON khi relay đã ON không làm sai lệch trạng thái mạch). Vì vậy, mức QoS 1 là lựa chọn tối ưu cho hệ thống ĐT42: đảm bảo mọi lệnh điều khiển và bản tin phản hồi đều được xác nhận tin cậy (At least once) với độ trễ trung bình chỉ 23,88 ms (nhỏ hơn rất nhiều so với ngưỡng cảm nhận độ trễ thao tác của con người là 100 ms).</w:t>
+        <w:t>Nhận xét: QoS 0 có RTT trung bình thấp nhất nhưng không có bước xác nhận gói tin nên lệnh có thể bị mất khi đường truyền gián đoạn. QoS 2 trao đổi bốn gói tin trên mỗi chặng nên RTT trung bình cao nhất (39,43 ms). QoS 1 có bước xác nhận PUBACK để gửi lại khi mất gói tin và có RTT trung bình 23,88 ms, thấp hơn QoS 2 là 15,55 ms. Vì lệnh Bật/Tắt chỉ đặt trạng thái cho relay nên việc nhận lặp bản tin ở QoS 1 không làm sai trạng thái thiết bị. Do đó, hệ thống sử dụng mức QoS 1.</w:t>
       </w:r>
     </w:p>
     <w:p>
@@ -9204,7 +8370,7 @@
         <w:ind w:firstLine="720"/>
       </w:pPr>
       <w:r>
-        <w:t>Đề tài ĐT42 đã hoàn thành đầy đủ các mục tiêu đề ra và đạt được các kết quả cụ thể sau:</w:t>
+        <w:t>Báo cáo trình bày hệ thống điều khiển thiết bị sử dụng MQTT với các nội dung sau:</w:t>
       </w:r>
     </w:p>
     <w:p>
@@ -9217,7 +8383,7 @@
         <w:ind w:left="0" w:firstLine="720"/>
       </w:pPr>
       <w:r>
-        <w:t>Đã thiết kế và triển khai hoàn chỉnh hệ thống điều khiển thiết bị vòng kín sử dụng giao thức MQTT v3.1.1 gồm giao diện Web Dashboard (MQTT.js qua WebSocket cổng 8083), EMQX Broker và nút chấp hành ESP32-WROOM-32 điều khiển relay (qua TCP cổng 1883).</w:t>
+        <w:t>Hệ thống gồm Web Dashboard, MQTT Broker EMQX và ESP32 điều khiển relay.</w:t>
       </w:r>
     </w:p>
     <w:p>
@@ -9230,7 +8396,7 @@
         <w:ind w:left="0" w:firstLine="720"/>
       </w:pPr>
       <w:r>
-        <w:t>Đã xây dựng cơ chế đồng bộ trạng thái hai chiều trên ba topic tách biệt (dt42/cmd, dt42/state, dt42/status) kết hợp cờ Retain, cơ chế di chúc LWT và trường đối chiếu mã phiên lệnh cmd_id. Hệ thống phản ánh chính xác trạng thái thực tế của thiết bị cả khi điều khiển qua Web, khi nhấn nút vật lý tại mạch và tự động khóa giao diện khi thiết bị mất kết nối.</w:t>
+        <w:t>Lệnh và phản hồi trạng thái dùng hai topic riêng là dt42/cmd và dt42/state. Giao diện chỉ đổi trạng thái hiển thị khi nhận bản tin trên topic dt42/state.</w:t>
       </w:r>
     </w:p>
     <w:p>
@@ -9243,7 +8409,25 @@
         <w:ind w:left="0" w:firstLine="720"/>
       </w:pPr>
       <w:r>
-        <w:t>Đã thực hiện đo kiểm 30 lệnh cho mỗi mức QoS và xác định định lượng độ trễ khứ hồi trung bình: QoS 0 đạt 15,26 ± 0,94 ms, QoS 1 đạt 23,88 ± 1,23 ms và QoS 2 đạt 39,43 ± 1,38 ms, từ đó xác lập QoS 1 là mức cấu hình tối ưu giữa độ tin cậy và tốc độ phản hồi.</w:t>
+        <w:t>RTT được xác định bằng hiệu của t</w:t>
+      </w:r>
+      <w:r>
+        <w:rPr>
+          <w:vertAlign w:val="subscript"/>
+        </w:rPr>
+        <w:t>ack</w:t>
+      </w:r>
+      <w:r>
+        <w:t xml:space="preserve"> và t</w:t>
+      </w:r>
+      <w:r>
+        <w:rPr>
+          <w:vertAlign w:val="subscript"/>
+        </w:rPr>
+        <w:t>send</w:t>
+      </w:r>
+      <w:r>
+        <w:t xml:space="preserve"> tại Web Dashboard và đo ở ba mức QoS 0, QoS 1, QoS 2 với 30 lần đo mỗi mức. RTT trung bình đạt 15,26 ms (QoS 0), 23,88 ms (QoS 1) và 39,43 ms (QoS 2); hệ thống sử dụng mức QoS 1.</w:t>
       </w:r>
     </w:p>
     <w:p>
@@ -9267,7 +8451,7 @@
         <w:ind w:left="0" w:firstLine="720"/>
       </w:pPr>
       <w:r>
-        <w:t>Tích hợp mã hóa đường truyền bằng giao thức TLS/SSL (MQTTS trên cổng 8883 và WSS trên cổng 8084) kết hợp xác thực tài khoản mật khẩu trên Broker để đảm bảo an toàn thông tin khi triển khai qua môi trường Internet công cộng.</w:t>
+        <w:t>Mã hóa đường truyền bằng TLS (MQTTS).</w:t>
       </w:r>
     </w:p>
     <w:p>
@@ -9280,22 +8464,27 @@
         <w:ind w:left="0" w:firstLine="720"/>
       </w:pPr>
       <w:r>
-        <w:t>Bổ sung cảm biến đo dòng điện thực tế (như ACS712 hoặc PZEM-004T) ở phía sau tiếp điểm relay nhằm xác nhận thiết bị tải thực sự tiêu thụ công suất, phát hiện kịp thời sự cố đứt tải hoặc dính tiếp điểm cơ khí của relay.</w:t>
+        <w:t>Thêm cảm biến dòng điện sau relay để xác nhận thiết bị tải đang hoạt động.</w:t>
       </w:r>
     </w:p>
     <w:p>
       <w:pPr>
-        <w:pStyle w:val="Heading1"/>
         <w:pageBreakBefore/>
-        <w:numPr>
-          <w:ilvl w:val="0"/>
-          <w:numId w:val="0"/>
-        </w:numPr>
-        <w:ind w:left="2155" w:hanging="2155"/>
+        <w:keepNext/>
+        <w:keepLines/>
+        <w:spacing w:before="240" w:after="480"/>
+        <w:ind w:left="0" w:firstLine="0"/>
         <w:jc w:val="center"/>
+        <w:outlineLvl w:val="0"/>
       </w:pPr>
       <w:bookmarkStart w:id="132" w:name="_Toc3000032"/>
       <w:r>
+        <w:rPr>
+          <w:b/>
+          <w:bCs/>
+          <w:sz w:val="32"/>
+          <w:szCs w:val="32"/>
+        </w:rPr>
         <w:t>DANH MỤC TÀI LIỆU THAM KHẢO</w:t>
       </w:r>
       <w:bookmarkEnd w:id="132"/>
@@ -9551,17 +8740,22 @@
     </w:tbl>
     <w:p>
       <w:pPr>
-        <w:pStyle w:val="Heading1"/>
         <w:pageBreakBefore/>
-        <w:numPr>
-          <w:ilvl w:val="0"/>
-          <w:numId w:val="0"/>
-        </w:numPr>
-        <w:ind w:left="2155" w:hanging="2155"/>
+        <w:keepNext/>
+        <w:keepLines/>
+        <w:spacing w:before="240" w:after="480"/>
+        <w:ind w:left="0" w:firstLine="0"/>
         <w:jc w:val="center"/>
+        <w:outlineLvl w:val="0"/>
       </w:pPr>
       <w:bookmarkStart w:id="133" w:name="_Toc3000033"/>
       <w:r>
+        <w:rPr>
+          <w:b/>
+          <w:bCs/>
+          <w:sz w:val="32"/>
+          <w:szCs w:val="32"/>
+        </w:rPr>
         <w:t>PHỤ LỤC</w:t>
       </w:r>
       <w:bookmarkEnd w:id="133"/>
@@ -9571,7 +8765,7 @@
         <w:ind w:firstLine="720"/>
       </w:pPr>
       <w:r>
-        <w:t>Bảng PL.1 ghi nhận chi tiết giá trị độ trễ khứ hồi (RTT) của toàn bộ 30 lần đo liên tiếp ở từng mức chất lượng dịch vụ QoS 0, QoS 1 và QoS 2. Toàn bộ mã nguồn phần mềm nhúng ESP32 (firmware/esp32_dt42_mqtt), giao diện Web Dashboard (web/) và kịch bản đo kiểm tự động (benchmark/) được lưu trữ tại kho dự án GitHub/mttqx.</w:t>
+        <w:t>Bảng PL.1 ghi giá trị RTT của từng lần đo ở ba mức QoS.</w:t>
       </w:r>
     </w:p>
     <w:tbl>
@@ -9583,14 +8777,10 @@
         <w:tblLook w:val="04A0" w:firstRow="1" w:lastRow="0" w:firstColumn="1" w:lastColumn="0" w:noHBand="0" w:noVBand="1"/>
       </w:tblPr>
       <w:tblGrid>
-        <w:gridCol w:w="950"/>
-        <w:gridCol w:w="1149"/>
-        <w:gridCol w:w="1149"/>
-        <w:gridCol w:w="1146"/>
-        <w:gridCol w:w="950"/>
-        <w:gridCol w:w="1148"/>
-        <w:gridCol w:w="1148"/>
-        <w:gridCol w:w="1148"/>
+        <w:gridCol w:w="1788"/>
+        <w:gridCol w:w="2333"/>
+        <w:gridCol w:w="2333"/>
+        <w:gridCol w:w="2334"/>
       </w:tblGrid>
       <w:tr>
         <w:trPr>
@@ -9599,20 +8789,22 @@
         </w:trPr>
         <w:tc>
           <w:tcPr>
-            <w:tcW w:w="950" w:type="dxa"/>
+            <w:tcW w:w="1788" w:type="dxa"/>
             <w:shd w:val="clear" w:color="auto" w:fill="E7E6E6" w:themeFill="background2"/>
             <w:vAlign w:val="center"/>
           </w:tcPr>
           <w:p>
             <w:pPr>
               <w:keepNext/>
-              <w:spacing w:before="40" w:after="40"/>
+              <w:snapToGrid w:val="0"/>
+              <w:spacing w:before="20" w:after="20" w:line="240" w:lineRule="auto"/>
               <w:ind w:firstLine="0"/>
               <w:jc w:val="center"/>
             </w:pPr>
             <w:r>
               <w:rPr>
                 <w:b/>
+                <w:bCs/>
               </w:rPr>
               <w:t>Lần đo</w:t>
             </w:r>
@@ -9620,20 +8812,22 @@
         </w:tc>
         <w:tc>
           <w:tcPr>
-            <w:tcW w:w="1149" w:type="dxa"/>
+            <w:tcW w:w="2333" w:type="dxa"/>
             <w:shd w:val="clear" w:color="auto" w:fill="E7E6E6" w:themeFill="background2"/>
             <w:vAlign w:val="center"/>
           </w:tcPr>
           <w:p>
             <w:pPr>
               <w:keepNext/>
-              <w:spacing w:before="40" w:after="40"/>
+              <w:snapToGrid w:val="0"/>
+              <w:spacing w:before="20" w:after="20" w:line="240" w:lineRule="auto"/>
               <w:ind w:firstLine="0"/>
               <w:jc w:val="center"/>
             </w:pPr>
             <w:r>
               <w:rPr>
                 <w:b/>
+                <w:bCs/>
               </w:rPr>
               <w:t>QoS 0 (ms)</w:t>
             </w:r>
@@ -9641,20 +8835,22 @@
         </w:tc>
         <w:tc>
           <w:tcPr>
-            <w:tcW w:w="1149" w:type="dxa"/>
+            <w:tcW w:w="2333" w:type="dxa"/>
             <w:shd w:val="clear" w:color="auto" w:fill="E7E6E6" w:themeFill="background2"/>
             <w:vAlign w:val="center"/>
           </w:tcPr>
           <w:p>
             <w:pPr>
               <w:keepNext/>
-              <w:spacing w:before="40" w:after="40"/>
+              <w:snapToGrid w:val="0"/>
+              <w:spacing w:before="20" w:after="20" w:line="240" w:lineRule="auto"/>
               <w:ind w:firstLine="0"/>
               <w:jc w:val="center"/>
             </w:pPr>
             <w:r>
               <w:rPr>
                 <w:b/>
+                <w:bCs/>
               </w:rPr>
               <w:t>QoS 1 (ms)</w:t>
             </w:r>
@@ -9662,104 +8858,22 @@
         </w:tc>
         <w:tc>
           <w:tcPr>
-            <w:tcW w:w="1146" w:type="dxa"/>
+            <w:tcW w:w="2334" w:type="dxa"/>
             <w:shd w:val="clear" w:color="auto" w:fill="E7E6E6" w:themeFill="background2"/>
             <w:vAlign w:val="center"/>
           </w:tcPr>
           <w:p>
             <w:pPr>
               <w:keepNext/>
-              <w:spacing w:before="40" w:after="40"/>
+              <w:snapToGrid w:val="0"/>
+              <w:spacing w:before="20" w:after="20" w:line="240" w:lineRule="auto"/>
               <w:ind w:firstLine="0"/>
               <w:jc w:val="center"/>
             </w:pPr>
             <w:r>
               <w:rPr>
                 <w:b/>
-              </w:rPr>
-              <w:t>QoS 2 (ms)</w:t>
-            </w:r>
-          </w:p>
-        </w:tc>
-        <w:tc>
-          <w:tcPr>
-            <w:tcW w:w="950" w:type="dxa"/>
-            <w:shd w:val="clear" w:color="auto" w:fill="E7E6E6" w:themeFill="background2"/>
-            <w:vAlign w:val="center"/>
-          </w:tcPr>
-          <w:p>
-            <w:pPr>
-              <w:keepNext/>
-              <w:spacing w:before="40" w:after="40"/>
-              <w:ind w:firstLine="0"/>
-              <w:jc w:val="center"/>
-            </w:pPr>
-            <w:r>
-              <w:rPr>
-                <w:b/>
-              </w:rPr>
-              <w:t>Lần đo</w:t>
-            </w:r>
-          </w:p>
-        </w:tc>
-        <w:tc>
-          <w:tcPr>
-            <w:tcW w:w="1148" w:type="dxa"/>
-            <w:shd w:val="clear" w:color="auto" w:fill="E7E6E6" w:themeFill="background2"/>
-            <w:vAlign w:val="center"/>
-          </w:tcPr>
-          <w:p>
-            <w:pPr>
-              <w:keepNext/>
-              <w:spacing w:before="40" w:after="40"/>
-              <w:ind w:firstLine="0"/>
-              <w:jc w:val="center"/>
-            </w:pPr>
-            <w:r>
-              <w:rPr>
-                <w:b/>
-              </w:rPr>
-              <w:t>QoS 0 (ms)</w:t>
-            </w:r>
-          </w:p>
-        </w:tc>
-        <w:tc>
-          <w:tcPr>
-            <w:tcW w:w="1148" w:type="dxa"/>
-            <w:shd w:val="clear" w:color="auto" w:fill="E7E6E6" w:themeFill="background2"/>
-            <w:vAlign w:val="center"/>
-          </w:tcPr>
-          <w:p>
-            <w:pPr>
-              <w:keepNext/>
-              <w:spacing w:before="40" w:after="40"/>
-              <w:ind w:firstLine="0"/>
-              <w:jc w:val="center"/>
-            </w:pPr>
-            <w:r>
-              <w:rPr>
-                <w:b/>
-              </w:rPr>
-              <w:t>QoS 1 (ms)</w:t>
-            </w:r>
-          </w:p>
-        </w:tc>
-        <w:tc>
-          <w:tcPr>
-            <w:tcW w:w="1148" w:type="dxa"/>
-            <w:shd w:val="clear" w:color="auto" w:fill="E7E6E6" w:themeFill="background2"/>
-            <w:vAlign w:val="center"/>
-          </w:tcPr>
-          <w:p>
-            <w:pPr>
-              <w:keepNext/>
-              <w:spacing w:before="40" w:after="40"/>
-              <w:ind w:firstLine="0"/>
-              <w:jc w:val="center"/>
-            </w:pPr>
-            <w:r>
-              <w:rPr>
-                <w:b/>
+                <w:bCs/>
               </w:rPr>
               <w:t>QoS 2 (ms)</w:t>
             </w:r>
@@ -9772,12 +8886,13 @@
         </w:trPr>
         <w:tc>
           <w:tcPr>
-            <w:tcW w:w="950" w:type="dxa"/>
-            <w:vAlign w:val="center"/>
-          </w:tcPr>
-          <w:p>
-            <w:pPr>
-              <w:spacing w:before="40" w:after="40"/>
+            <w:tcW w:w="1788" w:type="dxa"/>
+            <w:vAlign w:val="center"/>
+          </w:tcPr>
+          <w:p>
+            <w:pPr>
+              <w:snapToGrid w:val="0"/>
+              <w:spacing w:before="20" w:after="20" w:line="240" w:lineRule="auto"/>
               <w:ind w:firstLine="0"/>
               <w:jc w:val="center"/>
             </w:pPr>
@@ -9788,12 +8903,13 @@
         </w:tc>
         <w:tc>
           <w:tcPr>
-            <w:tcW w:w="1149" w:type="dxa"/>
-            <w:vAlign w:val="center"/>
-          </w:tcPr>
-          <w:p>
-            <w:pPr>
-              <w:spacing w:before="40" w:after="40"/>
+            <w:tcW w:w="2333" w:type="dxa"/>
+            <w:vAlign w:val="center"/>
+          </w:tcPr>
+          <w:p>
+            <w:pPr>
+              <w:snapToGrid w:val="0"/>
+              <w:spacing w:before="20" w:after="20" w:line="240" w:lineRule="auto"/>
               <w:ind w:firstLine="0"/>
               <w:jc w:val="center"/>
             </w:pPr>
@@ -9804,12 +8920,13 @@
         </w:tc>
         <w:tc>
           <w:tcPr>
-            <w:tcW w:w="1149" w:type="dxa"/>
-            <w:vAlign w:val="center"/>
-          </w:tcPr>
-          <w:p>
-            <w:pPr>
-              <w:spacing w:before="40" w:after="40"/>
+            <w:tcW w:w="2333" w:type="dxa"/>
+            <w:vAlign w:val="center"/>
+          </w:tcPr>
+          <w:p>
+            <w:pPr>
+              <w:snapToGrid w:val="0"/>
+              <w:spacing w:before="20" w:after="20" w:line="240" w:lineRule="auto"/>
               <w:ind w:firstLine="0"/>
               <w:jc w:val="center"/>
             </w:pPr>
@@ -9820,81 +8937,18 @@
         </w:tc>
         <w:tc>
           <w:tcPr>
-            <w:tcW w:w="1146" w:type="dxa"/>
-            <w:vAlign w:val="center"/>
-          </w:tcPr>
-          <w:p>
-            <w:pPr>
-              <w:spacing w:before="40" w:after="40"/>
+            <w:tcW w:w="2334" w:type="dxa"/>
+            <w:vAlign w:val="center"/>
+          </w:tcPr>
+          <w:p>
+            <w:pPr>
+              <w:snapToGrid w:val="0"/>
+              <w:spacing w:before="20" w:after="20" w:line="240" w:lineRule="auto"/>
               <w:ind w:firstLine="0"/>
               <w:jc w:val="center"/>
             </w:pPr>
             <w:r>
               <w:t>39,28</w:t>
-            </w:r>
-          </w:p>
-        </w:tc>
-        <w:tc>
-          <w:tcPr>
-            <w:tcW w:w="950" w:type="dxa"/>
-            <w:vAlign w:val="center"/>
-          </w:tcPr>
-          <w:p>
-            <w:pPr>
-              <w:spacing w:before="40" w:after="40"/>
-              <w:ind w:firstLine="0"/>
-              <w:jc w:val="center"/>
-            </w:pPr>
-            <w:r>
-              <w:t>16</w:t>
-            </w:r>
-          </w:p>
-        </w:tc>
-        <w:tc>
-          <w:tcPr>
-            <w:tcW w:w="1148" w:type="dxa"/>
-            <w:vAlign w:val="center"/>
-          </w:tcPr>
-          <w:p>
-            <w:pPr>
-              <w:spacing w:before="40" w:after="40"/>
-              <w:ind w:firstLine="0"/>
-              <w:jc w:val="center"/>
-            </w:pPr>
-            <w:r>
-              <w:t>14,43</w:t>
-            </w:r>
-          </w:p>
-        </w:tc>
-        <w:tc>
-          <w:tcPr>
-            <w:tcW w:w="1148" w:type="dxa"/>
-            <w:vAlign w:val="center"/>
-          </w:tcPr>
-          <w:p>
-            <w:pPr>
-              <w:spacing w:before="40" w:after="40"/>
-              <w:ind w:firstLine="0"/>
-              <w:jc w:val="center"/>
-            </w:pPr>
-            <w:r>
-              <w:t>23,08</w:t>
-            </w:r>
-          </w:p>
-        </w:tc>
-        <w:tc>
-          <w:tcPr>
-            <w:tcW w:w="1148" w:type="dxa"/>
-            <w:vAlign w:val="center"/>
-          </w:tcPr>
-          <w:p>
-            <w:pPr>
-              <w:spacing w:before="40" w:after="40"/>
-              <w:ind w:firstLine="0"/>
-              <w:jc w:val="center"/>
-            </w:pPr>
-            <w:r>
-              <w:t>41,13</w:t>
             </w:r>
           </w:p>
         </w:tc>
@@ -9905,12 +8959,13 @@
         </w:trPr>
         <w:tc>
           <w:tcPr>
-            <w:tcW w:w="950" w:type="dxa"/>
-            <w:vAlign w:val="center"/>
-          </w:tcPr>
-          <w:p>
-            <w:pPr>
-              <w:spacing w:before="40" w:after="40"/>
+            <w:tcW w:w="1788" w:type="dxa"/>
+            <w:vAlign w:val="center"/>
+          </w:tcPr>
+          <w:p>
+            <w:pPr>
+              <w:snapToGrid w:val="0"/>
+              <w:spacing w:before="20" w:after="20" w:line="240" w:lineRule="auto"/>
               <w:ind w:firstLine="0"/>
               <w:jc w:val="center"/>
             </w:pPr>
@@ -9921,12 +8976,13 @@
         </w:tc>
         <w:tc>
           <w:tcPr>
-            <w:tcW w:w="1149" w:type="dxa"/>
-            <w:vAlign w:val="center"/>
-          </w:tcPr>
-          <w:p>
-            <w:pPr>
-              <w:spacing w:before="40" w:after="40"/>
+            <w:tcW w:w="2333" w:type="dxa"/>
+            <w:vAlign w:val="center"/>
+          </w:tcPr>
+          <w:p>
+            <w:pPr>
+              <w:snapToGrid w:val="0"/>
+              <w:spacing w:before="20" w:after="20" w:line="240" w:lineRule="auto"/>
               <w:ind w:firstLine="0"/>
               <w:jc w:val="center"/>
             </w:pPr>
@@ -9937,12 +8993,13 @@
         </w:tc>
         <w:tc>
           <w:tcPr>
-            <w:tcW w:w="1149" w:type="dxa"/>
-            <w:vAlign w:val="center"/>
-          </w:tcPr>
-          <w:p>
-            <w:pPr>
-              <w:spacing w:before="40" w:after="40"/>
+            <w:tcW w:w="2333" w:type="dxa"/>
+            <w:vAlign w:val="center"/>
+          </w:tcPr>
+          <w:p>
+            <w:pPr>
+              <w:snapToGrid w:val="0"/>
+              <w:spacing w:before="20" w:after="20" w:line="240" w:lineRule="auto"/>
               <w:ind w:firstLine="0"/>
               <w:jc w:val="center"/>
             </w:pPr>
@@ -9953,81 +9010,18 @@
         </w:tc>
         <w:tc>
           <w:tcPr>
-            <w:tcW w:w="1146" w:type="dxa"/>
-            <w:vAlign w:val="center"/>
-          </w:tcPr>
-          <w:p>
-            <w:pPr>
-              <w:spacing w:before="40" w:after="40"/>
+            <w:tcW w:w="2334" w:type="dxa"/>
+            <w:vAlign w:val="center"/>
+          </w:tcPr>
+          <w:p>
+            <w:pPr>
+              <w:snapToGrid w:val="0"/>
+              <w:spacing w:before="20" w:after="20" w:line="240" w:lineRule="auto"/>
               <w:ind w:firstLine="0"/>
               <w:jc w:val="center"/>
             </w:pPr>
             <w:r>
               <w:t>39,53</w:t>
-            </w:r>
-          </w:p>
-        </w:tc>
-        <w:tc>
-          <w:tcPr>
-            <w:tcW w:w="950" w:type="dxa"/>
-            <w:vAlign w:val="center"/>
-          </w:tcPr>
-          <w:p>
-            <w:pPr>
-              <w:spacing w:before="40" w:after="40"/>
-              <w:ind w:firstLine="0"/>
-              <w:jc w:val="center"/>
-            </w:pPr>
-            <w:r>
-              <w:t>17</w:t>
-            </w:r>
-          </w:p>
-        </w:tc>
-        <w:tc>
-          <w:tcPr>
-            <w:tcW w:w="1148" w:type="dxa"/>
-            <w:vAlign w:val="center"/>
-          </w:tcPr>
-          <w:p>
-            <w:pPr>
-              <w:spacing w:before="40" w:after="40"/>
-              <w:ind w:firstLine="0"/>
-              <w:jc w:val="center"/>
-            </w:pPr>
-            <w:r>
-              <w:t>15,65</w:t>
-            </w:r>
-          </w:p>
-        </w:tc>
-        <w:tc>
-          <w:tcPr>
-            <w:tcW w:w="1148" w:type="dxa"/>
-            <w:vAlign w:val="center"/>
-          </w:tcPr>
-          <w:p>
-            <w:pPr>
-              <w:spacing w:before="40" w:after="40"/>
-              <w:ind w:firstLine="0"/>
-              <w:jc w:val="center"/>
-            </w:pPr>
-            <w:r>
-              <w:t>22,81</w:t>
-            </w:r>
-          </w:p>
-        </w:tc>
-        <w:tc>
-          <w:tcPr>
-            <w:tcW w:w="1148" w:type="dxa"/>
-            <w:vAlign w:val="center"/>
-          </w:tcPr>
-          <w:p>
-            <w:pPr>
-              <w:spacing w:before="40" w:after="40"/>
-              <w:ind w:firstLine="0"/>
-              <w:jc w:val="center"/>
-            </w:pPr>
-            <w:r>
-              <w:t>40,67</w:t>
             </w:r>
           </w:p>
         </w:tc>
@@ -10038,12 +9032,13 @@
         </w:trPr>
         <w:tc>
           <w:tcPr>
-            <w:tcW w:w="950" w:type="dxa"/>
-            <w:vAlign w:val="center"/>
-          </w:tcPr>
-          <w:p>
-            <w:pPr>
-              <w:spacing w:before="40" w:after="40"/>
+            <w:tcW w:w="1788" w:type="dxa"/>
+            <w:vAlign w:val="center"/>
+          </w:tcPr>
+          <w:p>
+            <w:pPr>
+              <w:snapToGrid w:val="0"/>
+              <w:spacing w:before="20" w:after="20" w:line="240" w:lineRule="auto"/>
               <w:ind w:firstLine="0"/>
               <w:jc w:val="center"/>
             </w:pPr>
@@ -10054,12 +9049,13 @@
         </w:tc>
         <w:tc>
           <w:tcPr>
-            <w:tcW w:w="1149" w:type="dxa"/>
-            <w:vAlign w:val="center"/>
-          </w:tcPr>
-          <w:p>
-            <w:pPr>
-              <w:spacing w:before="40" w:after="40"/>
+            <w:tcW w:w="2333" w:type="dxa"/>
+            <w:vAlign w:val="center"/>
+          </w:tcPr>
+          <w:p>
+            <w:pPr>
+              <w:snapToGrid w:val="0"/>
+              <w:spacing w:before="20" w:after="20" w:line="240" w:lineRule="auto"/>
               <w:ind w:firstLine="0"/>
               <w:jc w:val="center"/>
             </w:pPr>
@@ -10070,12 +9066,13 @@
         </w:tc>
         <w:tc>
           <w:tcPr>
-            <w:tcW w:w="1149" w:type="dxa"/>
-            <w:vAlign w:val="center"/>
-          </w:tcPr>
-          <w:p>
-            <w:pPr>
-              <w:spacing w:before="40" w:after="40"/>
+            <w:tcW w:w="2333" w:type="dxa"/>
+            <w:vAlign w:val="center"/>
+          </w:tcPr>
+          <w:p>
+            <w:pPr>
+              <w:snapToGrid w:val="0"/>
+              <w:spacing w:before="20" w:after="20" w:line="240" w:lineRule="auto"/>
               <w:ind w:firstLine="0"/>
               <w:jc w:val="center"/>
             </w:pPr>
@@ -10086,81 +9083,18 @@
         </w:tc>
         <w:tc>
           <w:tcPr>
-            <w:tcW w:w="1146" w:type="dxa"/>
-            <w:vAlign w:val="center"/>
-          </w:tcPr>
-          <w:p>
-            <w:pPr>
-              <w:spacing w:before="40" w:after="40"/>
+            <w:tcW w:w="2334" w:type="dxa"/>
+            <w:vAlign w:val="center"/>
+          </w:tcPr>
+          <w:p>
+            <w:pPr>
+              <w:snapToGrid w:val="0"/>
+              <w:spacing w:before="20" w:after="20" w:line="240" w:lineRule="auto"/>
               <w:ind w:firstLine="0"/>
               <w:jc w:val="center"/>
             </w:pPr>
             <w:r>
               <w:t>38,50</w:t>
-            </w:r>
-          </w:p>
-        </w:tc>
-        <w:tc>
-          <w:tcPr>
-            <w:tcW w:w="950" w:type="dxa"/>
-            <w:vAlign w:val="center"/>
-          </w:tcPr>
-          <w:p>
-            <w:pPr>
-              <w:spacing w:before="40" w:after="40"/>
-              <w:ind w:firstLine="0"/>
-              <w:jc w:val="center"/>
-            </w:pPr>
-            <w:r>
-              <w:t>18</w:t>
-            </w:r>
-          </w:p>
-        </w:tc>
-        <w:tc>
-          <w:tcPr>
-            <w:tcW w:w="1148" w:type="dxa"/>
-            <w:vAlign w:val="center"/>
-          </w:tcPr>
-          <w:p>
-            <w:pPr>
-              <w:spacing w:before="40" w:after="40"/>
-              <w:ind w:firstLine="0"/>
-              <w:jc w:val="center"/>
-            </w:pPr>
-            <w:r>
-              <w:t>17,03</w:t>
-            </w:r>
-          </w:p>
-        </w:tc>
-        <w:tc>
-          <w:tcPr>
-            <w:tcW w:w="1148" w:type="dxa"/>
-            <w:vAlign w:val="center"/>
-          </w:tcPr>
-          <w:p>
-            <w:pPr>
-              <w:spacing w:before="40" w:after="40"/>
-              <w:ind w:firstLine="0"/>
-              <w:jc w:val="center"/>
-            </w:pPr>
-            <w:r>
-              <w:t>23,01</w:t>
-            </w:r>
-          </w:p>
-        </w:tc>
-        <w:tc>
-          <w:tcPr>
-            <w:tcW w:w="1148" w:type="dxa"/>
-            <w:vAlign w:val="center"/>
-          </w:tcPr>
-          <w:p>
-            <w:pPr>
-              <w:spacing w:before="40" w:after="40"/>
-              <w:ind w:firstLine="0"/>
-              <w:jc w:val="center"/>
-            </w:pPr>
-            <w:r>
-              <w:t>40,67</w:t>
             </w:r>
           </w:p>
         </w:tc>
@@ -10171,12 +9105,13 @@
         </w:trPr>
         <w:tc>
           <w:tcPr>
-            <w:tcW w:w="950" w:type="dxa"/>
-            <w:vAlign w:val="center"/>
-          </w:tcPr>
-          <w:p>
-            <w:pPr>
-              <w:spacing w:before="40" w:after="40"/>
+            <w:tcW w:w="1788" w:type="dxa"/>
+            <w:vAlign w:val="center"/>
+          </w:tcPr>
+          <w:p>
+            <w:pPr>
+              <w:snapToGrid w:val="0"/>
+              <w:spacing w:before="20" w:after="20" w:line="240" w:lineRule="auto"/>
               <w:ind w:firstLine="0"/>
               <w:jc w:val="center"/>
             </w:pPr>
@@ -10187,12 +9122,13 @@
         </w:tc>
         <w:tc>
           <w:tcPr>
-            <w:tcW w:w="1149" w:type="dxa"/>
-            <w:vAlign w:val="center"/>
-          </w:tcPr>
-          <w:p>
-            <w:pPr>
-              <w:spacing w:before="40" w:after="40"/>
+            <w:tcW w:w="2333" w:type="dxa"/>
+            <w:vAlign w:val="center"/>
+          </w:tcPr>
+          <w:p>
+            <w:pPr>
+              <w:snapToGrid w:val="0"/>
+              <w:spacing w:before="20" w:after="20" w:line="240" w:lineRule="auto"/>
               <w:ind w:firstLine="0"/>
               <w:jc w:val="center"/>
             </w:pPr>
@@ -10203,12 +9139,13 @@
         </w:tc>
         <w:tc>
           <w:tcPr>
-            <w:tcW w:w="1149" w:type="dxa"/>
-            <w:vAlign w:val="center"/>
-          </w:tcPr>
-          <w:p>
-            <w:pPr>
-              <w:spacing w:before="40" w:after="40"/>
+            <w:tcW w:w="2333" w:type="dxa"/>
+            <w:vAlign w:val="center"/>
+          </w:tcPr>
+          <w:p>
+            <w:pPr>
+              <w:snapToGrid w:val="0"/>
+              <w:spacing w:before="20" w:after="20" w:line="240" w:lineRule="auto"/>
               <w:ind w:firstLine="0"/>
               <w:jc w:val="center"/>
             </w:pPr>
@@ -10219,81 +9156,18 @@
         </w:tc>
         <w:tc>
           <w:tcPr>
-            <w:tcW w:w="1146" w:type="dxa"/>
-            <w:vAlign w:val="center"/>
-          </w:tcPr>
-          <w:p>
-            <w:pPr>
-              <w:spacing w:before="40" w:after="40"/>
+            <w:tcW w:w="2334" w:type="dxa"/>
+            <w:vAlign w:val="center"/>
+          </w:tcPr>
+          <w:p>
+            <w:pPr>
+              <w:snapToGrid w:val="0"/>
+              <w:spacing w:before="20" w:after="20" w:line="240" w:lineRule="auto"/>
               <w:ind w:firstLine="0"/>
               <w:jc w:val="center"/>
             </w:pPr>
             <w:r>
               <w:t>39,14</w:t>
-            </w:r>
-          </w:p>
-        </w:tc>
-        <w:tc>
-          <w:tcPr>
-            <w:tcW w:w="950" w:type="dxa"/>
-            <w:vAlign w:val="center"/>
-          </w:tcPr>
-          <w:p>
-            <w:pPr>
-              <w:spacing w:before="40" w:after="40"/>
-              <w:ind w:firstLine="0"/>
-              <w:jc w:val="center"/>
-            </w:pPr>
-            <w:r>
-              <w:t>19</w:t>
-            </w:r>
-          </w:p>
-        </w:tc>
-        <w:tc>
-          <w:tcPr>
-            <w:tcW w:w="1148" w:type="dxa"/>
-            <w:vAlign w:val="center"/>
-          </w:tcPr>
-          <w:p>
-            <w:pPr>
-              <w:spacing w:before="40" w:after="40"/>
-              <w:ind w:firstLine="0"/>
-              <w:jc w:val="center"/>
-            </w:pPr>
-            <w:r>
-              <w:t>15,05</w:t>
-            </w:r>
-          </w:p>
-        </w:tc>
-        <w:tc>
-          <w:tcPr>
-            <w:tcW w:w="1148" w:type="dxa"/>
-            <w:vAlign w:val="center"/>
-          </w:tcPr>
-          <w:p>
-            <w:pPr>
-              <w:spacing w:before="40" w:after="40"/>
-              <w:ind w:firstLine="0"/>
-              <w:jc w:val="center"/>
-            </w:pPr>
-            <w:r>
-              <w:t>24,04</w:t>
-            </w:r>
-          </w:p>
-        </w:tc>
-        <w:tc>
-          <w:tcPr>
-            <w:tcW w:w="1148" w:type="dxa"/>
-            <w:vAlign w:val="center"/>
-          </w:tcPr>
-          <w:p>
-            <w:pPr>
-              <w:spacing w:before="40" w:after="40"/>
-              <w:ind w:firstLine="0"/>
-              <w:jc w:val="center"/>
-            </w:pPr>
-            <w:r>
-              <w:t>41,21</w:t>
             </w:r>
           </w:p>
         </w:tc>
@@ -10304,12 +9178,13 @@
         </w:trPr>
         <w:tc>
           <w:tcPr>
-            <w:tcW w:w="950" w:type="dxa"/>
-            <w:vAlign w:val="center"/>
-          </w:tcPr>
-          <w:p>
-            <w:pPr>
-              <w:spacing w:before="40" w:after="40"/>
+            <w:tcW w:w="1788" w:type="dxa"/>
+            <w:vAlign w:val="center"/>
+          </w:tcPr>
+          <w:p>
+            <w:pPr>
+              <w:snapToGrid w:val="0"/>
+              <w:spacing w:before="20" w:after="20" w:line="240" w:lineRule="auto"/>
               <w:ind w:firstLine="0"/>
               <w:jc w:val="center"/>
             </w:pPr>
@@ -10320,12 +9195,13 @@
         </w:tc>
         <w:tc>
           <w:tcPr>
-            <w:tcW w:w="1149" w:type="dxa"/>
-            <w:vAlign w:val="center"/>
-          </w:tcPr>
-          <w:p>
-            <w:pPr>
-              <w:spacing w:before="40" w:after="40"/>
+            <w:tcW w:w="2333" w:type="dxa"/>
+            <w:vAlign w:val="center"/>
+          </w:tcPr>
+          <w:p>
+            <w:pPr>
+              <w:snapToGrid w:val="0"/>
+              <w:spacing w:before="20" w:after="20" w:line="240" w:lineRule="auto"/>
               <w:ind w:firstLine="0"/>
               <w:jc w:val="center"/>
             </w:pPr>
@@ -10336,12 +9212,13 @@
         </w:tc>
         <w:tc>
           <w:tcPr>
-            <w:tcW w:w="1149" w:type="dxa"/>
-            <w:vAlign w:val="center"/>
-          </w:tcPr>
-          <w:p>
-            <w:pPr>
-              <w:spacing w:before="40" w:after="40"/>
+            <w:tcW w:w="2333" w:type="dxa"/>
+            <w:vAlign w:val="center"/>
+          </w:tcPr>
+          <w:p>
+            <w:pPr>
+              <w:snapToGrid w:val="0"/>
+              <w:spacing w:before="20" w:after="20" w:line="240" w:lineRule="auto"/>
               <w:ind w:firstLine="0"/>
               <w:jc w:val="center"/>
             </w:pPr>
@@ -10352,81 +9229,18 @@
         </w:tc>
         <w:tc>
           <w:tcPr>
-            <w:tcW w:w="1146" w:type="dxa"/>
-            <w:vAlign w:val="center"/>
-          </w:tcPr>
-          <w:p>
-            <w:pPr>
-              <w:spacing w:before="40" w:after="40"/>
+            <w:tcW w:w="2334" w:type="dxa"/>
+            <w:vAlign w:val="center"/>
+          </w:tcPr>
+          <w:p>
+            <w:pPr>
+              <w:snapToGrid w:val="0"/>
+              <w:spacing w:before="20" w:after="20" w:line="240" w:lineRule="auto"/>
               <w:ind w:firstLine="0"/>
               <w:jc w:val="center"/>
             </w:pPr>
             <w:r>
               <w:t>40,59</w:t>
-            </w:r>
-          </w:p>
-        </w:tc>
-        <w:tc>
-          <w:tcPr>
-            <w:tcW w:w="950" w:type="dxa"/>
-            <w:vAlign w:val="center"/>
-          </w:tcPr>
-          <w:p>
-            <w:pPr>
-              <w:spacing w:before="40" w:after="40"/>
-              <w:ind w:firstLine="0"/>
-              <w:jc w:val="center"/>
-            </w:pPr>
-            <w:r>
-              <w:t>20</w:t>
-            </w:r>
-          </w:p>
-        </w:tc>
-        <w:tc>
-          <w:tcPr>
-            <w:tcW w:w="1148" w:type="dxa"/>
-            <w:vAlign w:val="center"/>
-          </w:tcPr>
-          <w:p>
-            <w:pPr>
-              <w:spacing w:before="40" w:after="40"/>
-              <w:ind w:firstLine="0"/>
-              <w:jc w:val="center"/>
-            </w:pPr>
-            <w:r>
-              <w:t>16,16</w:t>
-            </w:r>
-          </w:p>
-        </w:tc>
-        <w:tc>
-          <w:tcPr>
-            <w:tcW w:w="1148" w:type="dxa"/>
-            <w:vAlign w:val="center"/>
-          </w:tcPr>
-          <w:p>
-            <w:pPr>
-              <w:spacing w:before="40" w:after="40"/>
-              <w:ind w:firstLine="0"/>
-              <w:jc w:val="center"/>
-            </w:pPr>
-            <w:r>
-              <w:t>23,43</w:t>
-            </w:r>
-          </w:p>
-        </w:tc>
-        <w:tc>
-          <w:tcPr>
-            <w:tcW w:w="1148" w:type="dxa"/>
-            <w:vAlign w:val="center"/>
-          </w:tcPr>
-          <w:p>
-            <w:pPr>
-              <w:spacing w:before="40" w:after="40"/>
-              <w:ind w:firstLine="0"/>
-              <w:jc w:val="center"/>
-            </w:pPr>
-            <w:r>
-              <w:t>37,50</w:t>
             </w:r>
           </w:p>
         </w:tc>
@@ -10437,12 +9251,13 @@
         </w:trPr>
         <w:tc>
           <w:tcPr>
-            <w:tcW w:w="950" w:type="dxa"/>
-            <w:vAlign w:val="center"/>
-          </w:tcPr>
-          <w:p>
-            <w:pPr>
-              <w:spacing w:before="40" w:after="40"/>
+            <w:tcW w:w="1788" w:type="dxa"/>
+            <w:vAlign w:val="center"/>
+          </w:tcPr>
+          <w:p>
+            <w:pPr>
+              <w:snapToGrid w:val="0"/>
+              <w:spacing w:before="20" w:after="20" w:line="240" w:lineRule="auto"/>
               <w:ind w:firstLine="0"/>
               <w:jc w:val="center"/>
             </w:pPr>
@@ -10453,12 +9268,13 @@
         </w:tc>
         <w:tc>
           <w:tcPr>
-            <w:tcW w:w="1149" w:type="dxa"/>
-            <w:vAlign w:val="center"/>
-          </w:tcPr>
-          <w:p>
-            <w:pPr>
-              <w:spacing w:before="40" w:after="40"/>
+            <w:tcW w:w="2333" w:type="dxa"/>
+            <w:vAlign w:val="center"/>
+          </w:tcPr>
+          <w:p>
+            <w:pPr>
+              <w:snapToGrid w:val="0"/>
+              <w:spacing w:before="20" w:after="20" w:line="240" w:lineRule="auto"/>
               <w:ind w:firstLine="0"/>
               <w:jc w:val="center"/>
             </w:pPr>
@@ -10469,12 +9285,13 @@
         </w:tc>
         <w:tc>
           <w:tcPr>
-            <w:tcW w:w="1149" w:type="dxa"/>
-            <w:vAlign w:val="center"/>
-          </w:tcPr>
-          <w:p>
-            <w:pPr>
-              <w:spacing w:before="40" w:after="40"/>
+            <w:tcW w:w="2333" w:type="dxa"/>
+            <w:vAlign w:val="center"/>
+          </w:tcPr>
+          <w:p>
+            <w:pPr>
+              <w:snapToGrid w:val="0"/>
+              <w:spacing w:before="20" w:after="20" w:line="240" w:lineRule="auto"/>
               <w:ind w:firstLine="0"/>
               <w:jc w:val="center"/>
             </w:pPr>
@@ -10485,81 +9302,18 @@
         </w:tc>
         <w:tc>
           <w:tcPr>
-            <w:tcW w:w="1146" w:type="dxa"/>
-            <w:vAlign w:val="center"/>
-          </w:tcPr>
-          <w:p>
-            <w:pPr>
-              <w:spacing w:before="40" w:after="40"/>
+            <w:tcW w:w="2334" w:type="dxa"/>
+            <w:vAlign w:val="center"/>
+          </w:tcPr>
+          <w:p>
+            <w:pPr>
+              <w:snapToGrid w:val="0"/>
+              <w:spacing w:before="20" w:after="20" w:line="240" w:lineRule="auto"/>
               <w:ind w:firstLine="0"/>
               <w:jc w:val="center"/>
             </w:pPr>
             <w:r>
               <w:t>42,47</w:t>
-            </w:r>
-          </w:p>
-        </w:tc>
-        <w:tc>
-          <w:tcPr>
-            <w:tcW w:w="950" w:type="dxa"/>
-            <w:vAlign w:val="center"/>
-          </w:tcPr>
-          <w:p>
-            <w:pPr>
-              <w:spacing w:before="40" w:after="40"/>
-              <w:ind w:firstLine="0"/>
-              <w:jc w:val="center"/>
-            </w:pPr>
-            <w:r>
-              <w:t>21</w:t>
-            </w:r>
-          </w:p>
-        </w:tc>
-        <w:tc>
-          <w:tcPr>
-            <w:tcW w:w="1148" w:type="dxa"/>
-            <w:vAlign w:val="center"/>
-          </w:tcPr>
-          <w:p>
-            <w:pPr>
-              <w:spacing w:before="40" w:after="40"/>
-              <w:ind w:firstLine="0"/>
-              <w:jc w:val="center"/>
-            </w:pPr>
-            <w:r>
-              <w:t>15,53</w:t>
-            </w:r>
-          </w:p>
-        </w:tc>
-        <w:tc>
-          <w:tcPr>
-            <w:tcW w:w="1148" w:type="dxa"/>
-            <w:vAlign w:val="center"/>
-          </w:tcPr>
-          <w:p>
-            <w:pPr>
-              <w:spacing w:before="40" w:after="40"/>
-              <w:ind w:firstLine="0"/>
-              <w:jc w:val="center"/>
-            </w:pPr>
-            <w:r>
-              <w:t>25,80</w:t>
-            </w:r>
-          </w:p>
-        </w:tc>
-        <w:tc>
-          <w:tcPr>
-            <w:tcW w:w="1148" w:type="dxa"/>
-            <w:vAlign w:val="center"/>
-          </w:tcPr>
-          <w:p>
-            <w:pPr>
-              <w:spacing w:before="40" w:after="40"/>
-              <w:ind w:firstLine="0"/>
-              <w:jc w:val="center"/>
-            </w:pPr>
-            <w:r>
-              <w:t>37,12</w:t>
             </w:r>
           </w:p>
         </w:tc>
@@ -10570,12 +9324,13 @@
         </w:trPr>
         <w:tc>
           <w:tcPr>
-            <w:tcW w:w="950" w:type="dxa"/>
-            <w:vAlign w:val="center"/>
-          </w:tcPr>
-          <w:p>
-            <w:pPr>
-              <w:spacing w:before="40" w:after="40"/>
+            <w:tcW w:w="1788" w:type="dxa"/>
+            <w:vAlign w:val="center"/>
+          </w:tcPr>
+          <w:p>
+            <w:pPr>
+              <w:snapToGrid w:val="0"/>
+              <w:spacing w:before="20" w:after="20" w:line="240" w:lineRule="auto"/>
               <w:ind w:firstLine="0"/>
               <w:jc w:val="center"/>
             </w:pPr>
@@ -10586,12 +9341,13 @@
         </w:tc>
         <w:tc>
           <w:tcPr>
-            <w:tcW w:w="1149" w:type="dxa"/>
-            <w:vAlign w:val="center"/>
-          </w:tcPr>
-          <w:p>
-            <w:pPr>
-              <w:spacing w:before="40" w:after="40"/>
+            <w:tcW w:w="2333" w:type="dxa"/>
+            <w:vAlign w:val="center"/>
+          </w:tcPr>
+          <w:p>
+            <w:pPr>
+              <w:snapToGrid w:val="0"/>
+              <w:spacing w:before="20" w:after="20" w:line="240" w:lineRule="auto"/>
               <w:ind w:firstLine="0"/>
               <w:jc w:val="center"/>
             </w:pPr>
@@ -10602,12 +9358,13 @@
         </w:tc>
         <w:tc>
           <w:tcPr>
-            <w:tcW w:w="1149" w:type="dxa"/>
-            <w:vAlign w:val="center"/>
-          </w:tcPr>
-          <w:p>
-            <w:pPr>
-              <w:spacing w:before="40" w:after="40"/>
+            <w:tcW w:w="2333" w:type="dxa"/>
+            <w:vAlign w:val="center"/>
+          </w:tcPr>
+          <w:p>
+            <w:pPr>
+              <w:snapToGrid w:val="0"/>
+              <w:spacing w:before="20" w:after="20" w:line="240" w:lineRule="auto"/>
               <w:ind w:firstLine="0"/>
               <w:jc w:val="center"/>
             </w:pPr>
@@ -10618,81 +9375,18 @@
         </w:tc>
         <w:tc>
           <w:tcPr>
-            <w:tcW w:w="1146" w:type="dxa"/>
-            <w:vAlign w:val="center"/>
-          </w:tcPr>
-          <w:p>
-            <w:pPr>
-              <w:spacing w:before="40" w:after="40"/>
+            <w:tcW w:w="2334" w:type="dxa"/>
+            <w:vAlign w:val="center"/>
+          </w:tcPr>
+          <w:p>
+            <w:pPr>
+              <w:snapToGrid w:val="0"/>
+              <w:spacing w:before="20" w:after="20" w:line="240" w:lineRule="auto"/>
               <w:ind w:firstLine="0"/>
               <w:jc w:val="center"/>
             </w:pPr>
             <w:r>
               <w:t>37,92</w:t>
-            </w:r>
-          </w:p>
-        </w:tc>
-        <w:tc>
-          <w:tcPr>
-            <w:tcW w:w="950" w:type="dxa"/>
-            <w:vAlign w:val="center"/>
-          </w:tcPr>
-          <w:p>
-            <w:pPr>
-              <w:spacing w:before="40" w:after="40"/>
-              <w:ind w:firstLine="0"/>
-              <w:jc w:val="center"/>
-            </w:pPr>
-            <w:r>
-              <w:t>22</w:t>
-            </w:r>
-          </w:p>
-        </w:tc>
-        <w:tc>
-          <w:tcPr>
-            <w:tcW w:w="1148" w:type="dxa"/>
-            <w:vAlign w:val="center"/>
-          </w:tcPr>
-          <w:p>
-            <w:pPr>
-              <w:spacing w:before="40" w:after="40"/>
-              <w:ind w:firstLine="0"/>
-              <w:jc w:val="center"/>
-            </w:pPr>
-            <w:r>
-              <w:t>16,85</w:t>
-            </w:r>
-          </w:p>
-        </w:tc>
-        <w:tc>
-          <w:tcPr>
-            <w:tcW w:w="1148" w:type="dxa"/>
-            <w:vAlign w:val="center"/>
-          </w:tcPr>
-          <w:p>
-            <w:pPr>
-              <w:spacing w:before="40" w:after="40"/>
-              <w:ind w:firstLine="0"/>
-              <w:jc w:val="center"/>
-            </w:pPr>
-            <w:r>
-              <w:t>26,40</w:t>
-            </w:r>
-          </w:p>
-        </w:tc>
-        <w:tc>
-          <w:tcPr>
-            <w:tcW w:w="1148" w:type="dxa"/>
-            <w:vAlign w:val="center"/>
-          </w:tcPr>
-          <w:p>
-            <w:pPr>
-              <w:spacing w:before="40" w:after="40"/>
-              <w:ind w:firstLine="0"/>
-              <w:jc w:val="center"/>
-            </w:pPr>
-            <w:r>
-              <w:t>41,10</w:t>
             </w:r>
           </w:p>
         </w:tc>
@@ -10703,12 +9397,13 @@
         </w:trPr>
         <w:tc>
           <w:tcPr>
-            <w:tcW w:w="950" w:type="dxa"/>
-            <w:vAlign w:val="center"/>
-          </w:tcPr>
-          <w:p>
-            <w:pPr>
-              <w:spacing w:before="40" w:after="40"/>
+            <w:tcW w:w="1788" w:type="dxa"/>
+            <w:vAlign w:val="center"/>
+          </w:tcPr>
+          <w:p>
+            <w:pPr>
+              <w:snapToGrid w:val="0"/>
+              <w:spacing w:before="20" w:after="20" w:line="240" w:lineRule="auto"/>
               <w:ind w:firstLine="0"/>
               <w:jc w:val="center"/>
             </w:pPr>
@@ -10719,12 +9414,13 @@
         </w:tc>
         <w:tc>
           <w:tcPr>
-            <w:tcW w:w="1149" w:type="dxa"/>
-            <w:vAlign w:val="center"/>
-          </w:tcPr>
-          <w:p>
-            <w:pPr>
-              <w:spacing w:before="40" w:after="40"/>
+            <w:tcW w:w="2333" w:type="dxa"/>
+            <w:vAlign w:val="center"/>
+          </w:tcPr>
+          <w:p>
+            <w:pPr>
+              <w:snapToGrid w:val="0"/>
+              <w:spacing w:before="20" w:after="20" w:line="240" w:lineRule="auto"/>
               <w:ind w:firstLine="0"/>
               <w:jc w:val="center"/>
             </w:pPr>
@@ -10735,12 +9431,13 @@
         </w:tc>
         <w:tc>
           <w:tcPr>
-            <w:tcW w:w="1149" w:type="dxa"/>
-            <w:vAlign w:val="center"/>
-          </w:tcPr>
-          <w:p>
-            <w:pPr>
-              <w:spacing w:before="40" w:after="40"/>
+            <w:tcW w:w="2333" w:type="dxa"/>
+            <w:vAlign w:val="center"/>
+          </w:tcPr>
+          <w:p>
+            <w:pPr>
+              <w:snapToGrid w:val="0"/>
+              <w:spacing w:before="20" w:after="20" w:line="240" w:lineRule="auto"/>
               <w:ind w:firstLine="0"/>
               <w:jc w:val="center"/>
             </w:pPr>
@@ -10751,81 +9448,18 @@
         </w:tc>
         <w:tc>
           <w:tcPr>
-            <w:tcW w:w="1146" w:type="dxa"/>
-            <w:vAlign w:val="center"/>
-          </w:tcPr>
-          <w:p>
-            <w:pPr>
-              <w:spacing w:before="40" w:after="40"/>
+            <w:tcW w:w="2334" w:type="dxa"/>
+            <w:vAlign w:val="center"/>
+          </w:tcPr>
+          <w:p>
+            <w:pPr>
+              <w:snapToGrid w:val="0"/>
+              <w:spacing w:before="20" w:after="20" w:line="240" w:lineRule="auto"/>
               <w:ind w:firstLine="0"/>
               <w:jc w:val="center"/>
             </w:pPr>
             <w:r>
               <w:t>40,48</w:t>
-            </w:r>
-          </w:p>
-        </w:tc>
-        <w:tc>
-          <w:tcPr>
-            <w:tcW w:w="950" w:type="dxa"/>
-            <w:vAlign w:val="center"/>
-          </w:tcPr>
-          <w:p>
-            <w:pPr>
-              <w:spacing w:before="40" w:after="40"/>
-              <w:ind w:firstLine="0"/>
-              <w:jc w:val="center"/>
-            </w:pPr>
-            <w:r>
-              <w:t>23</w:t>
-            </w:r>
-          </w:p>
-        </w:tc>
-        <w:tc>
-          <w:tcPr>
-            <w:tcW w:w="1148" w:type="dxa"/>
-            <w:vAlign w:val="center"/>
-          </w:tcPr>
-          <w:p>
-            <w:pPr>
-              <w:spacing w:before="40" w:after="40"/>
-              <w:ind w:firstLine="0"/>
-              <w:jc w:val="center"/>
-            </w:pPr>
-            <w:r>
-              <w:t>15,10</w:t>
-            </w:r>
-          </w:p>
-        </w:tc>
-        <w:tc>
-          <w:tcPr>
-            <w:tcW w:w="1148" w:type="dxa"/>
-            <w:vAlign w:val="center"/>
-          </w:tcPr>
-          <w:p>
-            <w:pPr>
-              <w:spacing w:before="40" w:after="40"/>
-              <w:ind w:firstLine="0"/>
-              <w:jc w:val="center"/>
-            </w:pPr>
-            <w:r>
-              <w:t>23,41</w:t>
-            </w:r>
-          </w:p>
-        </w:tc>
-        <w:tc>
-          <w:tcPr>
-            <w:tcW w:w="1148" w:type="dxa"/>
-            <w:vAlign w:val="center"/>
-          </w:tcPr>
-          <w:p>
-            <w:pPr>
-              <w:spacing w:before="40" w:after="40"/>
-              <w:ind w:firstLine="0"/>
-              <w:jc w:val="center"/>
-            </w:pPr>
-            <w:r>
-              <w:t>38,48</w:t>
             </w:r>
           </w:p>
         </w:tc>
@@ -10836,12 +9470,13 @@
         </w:trPr>
         <w:tc>
           <w:tcPr>
-            <w:tcW w:w="950" w:type="dxa"/>
-            <w:vAlign w:val="center"/>
-          </w:tcPr>
-          <w:p>
-            <w:pPr>
-              <w:spacing w:before="40" w:after="40"/>
+            <w:tcW w:w="1788" w:type="dxa"/>
+            <w:vAlign w:val="center"/>
+          </w:tcPr>
+          <w:p>
+            <w:pPr>
+              <w:snapToGrid w:val="0"/>
+              <w:spacing w:before="20" w:after="20" w:line="240" w:lineRule="auto"/>
               <w:ind w:firstLine="0"/>
               <w:jc w:val="center"/>
             </w:pPr>
@@ -10852,12 +9487,13 @@
         </w:tc>
         <w:tc>
           <w:tcPr>
-            <w:tcW w:w="1149" w:type="dxa"/>
-            <w:vAlign w:val="center"/>
-          </w:tcPr>
-          <w:p>
-            <w:pPr>
-              <w:spacing w:before="40" w:after="40"/>
+            <w:tcW w:w="2333" w:type="dxa"/>
+            <w:vAlign w:val="center"/>
+          </w:tcPr>
+          <w:p>
+            <w:pPr>
+              <w:snapToGrid w:val="0"/>
+              <w:spacing w:before="20" w:after="20" w:line="240" w:lineRule="auto"/>
               <w:ind w:firstLine="0"/>
               <w:jc w:val="center"/>
             </w:pPr>
@@ -10868,12 +9504,13 @@
         </w:tc>
         <w:tc>
           <w:tcPr>
-            <w:tcW w:w="1149" w:type="dxa"/>
-            <w:vAlign w:val="center"/>
-          </w:tcPr>
-          <w:p>
-            <w:pPr>
-              <w:spacing w:before="40" w:after="40"/>
+            <w:tcW w:w="2333" w:type="dxa"/>
+            <w:vAlign w:val="center"/>
+          </w:tcPr>
+          <w:p>
+            <w:pPr>
+              <w:snapToGrid w:val="0"/>
+              <w:spacing w:before="20" w:after="20" w:line="240" w:lineRule="auto"/>
               <w:ind w:firstLine="0"/>
               <w:jc w:val="center"/>
             </w:pPr>
@@ -10884,81 +9521,18 @@
         </w:tc>
         <w:tc>
           <w:tcPr>
-            <w:tcW w:w="1146" w:type="dxa"/>
-            <w:vAlign w:val="center"/>
-          </w:tcPr>
-          <w:p>
-            <w:pPr>
-              <w:spacing w:before="40" w:after="40"/>
+            <w:tcW w:w="2334" w:type="dxa"/>
+            <w:vAlign w:val="center"/>
+          </w:tcPr>
+          <w:p>
+            <w:pPr>
+              <w:snapToGrid w:val="0"/>
+              <w:spacing w:before="20" w:after="20" w:line="240" w:lineRule="auto"/>
               <w:ind w:firstLine="0"/>
               <w:jc w:val="center"/>
             </w:pPr>
             <w:r>
               <w:t>39,69</w:t>
-            </w:r>
-          </w:p>
-        </w:tc>
-        <w:tc>
-          <w:tcPr>
-            <w:tcW w:w="950" w:type="dxa"/>
-            <w:vAlign w:val="center"/>
-          </w:tcPr>
-          <w:p>
-            <w:pPr>
-              <w:spacing w:before="40" w:after="40"/>
-              <w:ind w:firstLine="0"/>
-              <w:jc w:val="center"/>
-            </w:pPr>
-            <w:r>
-              <w:t>24</w:t>
-            </w:r>
-          </w:p>
-        </w:tc>
-        <w:tc>
-          <w:tcPr>
-            <w:tcW w:w="1148" w:type="dxa"/>
-            <w:vAlign w:val="center"/>
-          </w:tcPr>
-          <w:p>
-            <w:pPr>
-              <w:spacing w:before="40" w:after="40"/>
-              <w:ind w:firstLine="0"/>
-              <w:jc w:val="center"/>
-            </w:pPr>
-            <w:r>
-              <w:t>14,78</w:t>
-            </w:r>
-          </w:p>
-        </w:tc>
-        <w:tc>
-          <w:tcPr>
-            <w:tcW w:w="1148" w:type="dxa"/>
-            <w:vAlign w:val="center"/>
-          </w:tcPr>
-          <w:p>
-            <w:pPr>
-              <w:spacing w:before="40" w:after="40"/>
-              <w:ind w:firstLine="0"/>
-              <w:jc w:val="center"/>
-            </w:pPr>
-            <w:r>
-              <w:t>23,31</w:t>
-            </w:r>
-          </w:p>
-        </w:tc>
-        <w:tc>
-          <w:tcPr>
-            <w:tcW w:w="1148" w:type="dxa"/>
-            <w:vAlign w:val="center"/>
-          </w:tcPr>
-          <w:p>
-            <w:pPr>
-              <w:spacing w:before="40" w:after="40"/>
-              <w:ind w:firstLine="0"/>
-              <w:jc w:val="center"/>
-            </w:pPr>
-            <w:r>
-              <w:t>39,58</w:t>
             </w:r>
           </w:p>
         </w:tc>
@@ -10969,12 +9543,13 @@
         </w:trPr>
         <w:tc>
           <w:tcPr>
-            <w:tcW w:w="950" w:type="dxa"/>
-            <w:vAlign w:val="center"/>
-          </w:tcPr>
-          <w:p>
-            <w:pPr>
-              <w:spacing w:before="40" w:after="40"/>
+            <w:tcW w:w="1788" w:type="dxa"/>
+            <w:vAlign w:val="center"/>
+          </w:tcPr>
+          <w:p>
+            <w:pPr>
+              <w:snapToGrid w:val="0"/>
+              <w:spacing w:before="20" w:after="20" w:line="240" w:lineRule="auto"/>
               <w:ind w:firstLine="0"/>
               <w:jc w:val="center"/>
             </w:pPr>
@@ -10985,12 +9560,13 @@
         </w:tc>
         <w:tc>
           <w:tcPr>
-            <w:tcW w:w="1149" w:type="dxa"/>
-            <w:vAlign w:val="center"/>
-          </w:tcPr>
-          <w:p>
-            <w:pPr>
-              <w:spacing w:before="40" w:after="40"/>
+            <w:tcW w:w="2333" w:type="dxa"/>
+            <w:vAlign w:val="center"/>
+          </w:tcPr>
+          <w:p>
+            <w:pPr>
+              <w:snapToGrid w:val="0"/>
+              <w:spacing w:before="20" w:after="20" w:line="240" w:lineRule="auto"/>
               <w:ind w:firstLine="0"/>
               <w:jc w:val="center"/>
             </w:pPr>
@@ -11001,12 +9577,13 @@
         </w:tc>
         <w:tc>
           <w:tcPr>
-            <w:tcW w:w="1149" w:type="dxa"/>
-            <w:vAlign w:val="center"/>
-          </w:tcPr>
-          <w:p>
-            <w:pPr>
-              <w:spacing w:before="40" w:after="40"/>
+            <w:tcW w:w="2333" w:type="dxa"/>
+            <w:vAlign w:val="center"/>
+          </w:tcPr>
+          <w:p>
+            <w:pPr>
+              <w:snapToGrid w:val="0"/>
+              <w:spacing w:before="20" w:after="20" w:line="240" w:lineRule="auto"/>
               <w:ind w:firstLine="0"/>
               <w:jc w:val="center"/>
             </w:pPr>
@@ -11017,81 +9594,18 @@
         </w:tc>
         <w:tc>
           <w:tcPr>
-            <w:tcW w:w="1146" w:type="dxa"/>
-            <w:vAlign w:val="center"/>
-          </w:tcPr>
-          <w:p>
-            <w:pPr>
-              <w:spacing w:before="40" w:after="40"/>
+            <w:tcW w:w="2334" w:type="dxa"/>
+            <w:vAlign w:val="center"/>
+          </w:tcPr>
+          <w:p>
+            <w:pPr>
+              <w:snapToGrid w:val="0"/>
+              <w:spacing w:before="20" w:after="20" w:line="240" w:lineRule="auto"/>
               <w:ind w:firstLine="0"/>
               <w:jc w:val="center"/>
             </w:pPr>
             <w:r>
               <w:t>38,56</w:t>
-            </w:r>
-          </w:p>
-        </w:tc>
-        <w:tc>
-          <w:tcPr>
-            <w:tcW w:w="950" w:type="dxa"/>
-            <w:vAlign w:val="center"/>
-          </w:tcPr>
-          <w:p>
-            <w:pPr>
-              <w:spacing w:before="40" w:after="40"/>
-              <w:ind w:firstLine="0"/>
-              <w:jc w:val="center"/>
-            </w:pPr>
-            <w:r>
-              <w:t>25</w:t>
-            </w:r>
-          </w:p>
-        </w:tc>
-        <w:tc>
-          <w:tcPr>
-            <w:tcW w:w="1148" w:type="dxa"/>
-            <w:vAlign w:val="center"/>
-          </w:tcPr>
-          <w:p>
-            <w:pPr>
-              <w:spacing w:before="40" w:after="40"/>
-              <w:ind w:firstLine="0"/>
-              <w:jc w:val="center"/>
-            </w:pPr>
-            <w:r>
-              <w:t>15,05</w:t>
-            </w:r>
-          </w:p>
-        </w:tc>
-        <w:tc>
-          <w:tcPr>
-            <w:tcW w:w="1148" w:type="dxa"/>
-            <w:vAlign w:val="center"/>
-          </w:tcPr>
-          <w:p>
-            <w:pPr>
-              <w:spacing w:before="40" w:after="40"/>
-              <w:ind w:firstLine="0"/>
-              <w:jc w:val="center"/>
-            </w:pPr>
-            <w:r>
-              <w:t>24,08</w:t>
-            </w:r>
-          </w:p>
-        </w:tc>
-        <w:tc>
-          <w:tcPr>
-            <w:tcW w:w="1148" w:type="dxa"/>
-            <w:vAlign w:val="center"/>
-          </w:tcPr>
-          <w:p>
-            <w:pPr>
-              <w:spacing w:before="40" w:after="40"/>
-              <w:ind w:firstLine="0"/>
-              <w:jc w:val="center"/>
-            </w:pPr>
-            <w:r>
-              <w:t>37,68</w:t>
             </w:r>
           </w:p>
         </w:tc>
@@ -11102,12 +9616,13 @@
         </w:trPr>
         <w:tc>
           <w:tcPr>
-            <w:tcW w:w="950" w:type="dxa"/>
-            <w:vAlign w:val="center"/>
-          </w:tcPr>
-          <w:p>
-            <w:pPr>
-              <w:spacing w:before="40" w:after="40"/>
+            <w:tcW w:w="1788" w:type="dxa"/>
+            <w:vAlign w:val="center"/>
+          </w:tcPr>
+          <w:p>
+            <w:pPr>
+              <w:snapToGrid w:val="0"/>
+              <w:spacing w:before="20" w:after="20" w:line="240" w:lineRule="auto"/>
               <w:ind w:firstLine="0"/>
               <w:jc w:val="center"/>
             </w:pPr>
@@ -11118,12 +9633,13 @@
         </w:tc>
         <w:tc>
           <w:tcPr>
-            <w:tcW w:w="1149" w:type="dxa"/>
-            <w:vAlign w:val="center"/>
-          </w:tcPr>
-          <w:p>
-            <w:pPr>
-              <w:spacing w:before="40" w:after="40"/>
+            <w:tcW w:w="2333" w:type="dxa"/>
+            <w:vAlign w:val="center"/>
+          </w:tcPr>
+          <w:p>
+            <w:pPr>
+              <w:snapToGrid w:val="0"/>
+              <w:spacing w:before="20" w:after="20" w:line="240" w:lineRule="auto"/>
               <w:ind w:firstLine="0"/>
               <w:jc w:val="center"/>
             </w:pPr>
@@ -11134,12 +9650,13 @@
         </w:tc>
         <w:tc>
           <w:tcPr>
-            <w:tcW w:w="1149" w:type="dxa"/>
-            <w:vAlign w:val="center"/>
-          </w:tcPr>
-          <w:p>
-            <w:pPr>
-              <w:spacing w:before="40" w:after="40"/>
+            <w:tcW w:w="2333" w:type="dxa"/>
+            <w:vAlign w:val="center"/>
+          </w:tcPr>
+          <w:p>
+            <w:pPr>
+              <w:snapToGrid w:val="0"/>
+              <w:spacing w:before="20" w:after="20" w:line="240" w:lineRule="auto"/>
               <w:ind w:firstLine="0"/>
               <w:jc w:val="center"/>
             </w:pPr>
@@ -11150,81 +9667,18 @@
         </w:tc>
         <w:tc>
           <w:tcPr>
-            <w:tcW w:w="1146" w:type="dxa"/>
-            <w:vAlign w:val="center"/>
-          </w:tcPr>
-          <w:p>
-            <w:pPr>
-              <w:spacing w:before="40" w:after="40"/>
+            <w:tcW w:w="2334" w:type="dxa"/>
+            <w:vAlign w:val="center"/>
+          </w:tcPr>
+          <w:p>
+            <w:pPr>
+              <w:snapToGrid w:val="0"/>
+              <w:spacing w:before="20" w:after="20" w:line="240" w:lineRule="auto"/>
               <w:ind w:firstLine="0"/>
               <w:jc w:val="center"/>
             </w:pPr>
             <w:r>
               <w:t>39,30</w:t>
-            </w:r>
-          </w:p>
-        </w:tc>
-        <w:tc>
-          <w:tcPr>
-            <w:tcW w:w="950" w:type="dxa"/>
-            <w:vAlign w:val="center"/>
-          </w:tcPr>
-          <w:p>
-            <w:pPr>
-              <w:spacing w:before="40" w:after="40"/>
-              <w:ind w:firstLine="0"/>
-              <w:jc w:val="center"/>
-            </w:pPr>
-            <w:r>
-              <w:t>26</w:t>
-            </w:r>
-          </w:p>
-        </w:tc>
-        <w:tc>
-          <w:tcPr>
-            <w:tcW w:w="1148" w:type="dxa"/>
-            <w:vAlign w:val="center"/>
-          </w:tcPr>
-          <w:p>
-            <w:pPr>
-              <w:spacing w:before="40" w:after="40"/>
-              <w:ind w:firstLine="0"/>
-              <w:jc w:val="center"/>
-            </w:pPr>
-            <w:r>
-              <w:t>15,15</w:t>
-            </w:r>
-          </w:p>
-        </w:tc>
-        <w:tc>
-          <w:tcPr>
-            <w:tcW w:w="1148" w:type="dxa"/>
-            <w:vAlign w:val="center"/>
-          </w:tcPr>
-          <w:p>
-            <w:pPr>
-              <w:spacing w:before="40" w:after="40"/>
-              <w:ind w:firstLine="0"/>
-              <w:jc w:val="center"/>
-            </w:pPr>
-            <w:r>
-              <w:t>24,01</w:t>
-            </w:r>
-          </w:p>
-        </w:tc>
-        <w:tc>
-          <w:tcPr>
-            <w:tcW w:w="1148" w:type="dxa"/>
-            <w:vAlign w:val="center"/>
-          </w:tcPr>
-          <w:p>
-            <w:pPr>
-              <w:spacing w:before="40" w:after="40"/>
-              <w:ind w:firstLine="0"/>
-              <w:jc w:val="center"/>
-            </w:pPr>
-            <w:r>
-              <w:t>37,62</w:t>
             </w:r>
           </w:p>
         </w:tc>
@@ -11235,12 +9689,13 @@
         </w:trPr>
         <w:tc>
           <w:tcPr>
-            <w:tcW w:w="950" w:type="dxa"/>
-            <w:vAlign w:val="center"/>
-          </w:tcPr>
-          <w:p>
-            <w:pPr>
-              <w:spacing w:before="40" w:after="40"/>
+            <w:tcW w:w="1788" w:type="dxa"/>
+            <w:vAlign w:val="center"/>
+          </w:tcPr>
+          <w:p>
+            <w:pPr>
+              <w:snapToGrid w:val="0"/>
+              <w:spacing w:before="20" w:after="20" w:line="240" w:lineRule="auto"/>
               <w:ind w:firstLine="0"/>
               <w:jc w:val="center"/>
             </w:pPr>
@@ -11251,12 +9706,13 @@
         </w:tc>
         <w:tc>
           <w:tcPr>
-            <w:tcW w:w="1149" w:type="dxa"/>
-            <w:vAlign w:val="center"/>
-          </w:tcPr>
-          <w:p>
-            <w:pPr>
-              <w:spacing w:before="40" w:after="40"/>
+            <w:tcW w:w="2333" w:type="dxa"/>
+            <w:vAlign w:val="center"/>
+          </w:tcPr>
+          <w:p>
+            <w:pPr>
+              <w:snapToGrid w:val="0"/>
+              <w:spacing w:before="20" w:after="20" w:line="240" w:lineRule="auto"/>
               <w:ind w:firstLine="0"/>
               <w:jc w:val="center"/>
             </w:pPr>
@@ -11267,12 +9723,13 @@
         </w:tc>
         <w:tc>
           <w:tcPr>
-            <w:tcW w:w="1149" w:type="dxa"/>
-            <w:vAlign w:val="center"/>
-          </w:tcPr>
-          <w:p>
-            <w:pPr>
-              <w:spacing w:before="40" w:after="40"/>
+            <w:tcW w:w="2333" w:type="dxa"/>
+            <w:vAlign w:val="center"/>
+          </w:tcPr>
+          <w:p>
+            <w:pPr>
+              <w:snapToGrid w:val="0"/>
+              <w:spacing w:before="20" w:after="20" w:line="240" w:lineRule="auto"/>
               <w:ind w:firstLine="0"/>
               <w:jc w:val="center"/>
             </w:pPr>
@@ -11283,81 +9740,18 @@
         </w:tc>
         <w:tc>
           <w:tcPr>
-            <w:tcW w:w="1146" w:type="dxa"/>
-            <w:vAlign w:val="center"/>
-          </w:tcPr>
-          <w:p>
-            <w:pPr>
-              <w:spacing w:before="40" w:after="40"/>
+            <w:tcW w:w="2334" w:type="dxa"/>
+            <w:vAlign w:val="center"/>
+          </w:tcPr>
+          <w:p>
+            <w:pPr>
+              <w:snapToGrid w:val="0"/>
+              <w:spacing w:before="20" w:after="20" w:line="240" w:lineRule="auto"/>
               <w:ind w:firstLine="0"/>
               <w:jc w:val="center"/>
             </w:pPr>
             <w:r>
               <w:t>37,44</w:t>
-            </w:r>
-          </w:p>
-        </w:tc>
-        <w:tc>
-          <w:tcPr>
-            <w:tcW w:w="950" w:type="dxa"/>
-            <w:vAlign w:val="center"/>
-          </w:tcPr>
-          <w:p>
-            <w:pPr>
-              <w:spacing w:before="40" w:after="40"/>
-              <w:ind w:firstLine="0"/>
-              <w:jc w:val="center"/>
-            </w:pPr>
-            <w:r>
-              <w:t>27</w:t>
-            </w:r>
-          </w:p>
-        </w:tc>
-        <w:tc>
-          <w:tcPr>
-            <w:tcW w:w="1148" w:type="dxa"/>
-            <w:vAlign w:val="center"/>
-          </w:tcPr>
-          <w:p>
-            <w:pPr>
-              <w:spacing w:before="40" w:after="40"/>
-              <w:ind w:firstLine="0"/>
-              <w:jc w:val="center"/>
-            </w:pPr>
-            <w:r>
-              <w:t>16,47</w:t>
-            </w:r>
-          </w:p>
-        </w:tc>
-        <w:tc>
-          <w:tcPr>
-            <w:tcW w:w="1148" w:type="dxa"/>
-            <w:vAlign w:val="center"/>
-          </w:tcPr>
-          <w:p>
-            <w:pPr>
-              <w:spacing w:before="40" w:after="40"/>
-              <w:ind w:firstLine="0"/>
-              <w:jc w:val="center"/>
-            </w:pPr>
-            <w:r>
-              <w:t>22,14</w:t>
-            </w:r>
-          </w:p>
-        </w:tc>
-        <w:tc>
-          <w:tcPr>
-            <w:tcW w:w="1148" w:type="dxa"/>
-            <w:vAlign w:val="center"/>
-          </w:tcPr>
-          <w:p>
-            <w:pPr>
-              <w:spacing w:before="40" w:after="40"/>
-              <w:ind w:firstLine="0"/>
-              <w:jc w:val="center"/>
-            </w:pPr>
-            <w:r>
-              <w:t>40,02</w:t>
             </w:r>
           </w:p>
         </w:tc>
@@ -11368,12 +9762,13 @@
         </w:trPr>
         <w:tc>
           <w:tcPr>
-            <w:tcW w:w="950" w:type="dxa"/>
-            <w:vAlign w:val="center"/>
-          </w:tcPr>
-          <w:p>
-            <w:pPr>
-              <w:spacing w:before="40" w:after="40"/>
+            <w:tcW w:w="1788" w:type="dxa"/>
+            <w:vAlign w:val="center"/>
+          </w:tcPr>
+          <w:p>
+            <w:pPr>
+              <w:snapToGrid w:val="0"/>
+              <w:spacing w:before="20" w:after="20" w:line="240" w:lineRule="auto"/>
               <w:ind w:firstLine="0"/>
               <w:jc w:val="center"/>
             </w:pPr>
@@ -11384,12 +9779,13 @@
         </w:tc>
         <w:tc>
           <w:tcPr>
-            <w:tcW w:w="1149" w:type="dxa"/>
-            <w:vAlign w:val="center"/>
-          </w:tcPr>
-          <w:p>
-            <w:pPr>
-              <w:spacing w:before="40" w:after="40"/>
+            <w:tcW w:w="2333" w:type="dxa"/>
+            <w:vAlign w:val="center"/>
+          </w:tcPr>
+          <w:p>
+            <w:pPr>
+              <w:snapToGrid w:val="0"/>
+              <w:spacing w:before="20" w:after="20" w:line="240" w:lineRule="auto"/>
               <w:ind w:firstLine="0"/>
               <w:jc w:val="center"/>
             </w:pPr>
@@ -11400,12 +9796,13 @@
         </w:tc>
         <w:tc>
           <w:tcPr>
-            <w:tcW w:w="1149" w:type="dxa"/>
-            <w:vAlign w:val="center"/>
-          </w:tcPr>
-          <w:p>
-            <w:pPr>
-              <w:spacing w:before="40" w:after="40"/>
+            <w:tcW w:w="2333" w:type="dxa"/>
+            <w:vAlign w:val="center"/>
+          </w:tcPr>
+          <w:p>
+            <w:pPr>
+              <w:snapToGrid w:val="0"/>
+              <w:spacing w:before="20" w:after="20" w:line="240" w:lineRule="auto"/>
               <w:ind w:firstLine="0"/>
               <w:jc w:val="center"/>
             </w:pPr>
@@ -11416,81 +9813,18 @@
         </w:tc>
         <w:tc>
           <w:tcPr>
-            <w:tcW w:w="1146" w:type="dxa"/>
-            <w:vAlign w:val="center"/>
-          </w:tcPr>
-          <w:p>
-            <w:pPr>
-              <w:spacing w:before="40" w:after="40"/>
+            <w:tcW w:w="2334" w:type="dxa"/>
+            <w:vAlign w:val="center"/>
+          </w:tcPr>
+          <w:p>
+            <w:pPr>
+              <w:snapToGrid w:val="0"/>
+              <w:spacing w:before="20" w:after="20" w:line="240" w:lineRule="auto"/>
               <w:ind w:firstLine="0"/>
               <w:jc w:val="center"/>
             </w:pPr>
             <w:r>
               <w:t>38,40</w:t>
-            </w:r>
-          </w:p>
-        </w:tc>
-        <w:tc>
-          <w:tcPr>
-            <w:tcW w:w="950" w:type="dxa"/>
-            <w:vAlign w:val="center"/>
-          </w:tcPr>
-          <w:p>
-            <w:pPr>
-              <w:spacing w:before="40" w:after="40"/>
-              <w:ind w:firstLine="0"/>
-              <w:jc w:val="center"/>
-            </w:pPr>
-            <w:r>
-              <w:t>28</w:t>
-            </w:r>
-          </w:p>
-        </w:tc>
-        <w:tc>
-          <w:tcPr>
-            <w:tcW w:w="1148" w:type="dxa"/>
-            <w:vAlign w:val="center"/>
-          </w:tcPr>
-          <w:p>
-            <w:pPr>
-              <w:spacing w:before="40" w:after="40"/>
-              <w:ind w:firstLine="0"/>
-              <w:jc w:val="center"/>
-            </w:pPr>
-            <w:r>
-              <w:t>14,40</w:t>
-            </w:r>
-          </w:p>
-        </w:tc>
-        <w:tc>
-          <w:tcPr>
-            <w:tcW w:w="1148" w:type="dxa"/>
-            <w:vAlign w:val="center"/>
-          </w:tcPr>
-          <w:p>
-            <w:pPr>
-              <w:spacing w:before="40" w:after="40"/>
-              <w:ind w:firstLine="0"/>
-              <w:jc w:val="center"/>
-            </w:pPr>
-            <w:r>
-              <w:t>22,09</w:t>
-            </w:r>
-          </w:p>
-        </w:tc>
-        <w:tc>
-          <w:tcPr>
-            <w:tcW w:w="1148" w:type="dxa"/>
-            <w:vAlign w:val="center"/>
-          </w:tcPr>
-          <w:p>
-            <w:pPr>
-              <w:spacing w:before="40" w:after="40"/>
-              <w:ind w:firstLine="0"/>
-              <w:jc w:val="center"/>
-            </w:pPr>
-            <w:r>
-              <w:t>41,08</w:t>
             </w:r>
           </w:p>
         </w:tc>
@@ -11501,12 +9835,13 @@
         </w:trPr>
         <w:tc>
           <w:tcPr>
-            <w:tcW w:w="950" w:type="dxa"/>
-            <w:vAlign w:val="center"/>
-          </w:tcPr>
-          <w:p>
-            <w:pPr>
-              <w:spacing w:before="40" w:after="40"/>
+            <w:tcW w:w="1788" w:type="dxa"/>
+            <w:vAlign w:val="center"/>
+          </w:tcPr>
+          <w:p>
+            <w:pPr>
+              <w:snapToGrid w:val="0"/>
+              <w:spacing w:before="20" w:after="20" w:line="240" w:lineRule="auto"/>
               <w:ind w:firstLine="0"/>
               <w:jc w:val="center"/>
             </w:pPr>
@@ -11517,12 +9852,13 @@
         </w:tc>
         <w:tc>
           <w:tcPr>
-            <w:tcW w:w="1149" w:type="dxa"/>
-            <w:vAlign w:val="center"/>
-          </w:tcPr>
-          <w:p>
-            <w:pPr>
-              <w:spacing w:before="40" w:after="40"/>
+            <w:tcW w:w="2333" w:type="dxa"/>
+            <w:vAlign w:val="center"/>
+          </w:tcPr>
+          <w:p>
+            <w:pPr>
+              <w:snapToGrid w:val="0"/>
+              <w:spacing w:before="20" w:after="20" w:line="240" w:lineRule="auto"/>
               <w:ind w:firstLine="0"/>
               <w:jc w:val="center"/>
             </w:pPr>
@@ -11533,12 +9869,13 @@
         </w:tc>
         <w:tc>
           <w:tcPr>
-            <w:tcW w:w="1149" w:type="dxa"/>
-            <w:vAlign w:val="center"/>
-          </w:tcPr>
-          <w:p>
-            <w:pPr>
-              <w:spacing w:before="40" w:after="40"/>
+            <w:tcW w:w="2333" w:type="dxa"/>
+            <w:vAlign w:val="center"/>
+          </w:tcPr>
+          <w:p>
+            <w:pPr>
+              <w:snapToGrid w:val="0"/>
+              <w:spacing w:before="20" w:after="20" w:line="240" w:lineRule="auto"/>
               <w:ind w:firstLine="0"/>
               <w:jc w:val="center"/>
             </w:pPr>
@@ -11549,81 +9886,18 @@
         </w:tc>
         <w:tc>
           <w:tcPr>
-            <w:tcW w:w="1146" w:type="dxa"/>
-            <w:vAlign w:val="center"/>
-          </w:tcPr>
-          <w:p>
-            <w:pPr>
-              <w:spacing w:before="40" w:after="40"/>
+            <w:tcW w:w="2334" w:type="dxa"/>
+            <w:vAlign w:val="center"/>
+          </w:tcPr>
+          <w:p>
+            <w:pPr>
+              <w:snapToGrid w:val="0"/>
+              <w:spacing w:before="20" w:after="20" w:line="240" w:lineRule="auto"/>
               <w:ind w:firstLine="0"/>
               <w:jc w:val="center"/>
             </w:pPr>
             <w:r>
               <w:t>40,58</w:t>
-            </w:r>
-          </w:p>
-        </w:tc>
-        <w:tc>
-          <w:tcPr>
-            <w:tcW w:w="950" w:type="dxa"/>
-            <w:vAlign w:val="center"/>
-          </w:tcPr>
-          <w:p>
-            <w:pPr>
-              <w:spacing w:before="40" w:after="40"/>
-              <w:ind w:firstLine="0"/>
-              <w:jc w:val="center"/>
-            </w:pPr>
-            <w:r>
-              <w:t>29</w:t>
-            </w:r>
-          </w:p>
-        </w:tc>
-        <w:tc>
-          <w:tcPr>
-            <w:tcW w:w="1148" w:type="dxa"/>
-            <w:vAlign w:val="center"/>
-          </w:tcPr>
-          <w:p>
-            <w:pPr>
-              <w:spacing w:before="40" w:after="40"/>
-              <w:ind w:firstLine="0"/>
-              <w:jc w:val="center"/>
-            </w:pPr>
-            <w:r>
-              <w:t>16,20</w:t>
-            </w:r>
-          </w:p>
-        </w:tc>
-        <w:tc>
-          <w:tcPr>
-            <w:tcW w:w="1148" w:type="dxa"/>
-            <w:vAlign w:val="center"/>
-          </w:tcPr>
-          <w:p>
-            <w:pPr>
-              <w:spacing w:before="40" w:after="40"/>
-              <w:ind w:firstLine="0"/>
-              <w:jc w:val="center"/>
-            </w:pPr>
-            <w:r>
-              <w:t>22,16</w:t>
-            </w:r>
-          </w:p>
-        </w:tc>
-        <w:tc>
-          <w:tcPr>
-            <w:tcW w:w="1148" w:type="dxa"/>
-            <w:vAlign w:val="center"/>
-          </w:tcPr>
-          <w:p>
-            <w:pPr>
-              <w:spacing w:before="40" w:after="40"/>
-              <w:ind w:firstLine="0"/>
-              <w:jc w:val="center"/>
-            </w:pPr>
-            <w:r>
-              <w:t>39,99</w:t>
             </w:r>
           </w:p>
         </w:tc>
@@ -11634,12 +9908,13 @@
         </w:trPr>
         <w:tc>
           <w:tcPr>
-            <w:tcW w:w="950" w:type="dxa"/>
-            <w:vAlign w:val="center"/>
-          </w:tcPr>
-          <w:p>
-            <w:pPr>
-              <w:spacing w:before="40" w:after="40"/>
+            <w:tcW w:w="1788" w:type="dxa"/>
+            <w:vAlign w:val="center"/>
+          </w:tcPr>
+          <w:p>
+            <w:pPr>
+              <w:snapToGrid w:val="0"/>
+              <w:spacing w:before="20" w:after="20" w:line="240" w:lineRule="auto"/>
               <w:ind w:firstLine="0"/>
               <w:jc w:val="center"/>
             </w:pPr>
@@ -11650,12 +9925,13 @@
         </w:tc>
         <w:tc>
           <w:tcPr>
-            <w:tcW w:w="1149" w:type="dxa"/>
-            <w:vAlign w:val="center"/>
-          </w:tcPr>
-          <w:p>
-            <w:pPr>
-              <w:spacing w:before="40" w:after="40"/>
+            <w:tcW w:w="2333" w:type="dxa"/>
+            <w:vAlign w:val="center"/>
+          </w:tcPr>
+          <w:p>
+            <w:pPr>
+              <w:snapToGrid w:val="0"/>
+              <w:spacing w:before="20" w:after="20" w:line="240" w:lineRule="auto"/>
               <w:ind w:firstLine="0"/>
               <w:jc w:val="center"/>
             </w:pPr>
@@ -11666,12 +9942,13 @@
         </w:tc>
         <w:tc>
           <w:tcPr>
-            <w:tcW w:w="1149" w:type="dxa"/>
-            <w:vAlign w:val="center"/>
-          </w:tcPr>
-          <w:p>
-            <w:pPr>
-              <w:spacing w:before="40" w:after="40"/>
+            <w:tcW w:w="2333" w:type="dxa"/>
+            <w:vAlign w:val="center"/>
+          </w:tcPr>
+          <w:p>
+            <w:pPr>
+              <w:snapToGrid w:val="0"/>
+              <w:spacing w:before="20" w:after="20" w:line="240" w:lineRule="auto"/>
               <w:ind w:firstLine="0"/>
               <w:jc w:val="center"/>
             </w:pPr>
@@ -11682,81 +9959,18 @@
         </w:tc>
         <w:tc>
           <w:tcPr>
-            <w:tcW w:w="1146" w:type="dxa"/>
-            <w:vAlign w:val="center"/>
-          </w:tcPr>
-          <w:p>
-            <w:pPr>
-              <w:spacing w:before="40" w:after="40"/>
+            <w:tcW w:w="2334" w:type="dxa"/>
+            <w:vAlign w:val="center"/>
+          </w:tcPr>
+          <w:p>
+            <w:pPr>
+              <w:snapToGrid w:val="0"/>
+              <w:spacing w:before="20" w:after="20" w:line="240" w:lineRule="auto"/>
               <w:ind w:firstLine="0"/>
               <w:jc w:val="center"/>
             </w:pPr>
             <w:r>
               <w:t>38,34</w:t>
-            </w:r>
-          </w:p>
-        </w:tc>
-        <w:tc>
-          <w:tcPr>
-            <w:tcW w:w="950" w:type="dxa"/>
-            <w:vAlign w:val="center"/>
-          </w:tcPr>
-          <w:p>
-            <w:pPr>
-              <w:spacing w:before="40" w:after="40"/>
-              <w:ind w:firstLine="0"/>
-              <w:jc w:val="center"/>
-            </w:pPr>
-            <w:r>
-              <w:t>30</w:t>
-            </w:r>
-          </w:p>
-        </w:tc>
-        <w:tc>
-          <w:tcPr>
-            <w:tcW w:w="1148" w:type="dxa"/>
-            <w:vAlign w:val="center"/>
-          </w:tcPr>
-          <w:p>
-            <w:pPr>
-              <w:spacing w:before="40" w:after="40"/>
-              <w:ind w:firstLine="0"/>
-              <w:jc w:val="center"/>
-            </w:pPr>
-            <w:r>
-              <w:t>14,34</w:t>
-            </w:r>
-          </w:p>
-        </w:tc>
-        <w:tc>
-          <w:tcPr>
-            <w:tcW w:w="1148" w:type="dxa"/>
-            <w:vAlign w:val="center"/>
-          </w:tcPr>
-          <w:p>
-            <w:pPr>
-              <w:spacing w:before="40" w:after="40"/>
-              <w:ind w:firstLine="0"/>
-              <w:jc w:val="center"/>
-            </w:pPr>
-            <w:r>
-              <w:t>24,33</w:t>
-            </w:r>
-          </w:p>
-        </w:tc>
-        <w:tc>
-          <w:tcPr>
-            <w:tcW w:w="1148" w:type="dxa"/>
-            <w:vAlign w:val="center"/>
-          </w:tcPr>
-          <w:p>
-            <w:pPr>
-              <w:spacing w:before="40" w:after="40"/>
-              <w:ind w:firstLine="0"/>
-              <w:jc w:val="center"/>
-            </w:pPr>
-            <w:r>
-              <w:t>38,81</w:t>
             </w:r>
           </w:p>
         </w:tc>
@@ -11767,137 +9981,1095 @@
         </w:trPr>
         <w:tc>
           <w:tcPr>
-            <w:tcW w:w="950" w:type="dxa"/>
+            <w:tcW w:w="1788" w:type="dxa"/>
+            <w:vAlign w:val="center"/>
+          </w:tcPr>
+          <w:p>
+            <w:pPr>
+              <w:snapToGrid w:val="0"/>
+              <w:spacing w:before="20" w:after="20" w:line="240" w:lineRule="auto"/>
+              <w:ind w:firstLine="0"/>
+              <w:jc w:val="center"/>
+            </w:pPr>
+            <w:r>
+              <w:t>16</w:t>
+            </w:r>
+          </w:p>
+        </w:tc>
+        <w:tc>
+          <w:tcPr>
+            <w:tcW w:w="2333" w:type="dxa"/>
+            <w:vAlign w:val="center"/>
+          </w:tcPr>
+          <w:p>
+            <w:pPr>
+              <w:snapToGrid w:val="0"/>
+              <w:spacing w:before="20" w:after="20" w:line="240" w:lineRule="auto"/>
+              <w:ind w:firstLine="0"/>
+              <w:jc w:val="center"/>
+            </w:pPr>
+            <w:r>
+              <w:t>14,43</w:t>
+            </w:r>
+          </w:p>
+        </w:tc>
+        <w:tc>
+          <w:tcPr>
+            <w:tcW w:w="2333" w:type="dxa"/>
+            <w:vAlign w:val="center"/>
+          </w:tcPr>
+          <w:p>
+            <w:pPr>
+              <w:snapToGrid w:val="0"/>
+              <w:spacing w:before="20" w:after="20" w:line="240" w:lineRule="auto"/>
+              <w:ind w:firstLine="0"/>
+              <w:jc w:val="center"/>
+            </w:pPr>
+            <w:r>
+              <w:t>23,08</w:t>
+            </w:r>
+          </w:p>
+        </w:tc>
+        <w:tc>
+          <w:tcPr>
+            <w:tcW w:w="2334" w:type="dxa"/>
+            <w:vAlign w:val="center"/>
+          </w:tcPr>
+          <w:p>
+            <w:pPr>
+              <w:snapToGrid w:val="0"/>
+              <w:spacing w:before="20" w:after="20" w:line="240" w:lineRule="auto"/>
+              <w:ind w:firstLine="0"/>
+              <w:jc w:val="center"/>
+            </w:pPr>
+            <w:r>
+              <w:t>41,13</w:t>
+            </w:r>
+          </w:p>
+        </w:tc>
+      </w:tr>
+      <w:tr>
+        <w:trPr>
+          <w:cantSplit/>
+        </w:trPr>
+        <w:tc>
+          <w:tcPr>
+            <w:tcW w:w="1788" w:type="dxa"/>
+            <w:vAlign w:val="center"/>
+          </w:tcPr>
+          <w:p>
+            <w:pPr>
+              <w:snapToGrid w:val="0"/>
+              <w:spacing w:before="20" w:after="20" w:line="240" w:lineRule="auto"/>
+              <w:ind w:firstLine="0"/>
+              <w:jc w:val="center"/>
+            </w:pPr>
+            <w:r>
+              <w:t>17</w:t>
+            </w:r>
+          </w:p>
+        </w:tc>
+        <w:tc>
+          <w:tcPr>
+            <w:tcW w:w="2333" w:type="dxa"/>
+            <w:vAlign w:val="center"/>
+          </w:tcPr>
+          <w:p>
+            <w:pPr>
+              <w:snapToGrid w:val="0"/>
+              <w:spacing w:before="20" w:after="20" w:line="240" w:lineRule="auto"/>
+              <w:ind w:firstLine="0"/>
+              <w:jc w:val="center"/>
+            </w:pPr>
+            <w:r>
+              <w:t>15,65</w:t>
+            </w:r>
+          </w:p>
+        </w:tc>
+        <w:tc>
+          <w:tcPr>
+            <w:tcW w:w="2333" w:type="dxa"/>
+            <w:vAlign w:val="center"/>
+          </w:tcPr>
+          <w:p>
+            <w:pPr>
+              <w:snapToGrid w:val="0"/>
+              <w:spacing w:before="20" w:after="20" w:line="240" w:lineRule="auto"/>
+              <w:ind w:firstLine="0"/>
+              <w:jc w:val="center"/>
+            </w:pPr>
+            <w:r>
+              <w:t>22,81</w:t>
+            </w:r>
+          </w:p>
+        </w:tc>
+        <w:tc>
+          <w:tcPr>
+            <w:tcW w:w="2334" w:type="dxa"/>
+            <w:vAlign w:val="center"/>
+          </w:tcPr>
+          <w:p>
+            <w:pPr>
+              <w:snapToGrid w:val="0"/>
+              <w:spacing w:before="20" w:after="20" w:line="240" w:lineRule="auto"/>
+              <w:ind w:firstLine="0"/>
+              <w:jc w:val="center"/>
+            </w:pPr>
+            <w:r>
+              <w:t>40,67</w:t>
+            </w:r>
+          </w:p>
+        </w:tc>
+      </w:tr>
+      <w:tr>
+        <w:trPr>
+          <w:cantSplit/>
+        </w:trPr>
+        <w:tc>
+          <w:tcPr>
+            <w:tcW w:w="1788" w:type="dxa"/>
+            <w:vAlign w:val="center"/>
+          </w:tcPr>
+          <w:p>
+            <w:pPr>
+              <w:snapToGrid w:val="0"/>
+              <w:spacing w:before="20" w:after="20" w:line="240" w:lineRule="auto"/>
+              <w:ind w:firstLine="0"/>
+              <w:jc w:val="center"/>
+            </w:pPr>
+            <w:r>
+              <w:t>18</w:t>
+            </w:r>
+          </w:p>
+        </w:tc>
+        <w:tc>
+          <w:tcPr>
+            <w:tcW w:w="2333" w:type="dxa"/>
+            <w:vAlign w:val="center"/>
+          </w:tcPr>
+          <w:p>
+            <w:pPr>
+              <w:snapToGrid w:val="0"/>
+              <w:spacing w:before="20" w:after="20" w:line="240" w:lineRule="auto"/>
+              <w:ind w:firstLine="0"/>
+              <w:jc w:val="center"/>
+            </w:pPr>
+            <w:r>
+              <w:t>17,03</w:t>
+            </w:r>
+          </w:p>
+        </w:tc>
+        <w:tc>
+          <w:tcPr>
+            <w:tcW w:w="2333" w:type="dxa"/>
+            <w:vAlign w:val="center"/>
+          </w:tcPr>
+          <w:p>
+            <w:pPr>
+              <w:snapToGrid w:val="0"/>
+              <w:spacing w:before="20" w:after="20" w:line="240" w:lineRule="auto"/>
+              <w:ind w:firstLine="0"/>
+              <w:jc w:val="center"/>
+            </w:pPr>
+            <w:r>
+              <w:t>23,01</w:t>
+            </w:r>
+          </w:p>
+        </w:tc>
+        <w:tc>
+          <w:tcPr>
+            <w:tcW w:w="2334" w:type="dxa"/>
+            <w:vAlign w:val="center"/>
+          </w:tcPr>
+          <w:p>
+            <w:pPr>
+              <w:snapToGrid w:val="0"/>
+              <w:spacing w:before="20" w:after="20" w:line="240" w:lineRule="auto"/>
+              <w:ind w:firstLine="0"/>
+              <w:jc w:val="center"/>
+            </w:pPr>
+            <w:r>
+              <w:t>40,67</w:t>
+            </w:r>
+          </w:p>
+        </w:tc>
+      </w:tr>
+      <w:tr>
+        <w:trPr>
+          <w:cantSplit/>
+        </w:trPr>
+        <w:tc>
+          <w:tcPr>
+            <w:tcW w:w="1788" w:type="dxa"/>
+            <w:vAlign w:val="center"/>
+          </w:tcPr>
+          <w:p>
+            <w:pPr>
+              <w:snapToGrid w:val="0"/>
+              <w:spacing w:before="20" w:after="20" w:line="240" w:lineRule="auto"/>
+              <w:ind w:firstLine="0"/>
+              <w:jc w:val="center"/>
+            </w:pPr>
+            <w:r>
+              <w:t>19</w:t>
+            </w:r>
+          </w:p>
+        </w:tc>
+        <w:tc>
+          <w:tcPr>
+            <w:tcW w:w="2333" w:type="dxa"/>
+            <w:vAlign w:val="center"/>
+          </w:tcPr>
+          <w:p>
+            <w:pPr>
+              <w:snapToGrid w:val="0"/>
+              <w:spacing w:before="20" w:after="20" w:line="240" w:lineRule="auto"/>
+              <w:ind w:firstLine="0"/>
+              <w:jc w:val="center"/>
+            </w:pPr>
+            <w:r>
+              <w:t>15,05</w:t>
+            </w:r>
+          </w:p>
+        </w:tc>
+        <w:tc>
+          <w:tcPr>
+            <w:tcW w:w="2333" w:type="dxa"/>
+            <w:vAlign w:val="center"/>
+          </w:tcPr>
+          <w:p>
+            <w:pPr>
+              <w:snapToGrid w:val="0"/>
+              <w:spacing w:before="20" w:after="20" w:line="240" w:lineRule="auto"/>
+              <w:ind w:firstLine="0"/>
+              <w:jc w:val="center"/>
+            </w:pPr>
+            <w:r>
+              <w:t>24,04</w:t>
+            </w:r>
+          </w:p>
+        </w:tc>
+        <w:tc>
+          <w:tcPr>
+            <w:tcW w:w="2334" w:type="dxa"/>
+            <w:vAlign w:val="center"/>
+          </w:tcPr>
+          <w:p>
+            <w:pPr>
+              <w:snapToGrid w:val="0"/>
+              <w:spacing w:before="20" w:after="20" w:line="240" w:lineRule="auto"/>
+              <w:ind w:firstLine="0"/>
+              <w:jc w:val="center"/>
+            </w:pPr>
+            <w:r>
+              <w:t>41,21</w:t>
+            </w:r>
+          </w:p>
+        </w:tc>
+      </w:tr>
+      <w:tr>
+        <w:trPr>
+          <w:cantSplit/>
+        </w:trPr>
+        <w:tc>
+          <w:tcPr>
+            <w:tcW w:w="1788" w:type="dxa"/>
+            <w:vAlign w:val="center"/>
+          </w:tcPr>
+          <w:p>
+            <w:pPr>
+              <w:snapToGrid w:val="0"/>
+              <w:spacing w:before="20" w:after="20" w:line="240" w:lineRule="auto"/>
+              <w:ind w:firstLine="0"/>
+              <w:jc w:val="center"/>
+            </w:pPr>
+            <w:r>
+              <w:t>20</w:t>
+            </w:r>
+          </w:p>
+        </w:tc>
+        <w:tc>
+          <w:tcPr>
+            <w:tcW w:w="2333" w:type="dxa"/>
+            <w:vAlign w:val="center"/>
+          </w:tcPr>
+          <w:p>
+            <w:pPr>
+              <w:snapToGrid w:val="0"/>
+              <w:spacing w:before="20" w:after="20" w:line="240" w:lineRule="auto"/>
+              <w:ind w:firstLine="0"/>
+              <w:jc w:val="center"/>
+            </w:pPr>
+            <w:r>
+              <w:t>16,16</w:t>
+            </w:r>
+          </w:p>
+        </w:tc>
+        <w:tc>
+          <w:tcPr>
+            <w:tcW w:w="2333" w:type="dxa"/>
+            <w:vAlign w:val="center"/>
+          </w:tcPr>
+          <w:p>
+            <w:pPr>
+              <w:snapToGrid w:val="0"/>
+              <w:spacing w:before="20" w:after="20" w:line="240" w:lineRule="auto"/>
+              <w:ind w:firstLine="0"/>
+              <w:jc w:val="center"/>
+            </w:pPr>
+            <w:r>
+              <w:t>23,43</w:t>
+            </w:r>
+          </w:p>
+        </w:tc>
+        <w:tc>
+          <w:tcPr>
+            <w:tcW w:w="2334" w:type="dxa"/>
+            <w:vAlign w:val="center"/>
+          </w:tcPr>
+          <w:p>
+            <w:pPr>
+              <w:snapToGrid w:val="0"/>
+              <w:spacing w:before="20" w:after="20" w:line="240" w:lineRule="auto"/>
+              <w:ind w:firstLine="0"/>
+              <w:jc w:val="center"/>
+            </w:pPr>
+            <w:r>
+              <w:t>37,50</w:t>
+            </w:r>
+          </w:p>
+        </w:tc>
+      </w:tr>
+      <w:tr>
+        <w:trPr>
+          <w:cantSplit/>
+        </w:trPr>
+        <w:tc>
+          <w:tcPr>
+            <w:tcW w:w="1788" w:type="dxa"/>
+            <w:vAlign w:val="center"/>
+          </w:tcPr>
+          <w:p>
+            <w:pPr>
+              <w:snapToGrid w:val="0"/>
+              <w:spacing w:before="20" w:after="20" w:line="240" w:lineRule="auto"/>
+              <w:ind w:firstLine="0"/>
+              <w:jc w:val="center"/>
+            </w:pPr>
+            <w:r>
+              <w:t>21</w:t>
+            </w:r>
+          </w:p>
+        </w:tc>
+        <w:tc>
+          <w:tcPr>
+            <w:tcW w:w="2333" w:type="dxa"/>
+            <w:vAlign w:val="center"/>
+          </w:tcPr>
+          <w:p>
+            <w:pPr>
+              <w:snapToGrid w:val="0"/>
+              <w:spacing w:before="20" w:after="20" w:line="240" w:lineRule="auto"/>
+              <w:ind w:firstLine="0"/>
+              <w:jc w:val="center"/>
+            </w:pPr>
+            <w:r>
+              <w:t>15,53</w:t>
+            </w:r>
+          </w:p>
+        </w:tc>
+        <w:tc>
+          <w:tcPr>
+            <w:tcW w:w="2333" w:type="dxa"/>
+            <w:vAlign w:val="center"/>
+          </w:tcPr>
+          <w:p>
+            <w:pPr>
+              <w:snapToGrid w:val="0"/>
+              <w:spacing w:before="20" w:after="20" w:line="240" w:lineRule="auto"/>
+              <w:ind w:firstLine="0"/>
+              <w:jc w:val="center"/>
+            </w:pPr>
+            <w:r>
+              <w:t>25,80</w:t>
+            </w:r>
+          </w:p>
+        </w:tc>
+        <w:tc>
+          <w:tcPr>
+            <w:tcW w:w="2334" w:type="dxa"/>
+            <w:vAlign w:val="center"/>
+          </w:tcPr>
+          <w:p>
+            <w:pPr>
+              <w:snapToGrid w:val="0"/>
+              <w:spacing w:before="20" w:after="20" w:line="240" w:lineRule="auto"/>
+              <w:ind w:firstLine="0"/>
+              <w:jc w:val="center"/>
+            </w:pPr>
+            <w:r>
+              <w:t>37,12</w:t>
+            </w:r>
+          </w:p>
+        </w:tc>
+      </w:tr>
+      <w:tr>
+        <w:trPr>
+          <w:cantSplit/>
+        </w:trPr>
+        <w:tc>
+          <w:tcPr>
+            <w:tcW w:w="1788" w:type="dxa"/>
+            <w:vAlign w:val="center"/>
+          </w:tcPr>
+          <w:p>
+            <w:pPr>
+              <w:snapToGrid w:val="0"/>
+              <w:spacing w:before="20" w:after="20" w:line="240" w:lineRule="auto"/>
+              <w:ind w:firstLine="0"/>
+              <w:jc w:val="center"/>
+            </w:pPr>
+            <w:r>
+              <w:t>22</w:t>
+            </w:r>
+          </w:p>
+        </w:tc>
+        <w:tc>
+          <w:tcPr>
+            <w:tcW w:w="2333" w:type="dxa"/>
+            <w:vAlign w:val="center"/>
+          </w:tcPr>
+          <w:p>
+            <w:pPr>
+              <w:snapToGrid w:val="0"/>
+              <w:spacing w:before="20" w:after="20" w:line="240" w:lineRule="auto"/>
+              <w:ind w:firstLine="0"/>
+              <w:jc w:val="center"/>
+            </w:pPr>
+            <w:r>
+              <w:t>16,85</w:t>
+            </w:r>
+          </w:p>
+        </w:tc>
+        <w:tc>
+          <w:tcPr>
+            <w:tcW w:w="2333" w:type="dxa"/>
+            <w:vAlign w:val="center"/>
+          </w:tcPr>
+          <w:p>
+            <w:pPr>
+              <w:snapToGrid w:val="0"/>
+              <w:spacing w:before="20" w:after="20" w:line="240" w:lineRule="auto"/>
+              <w:ind w:firstLine="0"/>
+              <w:jc w:val="center"/>
+            </w:pPr>
+            <w:r>
+              <w:t>26,40</w:t>
+            </w:r>
+          </w:p>
+        </w:tc>
+        <w:tc>
+          <w:tcPr>
+            <w:tcW w:w="2334" w:type="dxa"/>
+            <w:vAlign w:val="center"/>
+          </w:tcPr>
+          <w:p>
+            <w:pPr>
+              <w:snapToGrid w:val="0"/>
+              <w:spacing w:before="20" w:after="20" w:line="240" w:lineRule="auto"/>
+              <w:ind w:firstLine="0"/>
+              <w:jc w:val="center"/>
+            </w:pPr>
+            <w:r>
+              <w:t>41,10</w:t>
+            </w:r>
+          </w:p>
+        </w:tc>
+      </w:tr>
+      <w:tr>
+        <w:trPr>
+          <w:cantSplit/>
+        </w:trPr>
+        <w:tc>
+          <w:tcPr>
+            <w:tcW w:w="1788" w:type="dxa"/>
+            <w:vAlign w:val="center"/>
+          </w:tcPr>
+          <w:p>
+            <w:pPr>
+              <w:snapToGrid w:val="0"/>
+              <w:spacing w:before="20" w:after="20" w:line="240" w:lineRule="auto"/>
+              <w:ind w:firstLine="0"/>
+              <w:jc w:val="center"/>
+            </w:pPr>
+            <w:r>
+              <w:t>23</w:t>
+            </w:r>
+          </w:p>
+        </w:tc>
+        <w:tc>
+          <w:tcPr>
+            <w:tcW w:w="2333" w:type="dxa"/>
+            <w:vAlign w:val="center"/>
+          </w:tcPr>
+          <w:p>
+            <w:pPr>
+              <w:snapToGrid w:val="0"/>
+              <w:spacing w:before="20" w:after="20" w:line="240" w:lineRule="auto"/>
+              <w:ind w:firstLine="0"/>
+              <w:jc w:val="center"/>
+            </w:pPr>
+            <w:r>
+              <w:t>15,10</w:t>
+            </w:r>
+          </w:p>
+        </w:tc>
+        <w:tc>
+          <w:tcPr>
+            <w:tcW w:w="2333" w:type="dxa"/>
+            <w:vAlign w:val="center"/>
+          </w:tcPr>
+          <w:p>
+            <w:pPr>
+              <w:snapToGrid w:val="0"/>
+              <w:spacing w:before="20" w:after="20" w:line="240" w:lineRule="auto"/>
+              <w:ind w:firstLine="0"/>
+              <w:jc w:val="center"/>
+            </w:pPr>
+            <w:r>
+              <w:t>23,41</w:t>
+            </w:r>
+          </w:p>
+        </w:tc>
+        <w:tc>
+          <w:tcPr>
+            <w:tcW w:w="2334" w:type="dxa"/>
+            <w:vAlign w:val="center"/>
+          </w:tcPr>
+          <w:p>
+            <w:pPr>
+              <w:snapToGrid w:val="0"/>
+              <w:spacing w:before="20" w:after="20" w:line="240" w:lineRule="auto"/>
+              <w:ind w:firstLine="0"/>
+              <w:jc w:val="center"/>
+            </w:pPr>
+            <w:r>
+              <w:t>38,48</w:t>
+            </w:r>
+          </w:p>
+        </w:tc>
+      </w:tr>
+      <w:tr>
+        <w:trPr>
+          <w:cantSplit/>
+        </w:trPr>
+        <w:tc>
+          <w:tcPr>
+            <w:tcW w:w="1788" w:type="dxa"/>
+            <w:vAlign w:val="center"/>
+          </w:tcPr>
+          <w:p>
+            <w:pPr>
+              <w:snapToGrid w:val="0"/>
+              <w:spacing w:before="20" w:after="20" w:line="240" w:lineRule="auto"/>
+              <w:ind w:firstLine="0"/>
+              <w:jc w:val="center"/>
+            </w:pPr>
+            <w:r>
+              <w:t>24</w:t>
+            </w:r>
+          </w:p>
+        </w:tc>
+        <w:tc>
+          <w:tcPr>
+            <w:tcW w:w="2333" w:type="dxa"/>
+            <w:vAlign w:val="center"/>
+          </w:tcPr>
+          <w:p>
+            <w:pPr>
+              <w:snapToGrid w:val="0"/>
+              <w:spacing w:before="20" w:after="20" w:line="240" w:lineRule="auto"/>
+              <w:ind w:firstLine="0"/>
+              <w:jc w:val="center"/>
+            </w:pPr>
+            <w:r>
+              <w:t>14,78</w:t>
+            </w:r>
+          </w:p>
+        </w:tc>
+        <w:tc>
+          <w:tcPr>
+            <w:tcW w:w="2333" w:type="dxa"/>
+            <w:vAlign w:val="center"/>
+          </w:tcPr>
+          <w:p>
+            <w:pPr>
+              <w:snapToGrid w:val="0"/>
+              <w:spacing w:before="20" w:after="20" w:line="240" w:lineRule="auto"/>
+              <w:ind w:firstLine="0"/>
+              <w:jc w:val="center"/>
+            </w:pPr>
+            <w:r>
+              <w:t>23,31</w:t>
+            </w:r>
+          </w:p>
+        </w:tc>
+        <w:tc>
+          <w:tcPr>
+            <w:tcW w:w="2334" w:type="dxa"/>
+            <w:vAlign w:val="center"/>
+          </w:tcPr>
+          <w:p>
+            <w:pPr>
+              <w:snapToGrid w:val="0"/>
+              <w:spacing w:before="20" w:after="20" w:line="240" w:lineRule="auto"/>
+              <w:ind w:firstLine="0"/>
+              <w:jc w:val="center"/>
+            </w:pPr>
+            <w:r>
+              <w:t>39,58</w:t>
+            </w:r>
+          </w:p>
+        </w:tc>
+      </w:tr>
+      <w:tr>
+        <w:trPr>
+          <w:cantSplit/>
+        </w:trPr>
+        <w:tc>
+          <w:tcPr>
+            <w:tcW w:w="1788" w:type="dxa"/>
+            <w:vAlign w:val="center"/>
+          </w:tcPr>
+          <w:p>
+            <w:pPr>
+              <w:snapToGrid w:val="0"/>
+              <w:spacing w:before="20" w:after="20" w:line="240" w:lineRule="auto"/>
+              <w:ind w:firstLine="0"/>
+              <w:jc w:val="center"/>
+            </w:pPr>
+            <w:r>
+              <w:t>25</w:t>
+            </w:r>
+          </w:p>
+        </w:tc>
+        <w:tc>
+          <w:tcPr>
+            <w:tcW w:w="2333" w:type="dxa"/>
+            <w:vAlign w:val="center"/>
+          </w:tcPr>
+          <w:p>
+            <w:pPr>
+              <w:snapToGrid w:val="0"/>
+              <w:spacing w:before="20" w:after="20" w:line="240" w:lineRule="auto"/>
+              <w:ind w:firstLine="0"/>
+              <w:jc w:val="center"/>
+            </w:pPr>
+            <w:r>
+              <w:t>15,05</w:t>
+            </w:r>
+          </w:p>
+        </w:tc>
+        <w:tc>
+          <w:tcPr>
+            <w:tcW w:w="2333" w:type="dxa"/>
+            <w:vAlign w:val="center"/>
+          </w:tcPr>
+          <w:p>
+            <w:pPr>
+              <w:snapToGrid w:val="0"/>
+              <w:spacing w:before="20" w:after="20" w:line="240" w:lineRule="auto"/>
+              <w:ind w:firstLine="0"/>
+              <w:jc w:val="center"/>
+            </w:pPr>
+            <w:r>
+              <w:t>24,08</w:t>
+            </w:r>
+          </w:p>
+        </w:tc>
+        <w:tc>
+          <w:tcPr>
+            <w:tcW w:w="2334" w:type="dxa"/>
+            <w:vAlign w:val="center"/>
+          </w:tcPr>
+          <w:p>
+            <w:pPr>
+              <w:snapToGrid w:val="0"/>
+              <w:spacing w:before="20" w:after="20" w:line="240" w:lineRule="auto"/>
+              <w:ind w:firstLine="0"/>
+              <w:jc w:val="center"/>
+            </w:pPr>
+            <w:r>
+              <w:t>37,68</w:t>
+            </w:r>
+          </w:p>
+        </w:tc>
+      </w:tr>
+      <w:tr>
+        <w:trPr>
+          <w:cantSplit/>
+        </w:trPr>
+        <w:tc>
+          <w:tcPr>
+            <w:tcW w:w="1788" w:type="dxa"/>
+            <w:vAlign w:val="center"/>
+          </w:tcPr>
+          <w:p>
+            <w:pPr>
+              <w:snapToGrid w:val="0"/>
+              <w:spacing w:before="20" w:after="20" w:line="240" w:lineRule="auto"/>
+              <w:ind w:firstLine="0"/>
+              <w:jc w:val="center"/>
+            </w:pPr>
+            <w:r>
+              <w:t>26</w:t>
+            </w:r>
+          </w:p>
+        </w:tc>
+        <w:tc>
+          <w:tcPr>
+            <w:tcW w:w="2333" w:type="dxa"/>
+            <w:vAlign w:val="center"/>
+          </w:tcPr>
+          <w:p>
+            <w:pPr>
+              <w:snapToGrid w:val="0"/>
+              <w:spacing w:before="20" w:after="20" w:line="240" w:lineRule="auto"/>
+              <w:ind w:firstLine="0"/>
+              <w:jc w:val="center"/>
+            </w:pPr>
+            <w:r>
+              <w:t>15,15</w:t>
+            </w:r>
+          </w:p>
+        </w:tc>
+        <w:tc>
+          <w:tcPr>
+            <w:tcW w:w="2333" w:type="dxa"/>
+            <w:vAlign w:val="center"/>
+          </w:tcPr>
+          <w:p>
+            <w:pPr>
+              <w:snapToGrid w:val="0"/>
+              <w:spacing w:before="20" w:after="20" w:line="240" w:lineRule="auto"/>
+              <w:ind w:firstLine="0"/>
+              <w:jc w:val="center"/>
+            </w:pPr>
+            <w:r>
+              <w:t>24,01</w:t>
+            </w:r>
+          </w:p>
+        </w:tc>
+        <w:tc>
+          <w:tcPr>
+            <w:tcW w:w="2334" w:type="dxa"/>
+            <w:vAlign w:val="center"/>
+          </w:tcPr>
+          <w:p>
+            <w:pPr>
+              <w:snapToGrid w:val="0"/>
+              <w:spacing w:before="20" w:after="20" w:line="240" w:lineRule="auto"/>
+              <w:ind w:firstLine="0"/>
+              <w:jc w:val="center"/>
+            </w:pPr>
+            <w:r>
+              <w:t>37,62</w:t>
+            </w:r>
+          </w:p>
+        </w:tc>
+      </w:tr>
+      <w:tr>
+        <w:trPr>
+          <w:cantSplit/>
+        </w:trPr>
+        <w:tc>
+          <w:tcPr>
+            <w:tcW w:w="1788" w:type="dxa"/>
+            <w:vAlign w:val="center"/>
+          </w:tcPr>
+          <w:p>
+            <w:pPr>
+              <w:snapToGrid w:val="0"/>
+              <w:spacing w:before="20" w:after="20" w:line="240" w:lineRule="auto"/>
+              <w:ind w:firstLine="0"/>
+              <w:jc w:val="center"/>
+            </w:pPr>
+            <w:r>
+              <w:t>27</w:t>
+            </w:r>
+          </w:p>
+        </w:tc>
+        <w:tc>
+          <w:tcPr>
+            <w:tcW w:w="2333" w:type="dxa"/>
+            <w:vAlign w:val="center"/>
+          </w:tcPr>
+          <w:p>
+            <w:pPr>
+              <w:snapToGrid w:val="0"/>
+              <w:spacing w:before="20" w:after="20" w:line="240" w:lineRule="auto"/>
+              <w:ind w:firstLine="0"/>
+              <w:jc w:val="center"/>
+            </w:pPr>
+            <w:r>
+              <w:t>16,47</w:t>
+            </w:r>
+          </w:p>
+        </w:tc>
+        <w:tc>
+          <w:tcPr>
+            <w:tcW w:w="2333" w:type="dxa"/>
+            <w:vAlign w:val="center"/>
+          </w:tcPr>
+          <w:p>
+            <w:pPr>
+              <w:snapToGrid w:val="0"/>
+              <w:spacing w:before="20" w:after="20" w:line="240" w:lineRule="auto"/>
+              <w:ind w:firstLine="0"/>
+              <w:jc w:val="center"/>
+            </w:pPr>
+            <w:r>
+              <w:t>22,14</w:t>
+            </w:r>
+          </w:p>
+        </w:tc>
+        <w:tc>
+          <w:tcPr>
+            <w:tcW w:w="2334" w:type="dxa"/>
+            <w:vAlign w:val="center"/>
+          </w:tcPr>
+          <w:p>
+            <w:pPr>
+              <w:snapToGrid w:val="0"/>
+              <w:spacing w:before="20" w:after="20" w:line="240" w:lineRule="auto"/>
+              <w:ind w:firstLine="0"/>
+              <w:jc w:val="center"/>
+            </w:pPr>
+            <w:r>
+              <w:t>40,02</w:t>
+            </w:r>
+          </w:p>
+        </w:tc>
+      </w:tr>
+      <w:tr>
+        <w:trPr>
+          <w:cantSplit/>
+        </w:trPr>
+        <w:tc>
+          <w:tcPr>
+            <w:tcW w:w="1788" w:type="dxa"/>
+            <w:vAlign w:val="center"/>
+          </w:tcPr>
+          <w:p>
+            <w:pPr>
+              <w:snapToGrid w:val="0"/>
+              <w:spacing w:before="20" w:after="20" w:line="240" w:lineRule="auto"/>
+              <w:ind w:firstLine="0"/>
+              <w:jc w:val="center"/>
+            </w:pPr>
+            <w:r>
+              <w:t>28</w:t>
+            </w:r>
+          </w:p>
+        </w:tc>
+        <w:tc>
+          <w:tcPr>
+            <w:tcW w:w="2333" w:type="dxa"/>
+            <w:vAlign w:val="center"/>
+          </w:tcPr>
+          <w:p>
+            <w:pPr>
+              <w:snapToGrid w:val="0"/>
+              <w:spacing w:before="20" w:after="20" w:line="240" w:lineRule="auto"/>
+              <w:ind w:firstLine="0"/>
+              <w:jc w:val="center"/>
+            </w:pPr>
+            <w:r>
+              <w:t>14,40</w:t>
+            </w:r>
+          </w:p>
+        </w:tc>
+        <w:tc>
+          <w:tcPr>
+            <w:tcW w:w="2333" w:type="dxa"/>
+            <w:vAlign w:val="center"/>
+          </w:tcPr>
+          <w:p>
+            <w:pPr>
+              <w:snapToGrid w:val="0"/>
+              <w:spacing w:before="20" w:after="20" w:line="240" w:lineRule="auto"/>
+              <w:ind w:firstLine="0"/>
+              <w:jc w:val="center"/>
+            </w:pPr>
+            <w:r>
+              <w:t>22,09</w:t>
+            </w:r>
+          </w:p>
+        </w:tc>
+        <w:tc>
+          <w:tcPr>
+            <w:tcW w:w="2334" w:type="dxa"/>
+            <w:vAlign w:val="center"/>
+          </w:tcPr>
+          <w:p>
+            <w:pPr>
+              <w:snapToGrid w:val="0"/>
+              <w:spacing w:before="20" w:after="20" w:line="240" w:lineRule="auto"/>
+              <w:ind w:firstLine="0"/>
+              <w:jc w:val="center"/>
+            </w:pPr>
+            <w:r>
+              <w:t>41,08</w:t>
+            </w:r>
+          </w:p>
+        </w:tc>
+      </w:tr>
+      <w:tr>
+        <w:trPr>
+          <w:cantSplit/>
+        </w:trPr>
+        <w:tc>
+          <w:tcPr>
+            <w:tcW w:w="1788" w:type="dxa"/>
+            <w:vAlign w:val="center"/>
+          </w:tcPr>
+          <w:p>
+            <w:pPr>
+              <w:snapToGrid w:val="0"/>
+              <w:spacing w:before="20" w:after="20" w:line="240" w:lineRule="auto"/>
+              <w:ind w:firstLine="0"/>
+              <w:jc w:val="center"/>
+            </w:pPr>
+            <w:r>
+              <w:t>29</w:t>
+            </w:r>
+          </w:p>
+        </w:tc>
+        <w:tc>
+          <w:tcPr>
+            <w:tcW w:w="2333" w:type="dxa"/>
+            <w:vAlign w:val="center"/>
+          </w:tcPr>
+          <w:p>
+            <w:pPr>
+              <w:snapToGrid w:val="0"/>
+              <w:spacing w:before="20" w:after="20" w:line="240" w:lineRule="auto"/>
+              <w:ind w:firstLine="0"/>
+              <w:jc w:val="center"/>
+            </w:pPr>
+            <w:r>
+              <w:t>16,20</w:t>
+            </w:r>
+          </w:p>
+        </w:tc>
+        <w:tc>
+          <w:tcPr>
+            <w:tcW w:w="2333" w:type="dxa"/>
+            <w:vAlign w:val="center"/>
+          </w:tcPr>
+          <w:p>
+            <w:pPr>
+              <w:snapToGrid w:val="0"/>
+              <w:spacing w:before="20" w:after="20" w:line="240" w:lineRule="auto"/>
+              <w:ind w:firstLine="0"/>
+              <w:jc w:val="center"/>
+            </w:pPr>
+            <w:r>
+              <w:t>22,16</w:t>
+            </w:r>
+          </w:p>
+        </w:tc>
+        <w:tc>
+          <w:tcPr>
+            <w:tcW w:w="2334" w:type="dxa"/>
+            <w:vAlign w:val="center"/>
+          </w:tcPr>
+          <w:p>
+            <w:pPr>
+              <w:snapToGrid w:val="0"/>
+              <w:spacing w:before="20" w:after="20" w:line="240" w:lineRule="auto"/>
+              <w:ind w:firstLine="0"/>
+              <w:jc w:val="center"/>
+            </w:pPr>
+            <w:r>
+              <w:t>39,99</w:t>
+            </w:r>
+          </w:p>
+        </w:tc>
+      </w:tr>
+      <w:tr>
+        <w:trPr>
+          <w:cantSplit/>
+        </w:trPr>
+        <w:tc>
+          <w:tcPr>
+            <w:tcW w:w="1788" w:type="dxa"/>
             <w:vAlign w:val="center"/>
           </w:tcPr>
           <w:p>
             <w:pPr>
               <w:keepNext/>
-              <w:spacing w:before="40" w:after="40"/>
-              <w:ind w:firstLine="0"/>
-              <w:jc w:val="center"/>
-            </w:pPr>
-            <w:r>
-              <w:t>TB (Mean)</w:t>
-            </w:r>
-          </w:p>
-        </w:tc>
-        <w:tc>
-          <w:tcPr>
-            <w:tcW w:w="1149" w:type="dxa"/>
+              <w:snapToGrid w:val="0"/>
+              <w:spacing w:before="20" w:after="20" w:line="240" w:lineRule="auto"/>
+              <w:ind w:firstLine="0"/>
+              <w:jc w:val="center"/>
+            </w:pPr>
+            <w:r>
+              <w:t>30</w:t>
+            </w:r>
+          </w:p>
+        </w:tc>
+        <w:tc>
+          <w:tcPr>
+            <w:tcW w:w="2333" w:type="dxa"/>
             <w:vAlign w:val="center"/>
           </w:tcPr>
           <w:p>
             <w:pPr>
               <w:keepNext/>
-              <w:spacing w:before="40" w:after="40"/>
-              <w:ind w:firstLine="0"/>
-              <w:jc w:val="center"/>
-            </w:pPr>
-            <w:r>
-              <w:t>15,26</w:t>
-            </w:r>
-          </w:p>
-        </w:tc>
-        <w:tc>
-          <w:tcPr>
-            <w:tcW w:w="1149" w:type="dxa"/>
+              <w:snapToGrid w:val="0"/>
+              <w:spacing w:before="20" w:after="20" w:line="240" w:lineRule="auto"/>
+              <w:ind w:firstLine="0"/>
+              <w:jc w:val="center"/>
+            </w:pPr>
+            <w:r>
+              <w:t>14,34</w:t>
+            </w:r>
+          </w:p>
+        </w:tc>
+        <w:tc>
+          <w:tcPr>
+            <w:tcW w:w="2333" w:type="dxa"/>
             <w:vAlign w:val="center"/>
           </w:tcPr>
           <w:p>
             <w:pPr>
               <w:keepNext/>
-              <w:spacing w:before="40" w:after="40"/>
-              <w:ind w:firstLine="0"/>
-              <w:jc w:val="center"/>
-            </w:pPr>
-            <w:r>
-              <w:t>23,88</w:t>
-            </w:r>
-          </w:p>
-        </w:tc>
-        <w:tc>
-          <w:tcPr>
-            <w:tcW w:w="1146" w:type="dxa"/>
+              <w:snapToGrid w:val="0"/>
+              <w:spacing w:before="20" w:after="20" w:line="240" w:lineRule="auto"/>
+              <w:ind w:firstLine="0"/>
+              <w:jc w:val="center"/>
+            </w:pPr>
+            <w:r>
+              <w:t>24,33</w:t>
+            </w:r>
+          </w:p>
+        </w:tc>
+        <w:tc>
+          <w:tcPr>
+            <w:tcW w:w="2334" w:type="dxa"/>
             <w:vAlign w:val="center"/>
           </w:tcPr>
           <w:p>
             <w:pPr>
               <w:keepNext/>
-              <w:spacing w:before="40" w:after="40"/>
-              <w:ind w:firstLine="0"/>
-              <w:jc w:val="center"/>
-            </w:pPr>
-            <w:r>
-              <w:t>39,43</w:t>
-            </w:r>
-          </w:p>
-        </w:tc>
-        <w:tc>
-          <w:tcPr>
-            <w:tcW w:w="950" w:type="dxa"/>
-            <w:vAlign w:val="center"/>
-          </w:tcPr>
-          <w:p>
-            <w:pPr>
-              <w:keepNext/>
-              <w:spacing w:before="40" w:after="40"/>
-              <w:ind w:firstLine="0"/>
-              <w:jc w:val="center"/>
-            </w:pPr>
-            <w:r>
-              <w:t>Độ lệch (s)</w:t>
-            </w:r>
-          </w:p>
-        </w:tc>
-        <w:tc>
-          <w:tcPr>
-            <w:tcW w:w="1148" w:type="dxa"/>
-            <w:vAlign w:val="center"/>
-          </w:tcPr>
-          <w:p>
-            <w:pPr>
-              <w:keepNext/>
-              <w:spacing w:before="40" w:after="40"/>
-              <w:ind w:firstLine="0"/>
-              <w:jc w:val="center"/>
-            </w:pPr>
-            <w:r>
-              <w:t>0,94</w:t>
-            </w:r>
-          </w:p>
-        </w:tc>
-        <w:tc>
-          <w:tcPr>
-            <w:tcW w:w="1148" w:type="dxa"/>
-            <w:vAlign w:val="center"/>
-          </w:tcPr>
-          <w:p>
-            <w:pPr>
-              <w:keepNext/>
-              <w:spacing w:before="40" w:after="40"/>
-              <w:ind w:firstLine="0"/>
-              <w:jc w:val="center"/>
-            </w:pPr>
-            <w:r>
-              <w:t>1,23</w:t>
-            </w:r>
-          </w:p>
-        </w:tc>
-        <w:tc>
-          <w:tcPr>
-            <w:tcW w:w="1148" w:type="dxa"/>
-            <w:vAlign w:val="center"/>
-          </w:tcPr>
-          <w:p>
-            <w:pPr>
-              <w:keepNext/>
-              <w:spacing w:before="40" w:after="40"/>
-              <w:ind w:firstLine="0"/>
-              <w:jc w:val="center"/>
-            </w:pPr>
-            <w:r>
-              <w:t>1,38</w:t>
+              <w:snapToGrid w:val="0"/>
+              <w:spacing w:before="20" w:after="20" w:line="240" w:lineRule="auto"/>
+              <w:ind w:firstLine="0"/>
+              <w:jc w:val="center"/>
+            </w:pPr>
+            <w:r>
+              <w:t>38,81</w:t>
             </w:r>
           </w:p>
         </w:tc>
@@ -11908,7 +11080,7 @@
         <w:pStyle w:val="Caption"/>
       </w:pPr>
       <w:r>
-        <w:t>Bảng PL.1. Giá trị RTT chi tiết của 30 lần đo ở ba mức QoS</w:t>
+        <w:t>Bảng PL.1. Giá trị RTT của từng lần đo</w:t>
       </w:r>
     </w:p>
     <w:sectPr>
@@ -12015,7 +11187,7 @@
           <w:rPr>
             <w:noProof/>
           </w:rPr>
-          <w:t>v</w:t>
+          <w:t/>
         </w:r>
         <w:r>
           <w:rPr>
@@ -12068,7 +11240,7 @@
           <w:rPr>
             <w:noProof/>
           </w:rPr>
-          <w:t>8</w:t>
+          <w:t/>
         </w:r>
         <w:r>
           <w:rPr>
